--- a/zht/docx/037.content.docx
+++ b/zht/docx/037.content.docx
@@ -150,26 +150,6 @@
           <w:lang w:val="zh_TW" w:bidi="zh_TW"/>
         </w:rPr>
         <w:t>jia</w:t>
-      </w:r>
-      <w:r>
-        <w:rPr>
-          <w:lang w:val="zh_TW" w:bidi="zh_TW"/>
-        </w:rPr>
-      </w:r>
-    </w:p>
-    <w:p>
-      <w:pPr/>
-      <w:r>
-        <w:rPr>
-          <w:lang w:val="zh_TW" w:bidi="zh_TW"/>
-        </w:rPr>
-      </w:r>
-      <w:r>
-        <w:rPr>
-          <w:i/>
-          <w:lang w:val="zh_TW" w:bidi="zh_TW"/>
-        </w:rPr>
-        <w:t>加利利的打魚生活, 迦南宗教, 家庭, 家庭、群體與性方面的罪, 假先知</w:t>
       </w:r>
       <w:r>
         <w:rPr>

--- a/zht/docx/037.content.docx
+++ b/zht/docx/037.content.docx
@@ -19,7 +19,7 @@
         <w:rPr>
           <w:lang w:val="zh_TW" w:bidi="zh_TW"/>
         </w:rPr>
-        <w:t>Resource: Study Notes - Themes (Tyndale)</w:t>
+        <w:t>Resource: Tyndale Open Study Notes</w:t>
       </w:r>
       <w:r>
         <w:rPr>
@@ -112,7 +112,7 @@
         <w:rPr>
           <w:lang w:val="zh_TW" w:bidi="zh_TW"/>
         </w:rPr>
-        <w:t>Study Notes - Themes (Tyndale)</w:t>
+        <w:t>Tyndale Open Study Notes</w:t>
       </w:r>
     </w:p>
     <w:p>

--- a/zht/docx/037.content.docx
+++ b/zht/docx/037.content.docx
@@ -149,7 +149,7 @@
         <w:rPr>
           <w:lang w:val="zh_TW" w:bidi="zh_TW"/>
         </w:rPr>
-        <w:t>jia</w:t>
+        <w:t>jiang</w:t>
       </w:r>
       <w:r>
         <w:rPr>
@@ -212,7 +212,7 @@
         <w:rPr>
           <w:lang w:val="zh_TW" w:bidi="zh_TW"/>
         </w:rPr>
-        <w:t>加利利的打魚生活</w:t>
+        <w:t>將權柄和責任交付新的領袖</w:t>
       </w:r>
       <w:r>
         <w:rPr>
@@ -231,7 +231,7 @@
         <w:rPr>
           <w:lang w:val="zh_TW" w:bidi="zh_TW"/>
         </w:rPr>
-        <w:t>耶穌對打魚的知識，在四卷福音書中表露無遺。祂常用打魚的比喻來教導人（</w:t>
+        <w:t>基督徒領袖的角色是服事，並為他們帶領的人忍受患難（</w:t>
       </w:r>
       <w:hyperlink r:id="rId13">
         <w:r>
@@ -242,9 +242,15 @@
             <w:color w:val="0000EE"/>
             <w:u w:val="single"/>
           </w:rPr>
-          <w:t>太7:10，</w:t>
-        </w:r>
-      </w:hyperlink>
+          <w:t>可10:35–45</w:t>
+        </w:r>
+      </w:hyperlink>
+      <w:r>
+        <w:rPr>
+          <w:lang w:val="zh_TW" w:bidi="zh_TW"/>
+        </w:rPr>
+        <w:t>）。對使徒保羅來說，理想領導意味著像耶穌基督一樣樹立榜樣。耶穌在十字架上的死，對保羅來說是最重要的事，完全塑造他如何生活。他說：「使我認識……並且曉得和他一起受苦，效法他的死」（</w:t>
+      </w:r>
       <w:hyperlink r:id="rId14">
         <w:r>
           <w:rPr>
@@ -254,14 +260,14 @@
             <w:color w:val="0000EE"/>
             <w:u w:val="single"/>
           </w:rPr>
-          <w:t>13:47–51</w:t>
-        </w:r>
-      </w:hyperlink>
-      <w:r>
-        <w:rPr>
-          <w:lang w:val="zh_TW" w:bidi="zh_TW"/>
-        </w:rPr>
-        <w:t>）。當耶穌呼召第一批門徒時，祂對他們說：「我要叫你們得人如得魚一樣」，意思是他們將幫助人歸向神（</w:t>
+          <w:t>腓3:10</w:t>
+        </w:r>
+      </w:hyperlink>
+      <w:r>
+        <w:rPr>
+          <w:lang w:val="zh_TW" w:bidi="zh_TW"/>
+        </w:rPr>
+        <w:t>；見</w:t>
       </w:r>
       <w:hyperlink r:id="rId15">
         <w:r>
@@ -272,32 +278,14 @@
             <w:color w:val="0000EE"/>
             <w:u w:val="single"/>
           </w:rPr>
-          <w:t>太4:19</w:t>
-        </w:r>
-      </w:hyperlink>
-      <w:r>
-        <w:rPr>
-          <w:lang w:val="zh_TW" w:bidi="zh_TW"/>
-        </w:rPr>
-        <w:t>）。在</w:t>
-      </w:r>
-      <w:hyperlink r:id="rId16">
-        <w:r>
-          <w:rPr>
-            <w:lang w:val="zh_TW" w:bidi="zh_TW"/>
-          </w:rPr>
-          <w:rPr>
-            <w:color w:val="0000EE"/>
-            <w:u w:val="single"/>
-          </w:rPr>
-          <w:t>約翰福音第二十一章</w:t>
-        </w:r>
-      </w:hyperlink>
-      <w:r>
-        <w:rPr>
-          <w:lang w:val="zh_TW" w:bidi="zh_TW"/>
-        </w:rPr>
-        <w:t>中，耶穌從死裡復活後，甚至再次藉著打魚顯現自己給門徒看。</w:t>
+          <w:t>西1:24</w:t>
+        </w:r>
+      </w:hyperlink>
+      <w:r>
+        <w:rPr>
+          <w:lang w:val="zh_TW" w:bidi="zh_TW"/>
+        </w:rPr>
+        <w:t>）。</w:t>
       </w:r>
     </w:p>
     <w:p>
@@ -311,72 +299,25 @@
         <w:rPr>
           <w:lang w:val="zh_TW" w:bidi="zh_TW"/>
         </w:rPr>
-        <w:t>在古代加利利，靠打魚為生的人只使用漁網。他們通常會使用三種不同類型的漁網：</w:t>
-      </w:r>
-    </w:p>
-    <w:p>
-      <w:pPr>
-        <w:pStyle w:val="ListNumber"/>
-        <w:numPr>
-          <w:ilvl w:val="0"/>
-          <w:numId w:val="14"/>
-        </w:numPr>
-        <w:spacing w:line="240" w:lineRule="auto"/>
-        <w:ind w:left="720"/>
-      </w:pPr>
-      <w:r>
-        <w:rPr>
-          <w:lang w:val="zh_TW" w:bidi="zh_TW"/>
-        </w:rPr>
-      </w:r>
-      <w:r>
-        <w:rPr>
-          <w:lang w:val="zh_TW" w:bidi="zh_TW"/>
-        </w:rPr>
-        <w:t>拖網是最古老的漁網類型之一。它像一堵牆，下方繫有鉛錘，上方繫有浮木。人們會先在沿岸拖動此網，然後由船隻將網的鉛繩拉向海中，再拖回岸邊。</w:t>
-        <w:br/>
-      </w:r>
-      <w:r>
-        <w:rPr>
-          <w:lang w:val="zh_TW" w:bidi="zh_TW"/>
-        </w:rPr>
-        <w:t>這種拖網會捕到大量的魚，其中也包括一些猶太律法禁止食用的魚。人們會將魚分類，好的留下，不潔的則丟棄。耶穌曾以拖網作比喻，象徵將來的審判之日（</w:t>
-      </w:r>
-      <w:hyperlink r:id="rId14">
-        <w:r>
-          <w:rPr>
-            <w:lang w:val="zh_TW" w:bidi="zh_TW"/>
-          </w:rPr>
-          <w:rPr>
-            <w:color w:val="0000EE"/>
-            <w:u w:val="single"/>
-          </w:rPr>
-          <w:t>太13:47–51</w:t>
-        </w:r>
-      </w:hyperlink>
-      <w:r>
-        <w:rPr>
-          <w:lang w:val="zh_TW" w:bidi="zh_TW"/>
-        </w:rPr>
-        <w:t>）。</w:t>
-      </w:r>
-    </w:p>
-    <w:p>
-      <w:pPr>
-        <w:pStyle w:val="ListNumber"/>
-        <w:spacing w:line="240" w:lineRule="auto"/>
-        <w:ind w:left="720"/>
-      </w:pPr>
-      <w:r>
-        <w:rPr>
-          <w:lang w:val="zh_TW" w:bidi="zh_TW"/>
-        </w:rPr>
-      </w:r>
-      <w:r>
-        <w:rPr>
-          <w:lang w:val="zh_TW" w:bidi="zh_TW"/>
-        </w:rPr>
-        <w:t>撒網是一種圓形漁網，直徑約十五到二十英尺，網的邊緣繫有鉛錘。漁夫會將它撒向海面，網落水後下沉，將毫無防備的魚網住。漁夫隨後會跳入水中，或一條條地把魚抓出來，或整個收網並拉上船。當耶穌呼召西門和安得烈時，他們正在使用撒網捕魚（</w:t>
+        <w:t>他所指的，不僅是情感上的掙扎或如何處理罪的問題，而是經歷劇烈的身體之痛。保羅為傳福音的對象忍受患難，他總是將他們的救恩，置於自己的安全之上（</w:t>
+      </w:r>
+      <w:hyperlink r:id="rId16">
+        <w:r>
+          <w:rPr>
+            <w:lang w:val="zh_TW" w:bidi="zh_TW"/>
+          </w:rPr>
+          <w:rPr>
+            <w:color w:val="0000EE"/>
+            <w:u w:val="single"/>
+          </w:rPr>
+          <w:t>提後2:10</w:t>
+        </w:r>
+      </w:hyperlink>
+      <w:r>
+        <w:rPr>
+          <w:lang w:val="zh_TW" w:bidi="zh_TW"/>
+        </w:rPr>
+        <w:t>；</w:t>
       </w:r>
       <w:hyperlink r:id="rId17">
         <w:r>
@@ -387,86 +328,7 @@
             <w:color w:val="0000EE"/>
             <w:u w:val="single"/>
           </w:rPr>
-          <w:t>太4:18–20</w:t>
-        </w:r>
-      </w:hyperlink>
-      <w:r>
-        <w:rPr>
-          <w:lang w:val="zh_TW" w:bidi="zh_TW"/>
-        </w:rPr>
-        <w:t>；</w:t>
-      </w:r>
-      <w:hyperlink r:id="rId18">
-        <w:r>
-          <w:rPr>
-            <w:lang w:val="zh_TW" w:bidi="zh_TW"/>
-          </w:rPr>
-          <w:rPr>
-            <w:color w:val="0000EE"/>
-            <w:u w:val="single"/>
-          </w:rPr>
-          <w:t>可1:16–18</w:t>
-        </w:r>
-      </w:hyperlink>
-      <w:r>
-        <w:rPr>
-          <w:lang w:val="zh_TW" w:bidi="zh_TW"/>
-        </w:rPr>
-        <w:t>）。</w:t>
-      </w:r>
-    </w:p>
-    <w:p>
-      <w:pPr>
-        <w:pStyle w:val="ListNumber"/>
-        <w:spacing w:line="240" w:lineRule="auto"/>
-        <w:ind w:left="720"/>
-      </w:pPr>
-      <w:r>
-        <w:rPr>
-          <w:lang w:val="zh_TW" w:bidi="zh_TW"/>
-        </w:rPr>
-      </w:r>
-      <w:r>
-        <w:rPr>
-          <w:lang w:val="zh_TW" w:bidi="zh_TW"/>
-        </w:rPr>
-        <w:t>三層網是唯一仍在使用的漁網類型。它由三層構成：外層的兩張網大小相同，網目寬大；中間是一層鬆散且網目細密的內網，可以在外層網之間自由滑動。漁夫會將三層網呈長條狀撒在水中，通常在夜間使用，一人持網，其他人則驚動魚群，使牠們游向網中。</w:t>
-        <w:br/>
-      </w:r>
-      <w:r>
-        <w:rPr>
-          <w:lang w:val="zh_TW" w:bidi="zh_TW"/>
-        </w:rPr>
-        <w:t>魚會輕易穿過第一層粗網，撞上中間的細網，接著將細網帶入第二層粗網中，最終被困住無法掙脫。漁夫隨後將整張網拖上岸，解開糾纏的漁網，將魚分類，並修補網的破損地方。當耶穌呼召雅各與約翰時，他們正忙於修補三層網（</w:t>
-      </w:r>
-      <w:hyperlink r:id="rId19">
-        <w:r>
-          <w:rPr>
-            <w:lang w:val="zh_TW" w:bidi="zh_TW"/>
-          </w:rPr>
-          <w:rPr>
-            <w:color w:val="0000EE"/>
-            <w:u w:val="single"/>
-          </w:rPr>
-          <w:t>太4:18–22</w:t>
-        </w:r>
-      </w:hyperlink>
-      <w:r>
-        <w:rPr>
-          <w:lang w:val="zh_TW" w:bidi="zh_TW"/>
-        </w:rPr>
-        <w:t>；</w:t>
-      </w:r>
-      <w:hyperlink r:id="rId20">
-        <w:r>
-          <w:rPr>
-            <w:lang w:val="zh_TW" w:bidi="zh_TW"/>
-          </w:rPr>
-          <w:rPr>
-            <w:color w:val="0000EE"/>
-            <w:u w:val="single"/>
-          </w:rPr>
-          <w:t>可1:19–20</w:t>
+          <w:t>林後4:8–12</w:t>
         </w:r>
       </w:hyperlink>
       <w:r>
@@ -487,7 +349,61 @@
         <w:rPr>
           <w:lang w:val="zh_TW" w:bidi="zh_TW"/>
         </w:rPr>
-        <w:t>耶穌叫西門整夜勞碌無功之後，再次下網，西門捕到大量的魚，多得如同神蹟（</w:t>
+        <w:t>一個基督徒領袖的生命，會讓他人看見耶穌在十字架上的死亡。這顯出神如何以大能行事，甚至是透過軟弱的人來行事（</w:t>
+      </w:r>
+      <w:hyperlink r:id="rId18">
+        <w:r>
+          <w:rPr>
+            <w:lang w:val="zh_TW" w:bidi="zh_TW"/>
+          </w:rPr>
+          <w:rPr>
+            <w:color w:val="0000EE"/>
+            <w:u w:val="single"/>
+          </w:rPr>
+          <w:t>林後12:8–10</w:t>
+        </w:r>
+      </w:hyperlink>
+      <w:r>
+        <w:rPr>
+          <w:lang w:val="zh_TW" w:bidi="zh_TW"/>
+        </w:rPr>
+        <w:t>）。儘管人類愚昧無知，這也展示了神的智慧（</w:t>
+      </w:r>
+      <w:hyperlink r:id="rId19">
+        <w:r>
+          <w:rPr>
+            <w:lang w:val="zh_TW" w:bidi="zh_TW"/>
+          </w:rPr>
+          <w:rPr>
+            <w:color w:val="0000EE"/>
+            <w:u w:val="single"/>
+          </w:rPr>
+          <w:t>林前1:18–31</w:t>
+        </w:r>
+      </w:hyperlink>
+      <w:r>
+        <w:rPr>
+          <w:lang w:val="zh_TW" w:bidi="zh_TW"/>
+        </w:rPr>
+        <w:t>）。當保羅呼召使徒提摩太作帶領，他也呼召他「忍受苦難」（</w:t>
+      </w:r>
+      <w:hyperlink r:id="rId20">
+        <w:r>
+          <w:rPr>
+            <w:lang w:val="zh_TW" w:bidi="zh_TW"/>
+          </w:rPr>
+          <w:rPr>
+            <w:color w:val="0000EE"/>
+            <w:u w:val="single"/>
+          </w:rPr>
+          <w:t>提後4:1–5</w:t>
+        </w:r>
+      </w:hyperlink>
+      <w:r>
+        <w:rPr>
+          <w:lang w:val="zh_TW" w:bidi="zh_TW"/>
+        </w:rPr>
+        <w:t>，</w:t>
       </w:r>
       <w:hyperlink r:id="rId21">
         <w:r>
@@ -498,14 +414,14 @@
             <w:color w:val="0000EE"/>
             <w:u w:val="single"/>
           </w:rPr>
-          <w:t>路5:1–11</w:t>
-        </w:r>
-      </w:hyperlink>
-      <w:r>
-        <w:rPr>
-          <w:lang w:val="zh_TW" w:bidi="zh_TW"/>
-        </w:rPr>
-        <w:t>）。類似的情形也發生在</w:t>
+          <w:t>1:8</w:t>
+        </w:r>
+      </w:hyperlink>
+      <w:r>
+        <w:rPr>
+          <w:lang w:val="zh_TW" w:bidi="zh_TW"/>
+        </w:rPr>
+        <w:t>，</w:t>
       </w:r>
       <w:hyperlink r:id="rId22">
         <w:r>
@@ -516,14 +432,50 @@
             <w:color w:val="0000EE"/>
             <w:u w:val="single"/>
           </w:rPr>
-          <w:t>約翰福音二十一章1至11節</w:t>
-        </w:r>
-      </w:hyperlink>
-      <w:r>
-        <w:rPr>
-          <w:lang w:val="zh_TW" w:bidi="zh_TW"/>
-        </w:rPr>
-        <w:t>，當西門彼得打了一整夜的魚卻一條也沒抓到，正要回來的時候。耶穌吩咐他再把網撒下，當時彼得使用的可能是撒網，結果網中充滿了魚，多到幾乎拉不上來。</w:t>
+          <w:t>2:3</w:t>
+        </w:r>
+      </w:hyperlink>
+      <w:r>
+        <w:rPr>
+          <w:lang w:val="zh_TW" w:bidi="zh_TW"/>
+        </w:rPr>
+        <w:t>，</w:t>
+      </w:r>
+      <w:hyperlink r:id="rId23">
+        <w:r>
+          <w:rPr>
+            <w:lang w:val="zh_TW" w:bidi="zh_TW"/>
+          </w:rPr>
+          <w:rPr>
+            <w:color w:val="0000EE"/>
+            <w:u w:val="single"/>
+          </w:rPr>
+          <w:t>4:5</w:t>
+        </w:r>
+      </w:hyperlink>
+      <w:r>
+        <w:rPr>
+          <w:lang w:val="zh_TW" w:bidi="zh_TW"/>
+        </w:rPr>
+        <w:t>）。保羅告訴提摩太不要以十字架為恥（</w:t>
+      </w:r>
+      <w:hyperlink r:id="rId21">
+        <w:r>
+          <w:rPr>
+            <w:lang w:val="zh_TW" w:bidi="zh_TW"/>
+          </w:rPr>
+          <w:rPr>
+            <w:color w:val="0000EE"/>
+            <w:u w:val="single"/>
+          </w:rPr>
+          <w:t>1:8</w:t>
+        </w:r>
+      </w:hyperlink>
+      <w:r>
+        <w:rPr>
+          <w:lang w:val="zh_TW" w:bidi="zh_TW"/>
+        </w:rPr>
+        <w:t>）。</w:t>
       </w:r>
     </w:p>
     <w:p>
@@ -535,10 +487,45 @@
       </w:r>
       <w:r>
         <w:rPr>
-          <w:u w:val="single"/>
-          <w:lang w:val="zh_TW" w:bidi="zh_TW"/>
-        </w:rPr>
-        <w:t>進深研究的經文段落</w:t>
+          <w:lang w:val="zh_TW" w:bidi="zh_TW"/>
+        </w:rPr>
+        <w:t>真正的基督徒領袖必須效法耶穌基督的榜樣，將他人放在首位。領袖專注自己而非基督，就不能活出耶穌的好消息。好領袖會透過服事和關心他人來效法耶穌的榜樣，而不是尋求自己的利益（見</w:t>
+      </w:r>
+      <w:hyperlink r:id="rId24">
+        <w:r>
+          <w:rPr>
+            <w:lang w:val="zh_TW" w:bidi="zh_TW"/>
+          </w:rPr>
+          <w:rPr>
+            <w:color w:val="0000EE"/>
+            <w:u w:val="single"/>
+          </w:rPr>
+          <w:t>腓2:3–8</w:t>
+        </w:r>
+      </w:hyperlink>
+      <w:r>
+        <w:rPr>
+          <w:lang w:val="zh_TW" w:bidi="zh_TW"/>
+        </w:rPr>
+        <w:t>）。這樣的領袖已準備好，面對患難時刻。他們知道，那些與耶穌同死的人也將與祂同活，且那些在患難中持守忠心的人，將分享祂的統治（</w:t>
+      </w:r>
+      <w:hyperlink r:id="rId25">
+        <w:r>
+          <w:rPr>
+            <w:lang w:val="zh_TW" w:bidi="zh_TW"/>
+          </w:rPr>
+          <w:rPr>
+            <w:color w:val="0000EE"/>
+            <w:u w:val="single"/>
+          </w:rPr>
+          <w:t>提後2:11–12</w:t>
+        </w:r>
+      </w:hyperlink>
+      <w:r>
+        <w:rPr>
+          <w:lang w:val="zh_TW" w:bidi="zh_TW"/>
+        </w:rPr>
+        <w:t>）。</w:t>
       </w:r>
     </w:p>
     <w:p>
@@ -548,117 +535,12 @@
           <w:lang w:val="zh_TW" w:bidi="zh_TW"/>
         </w:rPr>
       </w:r>
-      <w:hyperlink r:id="rId23">
-        <w:r>
-          <w:rPr>
-            <w:lang w:val="zh_TW" w:bidi="zh_TW"/>
-          </w:rPr>
-          <w:rPr>
-            <w:color w:val="0000EE"/>
-            <w:u w:val="single"/>
-          </w:rPr>
-          <w:t>太4:19–22，</w:t>
-        </w:r>
-      </w:hyperlink>
-      <w:hyperlink r:id="rId13">
-        <w:r>
-          <w:rPr>
-            <w:lang w:val="zh_TW" w:bidi="zh_TW"/>
-          </w:rPr>
-          <w:rPr>
-            <w:color w:val="0000EE"/>
-            <w:u w:val="single"/>
-          </w:rPr>
-          <w:t>7:10，</w:t>
-        </w:r>
-      </w:hyperlink>
-      <w:hyperlink r:id="rId24">
-        <w:r>
-          <w:rPr>
-            <w:lang w:val="zh_TW" w:bidi="zh_TW"/>
-          </w:rPr>
-          <w:rPr>
-            <w:color w:val="0000EE"/>
-            <w:u w:val="single"/>
-          </w:rPr>
-          <w:t>13:47–48</w:t>
-        </w:r>
-      </w:hyperlink>
-      <w:r>
-        <w:rPr>
-          <w:lang w:val="zh_TW" w:bidi="zh_TW"/>
-        </w:rPr>
-        <w:t>；</w:t>
-      </w:r>
-      <w:hyperlink r:id="rId20">
-        <w:r>
-          <w:rPr>
-            <w:lang w:val="zh_TW" w:bidi="zh_TW"/>
-          </w:rPr>
-          <w:rPr>
-            <w:color w:val="0000EE"/>
-            <w:u w:val="single"/>
-          </w:rPr>
-          <w:t>可1:19–20，</w:t>
-        </w:r>
-      </w:hyperlink>
-      <w:hyperlink r:id="rId25">
-        <w:r>
-          <w:rPr>
-            <w:lang w:val="zh_TW" w:bidi="zh_TW"/>
-          </w:rPr>
-          <w:rPr>
-            <w:color w:val="0000EE"/>
-            <w:u w:val="single"/>
-          </w:rPr>
-          <w:t>6:41</w:t>
-        </w:r>
-      </w:hyperlink>
-      <w:r>
-        <w:rPr>
-          <w:lang w:val="zh_TW" w:bidi="zh_TW"/>
-        </w:rPr>
-        <w:t>；</w:t>
-      </w:r>
-      <w:hyperlink r:id="rId26">
-        <w:r>
-          <w:rPr>
-            <w:lang w:val="zh_TW" w:bidi="zh_TW"/>
-          </w:rPr>
-          <w:rPr>
-            <w:color w:val="0000EE"/>
-            <w:u w:val="single"/>
-          </w:rPr>
-          <w:t>路5:1–7</w:t>
-        </w:r>
-      </w:hyperlink>
-      <w:r>
-        <w:rPr>
-          <w:lang w:val="zh_TW" w:bidi="zh_TW"/>
-        </w:rPr>
-        <w:t>；</w:t>
-      </w:r>
-      <w:hyperlink r:id="rId27">
-        <w:r>
-          <w:rPr>
-            <w:lang w:val="zh_TW" w:bidi="zh_TW"/>
-          </w:rPr>
-          <w:rPr>
-            <w:color w:val="0000EE"/>
-            <w:u w:val="single"/>
-          </w:rPr>
-          <w:t>約21:1–14</w:t>
-        </w:r>
-      </w:hyperlink>
-      <w:r>
-        <w:rPr>
-          <w:lang w:val="zh_TW" w:bidi="zh_TW"/>
-        </w:rPr>
-      </w:r>
-      <w:r>
-        <w:rPr>
-          <w:lang w:val="zh_TW" w:bidi="zh_TW"/>
-        </w:rPr>
+      <w:r>
+        <w:rPr>
+          <w:u w:val="single"/>
+          <w:lang w:val="zh_TW" w:bidi="zh_TW"/>
+        </w:rPr>
+        <w:t>進深研究的經文段落</w:t>
       </w:r>
     </w:p>
     <w:p>
@@ -668,16 +550,346 @@
           <w:lang w:val="zh_TW" w:bidi="zh_TW"/>
         </w:rPr>
       </w:r>
-    </w:p>
-    <w:p>
-      <w:pPr>
-        <w:pStyle w:val="Heading2"/>
-      </w:pPr>
-      <w:r>
-        <w:rPr>
-          <w:lang w:val="zh_TW" w:bidi="zh_TW"/>
-        </w:rPr>
-        <w:t>迦南宗教</w:t>
+      <w:hyperlink r:id="rId26">
+        <w:r>
+          <w:rPr>
+            <w:lang w:val="zh_TW" w:bidi="zh_TW"/>
+          </w:rPr>
+          <w:rPr>
+            <w:color w:val="0000EE"/>
+            <w:u w:val="single"/>
+          </w:rPr>
+          <w:t>約13:15</w:t>
+        </w:r>
+      </w:hyperlink>
+      <w:r>
+        <w:rPr>
+          <w:lang w:val="zh_TW" w:bidi="zh_TW"/>
+        </w:rPr>
+        <w:t>；</w:t>
+      </w:r>
+      <w:hyperlink r:id="rId27">
+        <w:r>
+          <w:rPr>
+            <w:lang w:val="zh_TW" w:bidi="zh_TW"/>
+          </w:rPr>
+          <w:rPr>
+            <w:color w:val="0000EE"/>
+            <w:u w:val="single"/>
+          </w:rPr>
+          <w:t>徒20:35</w:t>
+        </w:r>
+      </w:hyperlink>
+      <w:r>
+        <w:rPr>
+          <w:lang w:val="zh_TW" w:bidi="zh_TW"/>
+        </w:rPr>
+        <w:t>；</w:t>
+      </w:r>
+      <w:hyperlink r:id="rId17">
+        <w:r>
+          <w:rPr>
+            <w:lang w:val="zh_TW" w:bidi="zh_TW"/>
+          </w:rPr>
+          <w:rPr>
+            <w:color w:val="0000EE"/>
+            <w:u w:val="single"/>
+          </w:rPr>
+          <w:t>林後4:8–12</w:t>
+        </w:r>
+      </w:hyperlink>
+      <w:r>
+        <w:rPr>
+          <w:lang w:val="zh_TW" w:bidi="zh_TW"/>
+        </w:rPr>
+        <w:t>；</w:t>
+      </w:r>
+      <w:hyperlink r:id="rId28">
+        <w:r>
+          <w:rPr>
+            <w:lang w:val="zh_TW" w:bidi="zh_TW"/>
+          </w:rPr>
+          <w:rPr>
+            <w:color w:val="0000EE"/>
+            <w:u w:val="single"/>
+          </w:rPr>
+          <w:t>弗5:2</w:t>
+        </w:r>
+      </w:hyperlink>
+      <w:r>
+        <w:rPr>
+          <w:lang w:val="zh_TW" w:bidi="zh_TW"/>
+        </w:rPr>
+        <w:t>；</w:t>
+      </w:r>
+      <w:hyperlink r:id="rId15">
+        <w:r>
+          <w:rPr>
+            <w:lang w:val="zh_TW" w:bidi="zh_TW"/>
+          </w:rPr>
+          <w:rPr>
+            <w:color w:val="0000EE"/>
+            <w:u w:val="single"/>
+          </w:rPr>
+          <w:t>西1:24</w:t>
+        </w:r>
+      </w:hyperlink>
+      <w:r>
+        <w:rPr>
+          <w:lang w:val="zh_TW" w:bidi="zh_TW"/>
+        </w:rPr>
+        <w:t>；</w:t>
+      </w:r>
+      <w:hyperlink r:id="rId29">
+        <w:r>
+          <w:rPr>
+            <w:lang w:val="zh_TW" w:bidi="zh_TW"/>
+          </w:rPr>
+          <w:rPr>
+            <w:color w:val="0000EE"/>
+            <w:u w:val="single"/>
+          </w:rPr>
+          <w:t>帖前1:6–7</w:t>
+        </w:r>
+      </w:hyperlink>
+      <w:r>
+        <w:rPr>
+          <w:lang w:val="zh_TW" w:bidi="zh_TW"/>
+        </w:rPr>
+        <w:t>；</w:t>
+      </w:r>
+      <w:hyperlink r:id="rId30">
+        <w:r>
+          <w:rPr>
+            <w:lang w:val="zh_TW" w:bidi="zh_TW"/>
+          </w:rPr>
+          <w:rPr>
+            <w:color w:val="0000EE"/>
+            <w:u w:val="single"/>
+          </w:rPr>
+          <w:t>帖後3:9</w:t>
+        </w:r>
+      </w:hyperlink>
+      <w:r>
+        <w:rPr>
+          <w:lang w:val="zh_TW" w:bidi="zh_TW"/>
+        </w:rPr>
+        <w:t>；</w:t>
+      </w:r>
+      <w:hyperlink r:id="rId31">
+        <w:r>
+          <w:rPr>
+            <w:lang w:val="zh_TW" w:bidi="zh_TW"/>
+          </w:rPr>
+          <w:rPr>
+            <w:color w:val="0000EE"/>
+            <w:u w:val="single"/>
+          </w:rPr>
+          <w:t>提前1:16</w:t>
+        </w:r>
+      </w:hyperlink>
+      <w:r>
+        <w:rPr>
+          <w:lang w:val="zh_TW" w:bidi="zh_TW"/>
+        </w:rPr>
+        <w:t>，</w:t>
+      </w:r>
+      <w:hyperlink r:id="rId32">
+        <w:r>
+          <w:rPr>
+            <w:lang w:val="zh_TW" w:bidi="zh_TW"/>
+          </w:rPr>
+          <w:rPr>
+            <w:color w:val="0000EE"/>
+            <w:u w:val="single"/>
+          </w:rPr>
+          <w:t>4:12</w:t>
+        </w:r>
+      </w:hyperlink>
+      <w:r>
+        <w:rPr>
+          <w:lang w:val="zh_TW" w:bidi="zh_TW"/>
+        </w:rPr>
+        <w:t>；</w:t>
+      </w:r>
+      <w:hyperlink r:id="rId21">
+        <w:r>
+          <w:rPr>
+            <w:lang w:val="zh_TW" w:bidi="zh_TW"/>
+          </w:rPr>
+          <w:rPr>
+            <w:color w:val="0000EE"/>
+            <w:u w:val="single"/>
+          </w:rPr>
+          <w:t>提後1:8</w:t>
+        </w:r>
+      </w:hyperlink>
+      <w:r>
+        <w:rPr>
+          <w:lang w:val="zh_TW" w:bidi="zh_TW"/>
+        </w:rPr>
+        <w:t>、</w:t>
+      </w:r>
+      <w:hyperlink r:id="rId33">
+        <w:r>
+          <w:rPr>
+            <w:lang w:val="zh_TW" w:bidi="zh_TW"/>
+          </w:rPr>
+          <w:rPr>
+            <w:color w:val="0000EE"/>
+            <w:u w:val="single"/>
+          </w:rPr>
+          <w:t>12</w:t>
+        </w:r>
+      </w:hyperlink>
+      <w:r>
+        <w:rPr>
+          <w:lang w:val="zh_TW" w:bidi="zh_TW"/>
+        </w:rPr>
+        <w:t>，</w:t>
+      </w:r>
+      <w:hyperlink r:id="rId22">
+        <w:r>
+          <w:rPr>
+            <w:lang w:val="zh_TW" w:bidi="zh_TW"/>
+          </w:rPr>
+          <w:rPr>
+            <w:color w:val="0000EE"/>
+            <w:u w:val="single"/>
+          </w:rPr>
+          <w:t>2:3</w:t>
+        </w:r>
+      </w:hyperlink>
+      <w:r>
+        <w:rPr>
+          <w:lang w:val="zh_TW" w:bidi="zh_TW"/>
+        </w:rPr>
+        <w:t>、</w:t>
+      </w:r>
+      <w:hyperlink r:id="rId34">
+        <w:r>
+          <w:rPr>
+            <w:lang w:val="zh_TW" w:bidi="zh_TW"/>
+          </w:rPr>
+          <w:rPr>
+            <w:color w:val="0000EE"/>
+            <w:u w:val="single"/>
+          </w:rPr>
+          <w:t>10–12</w:t>
+        </w:r>
+      </w:hyperlink>
+      <w:r>
+        <w:rPr>
+          <w:lang w:val="zh_TW" w:bidi="zh_TW"/>
+        </w:rPr>
+        <w:t>，</w:t>
+      </w:r>
+      <w:hyperlink r:id="rId20">
+        <w:r>
+          <w:rPr>
+            <w:lang w:val="zh_TW" w:bidi="zh_TW"/>
+          </w:rPr>
+          <w:rPr>
+            <w:color w:val="0000EE"/>
+            <w:u w:val="single"/>
+          </w:rPr>
+          <w:t>4:1–5</w:t>
+        </w:r>
+      </w:hyperlink>
+      <w:r>
+        <w:rPr>
+          <w:lang w:val="zh_TW" w:bidi="zh_TW"/>
+        </w:rPr>
+        <w:t>；</w:t>
+      </w:r>
+      <w:hyperlink r:id="rId35">
+        <w:r>
+          <w:rPr>
+            <w:lang w:val="zh_TW" w:bidi="zh_TW"/>
+          </w:rPr>
+          <w:rPr>
+            <w:color w:val="0000EE"/>
+            <w:u w:val="single"/>
+          </w:rPr>
+          <w:t>多2:7</w:t>
+        </w:r>
+      </w:hyperlink>
+      <w:r>
+        <w:rPr>
+          <w:lang w:val="zh_TW" w:bidi="zh_TW"/>
+        </w:rPr>
+        <w:t>；</w:t>
+      </w:r>
+      <w:hyperlink r:id="rId36">
+        <w:r>
+          <w:rPr>
+            <w:lang w:val="zh_TW" w:bidi="zh_TW"/>
+          </w:rPr>
+          <w:rPr>
+            <w:color w:val="0000EE"/>
+            <w:u w:val="single"/>
+          </w:rPr>
+          <w:t>來6:12</w:t>
+        </w:r>
+      </w:hyperlink>
+      <w:r>
+        <w:rPr>
+          <w:lang w:val="zh_TW" w:bidi="zh_TW"/>
+        </w:rPr>
+        <w:t>，</w:t>
+      </w:r>
+      <w:hyperlink r:id="rId37">
+        <w:r>
+          <w:rPr>
+            <w:lang w:val="zh_TW" w:bidi="zh_TW"/>
+          </w:rPr>
+          <w:rPr>
+            <w:color w:val="0000EE"/>
+            <w:u w:val="single"/>
+          </w:rPr>
+          <w:t>13:7</w:t>
+        </w:r>
+      </w:hyperlink>
+      <w:r>
+        <w:rPr>
+          <w:lang w:val="zh_TW" w:bidi="zh_TW"/>
+        </w:rPr>
+        <w:t>；</w:t>
+      </w:r>
+      <w:hyperlink r:id="rId38">
+        <w:r>
+          <w:rPr>
+            <w:lang w:val="zh_TW" w:bidi="zh_TW"/>
+          </w:rPr>
+          <w:rPr>
+            <w:color w:val="0000EE"/>
+            <w:u w:val="single"/>
+          </w:rPr>
+          <w:t>彼前2:21</w:t>
+        </w:r>
+      </w:hyperlink>
+      <w:r>
+        <w:rPr>
+          <w:lang w:val="zh_TW" w:bidi="zh_TW"/>
+        </w:rPr>
+        <w:t>，</w:t>
+      </w:r>
+      <w:hyperlink r:id="rId39">
+        <w:r>
+          <w:rPr>
+            <w:lang w:val="zh_TW" w:bidi="zh_TW"/>
+          </w:rPr>
+          <w:rPr>
+            <w:color w:val="0000EE"/>
+            <w:u w:val="single"/>
+          </w:rPr>
+          <w:t>5:1–4</w:t>
+        </w:r>
+      </w:hyperlink>
+      <w:r>
+        <w:rPr>
+          <w:lang w:val="zh_TW" w:bidi="zh_TW"/>
+        </w:rPr>
       </w:r>
       <w:r>
         <w:rPr>
@@ -692,11 +904,21 @@
           <w:lang w:val="zh_TW" w:bidi="zh_TW"/>
         </w:rPr>
       </w:r>
-      <w:r>
-        <w:rPr>
-          <w:lang w:val="zh_TW" w:bidi="zh_TW"/>
-        </w:rPr>
-        <w:t>迦南人將創造與自然現象解釋為諸神的作為。他們認為每一位神代表一種自然力量，並將月亮、太陽、重要的星辰與可見的行星視為神或女神。</w:t>
+    </w:p>
+    <w:p>
+      <w:pPr>
+        <w:pStyle w:val="Heading2"/>
+      </w:pPr>
+      <w:r>
+        <w:rPr>
+          <w:lang w:val="zh_TW" w:bidi="zh_TW"/>
+        </w:rPr>
+        <w:t>匠人所棄的石頭</w:t>
+      </w:r>
+      <w:r>
+        <w:rPr>
+          <w:lang w:val="zh_TW" w:bidi="zh_TW"/>
+        </w:rPr>
       </w:r>
     </w:p>
     <w:p>
@@ -710,47 +932,115 @@
         <w:rPr>
           <w:lang w:val="zh_TW" w:bidi="zh_TW"/>
         </w:rPr>
-        <w:t>迦南諸神有兩個明顯特徵：</w:t>
-      </w:r>
-    </w:p>
-    <w:p>
-      <w:pPr>
-        <w:pStyle w:val="ListNumber"/>
-        <w:numPr>
-          <w:ilvl w:val="0"/>
-          <w:numId w:val="15"/>
-        </w:numPr>
-        <w:spacing w:line="240" w:lineRule="auto"/>
-        <w:ind w:left="720"/>
-      </w:pPr>
-      <w:r>
-        <w:rPr>
-          <w:lang w:val="zh_TW" w:bidi="zh_TW"/>
-        </w:rPr>
-      </w:r>
-      <w:r>
-        <w:rPr>
-          <w:lang w:val="zh_TW" w:bidi="zh_TW"/>
-        </w:rPr>
-        <w:t>他們的性格可能會改變。</w:t>
-      </w:r>
-    </w:p>
-    <w:p>
-      <w:pPr>
-        <w:pStyle w:val="ListNumber"/>
-        <w:spacing w:line="240" w:lineRule="auto"/>
-        <w:ind w:left="720"/>
-      </w:pPr>
-      <w:r>
-        <w:rPr>
-          <w:lang w:val="zh_TW" w:bidi="zh_TW"/>
-        </w:rPr>
-      </w:r>
-      <w:r>
-        <w:rPr>
-          <w:lang w:val="zh_TW" w:bidi="zh_TW"/>
-        </w:rPr>
-        <w:t>他們的名字與他們的職責息息相關。</w:t>
+        <w:t>耶穌持續冒犯到猶太領袖及他們的追隨者。儘管祂來自大衛王的家譜，他們仍質疑祂母親的名聲（</w:t>
+      </w:r>
+      <w:hyperlink r:id="rId40">
+        <w:r>
+          <w:rPr>
+            <w:lang w:val="zh_TW" w:bidi="zh_TW"/>
+          </w:rPr>
+          <w:rPr>
+            <w:color w:val="0000EE"/>
+            <w:u w:val="single"/>
+          </w:rPr>
+          <w:t>太1:18–25</w:t>
+        </w:r>
+      </w:hyperlink>
+      <w:r>
+        <w:rPr>
+          <w:lang w:val="zh_TW" w:bidi="zh_TW"/>
+        </w:rPr>
+        <w:t>）。耶穌來自拿撒勒（</w:t>
+      </w:r>
+      <w:hyperlink r:id="rId41">
+        <w:r>
+          <w:rPr>
+            <w:lang w:val="zh_TW" w:bidi="zh_TW"/>
+          </w:rPr>
+          <w:rPr>
+            <w:color w:val="0000EE"/>
+            <w:u w:val="single"/>
+          </w:rPr>
+          <w:t>太2:23</w:t>
+        </w:r>
+      </w:hyperlink>
+      <w:r>
+        <w:rPr>
+          <w:lang w:val="zh_TW" w:bidi="zh_TW"/>
+        </w:rPr>
+        <w:t>），這個地方的聲譽也不好（</w:t>
+      </w:r>
+      <w:hyperlink r:id="rId42">
+        <w:r>
+          <w:rPr>
+            <w:lang w:val="zh_TW" w:bidi="zh_TW"/>
+          </w:rPr>
+          <w:rPr>
+            <w:color w:val="0000EE"/>
+            <w:u w:val="single"/>
+          </w:rPr>
+          <w:t>太13:53–58</w:t>
+        </w:r>
+      </w:hyperlink>
+      <w:r>
+        <w:rPr>
+          <w:lang w:val="zh_TW" w:bidi="zh_TW"/>
+        </w:rPr>
+        <w:t>）。衪主要在加利利工作，遠離猶太權力的中心（</w:t>
+      </w:r>
+      <w:hyperlink r:id="rId43">
+        <w:r>
+          <w:rPr>
+            <w:lang w:val="zh_TW" w:bidi="zh_TW"/>
+          </w:rPr>
+          <w:rPr>
+            <w:color w:val="0000EE"/>
+            <w:u w:val="single"/>
+          </w:rPr>
+          <w:t>太4:12–16</w:t>
+        </w:r>
+      </w:hyperlink>
+      <w:r>
+        <w:rPr>
+          <w:lang w:val="zh_TW" w:bidi="zh_TW"/>
+        </w:rPr>
+        <w:t>）。衪最親密的朋友是約翰，他做為先知以為人施洗和勇敢地反對政治領袖而廣為人知（</w:t>
+      </w:r>
+      <w:hyperlink r:id="rId44">
+        <w:r>
+          <w:rPr>
+            <w:lang w:val="zh_TW" w:bidi="zh_TW"/>
+          </w:rPr>
+          <w:rPr>
+            <w:color w:val="0000EE"/>
+            <w:u w:val="single"/>
+          </w:rPr>
+          <w:t>太11:2–19</w:t>
+        </w:r>
+      </w:hyperlink>
+      <w:r>
+        <w:rPr>
+          <w:lang w:val="zh_TW" w:bidi="zh_TW"/>
+        </w:rPr>
+        <w:t>，</w:t>
+      </w:r>
+      <w:hyperlink r:id="rId45">
+        <w:r>
+          <w:rPr>
+            <w:lang w:val="zh_TW" w:bidi="zh_TW"/>
+          </w:rPr>
+          <w:rPr>
+            <w:color w:val="0000EE"/>
+            <w:u w:val="single"/>
+          </w:rPr>
+          <w:t>14:3–12</w:t>
+        </w:r>
+      </w:hyperlink>
+      <w:r>
+        <w:rPr>
+          <w:lang w:val="zh_TW" w:bidi="zh_TW"/>
+        </w:rPr>
+        <w:t>）。</w:t>
       </w:r>
     </w:p>
     <w:p>
@@ -764,162 +1054,270 @@
         <w:rPr>
           <w:lang w:val="zh_TW" w:bidi="zh_TW"/>
         </w:rPr>
-        <w:t>以下幾位神祇，在以色列人與迦南人互動中有著顯著影響：</w:t>
-      </w:r>
-    </w:p>
-    <w:p>
-      <w:pPr>
-        <w:pStyle w:val="ListNumber"/>
-        <w:numPr>
-          <w:ilvl w:val="0"/>
-          <w:numId w:val="16"/>
-        </w:numPr>
-        <w:spacing w:line="240" w:lineRule="auto"/>
-        <w:ind w:left="720"/>
-      </w:pPr>
-      <w:r>
-        <w:rPr>
-          <w:lang w:val="zh_TW" w:bidi="zh_TW"/>
-        </w:rPr>
-      </w:r>
-      <w:r>
-        <w:rPr>
-          <w:i/>
-          <w:lang w:val="zh_TW" w:bidi="zh_TW"/>
-        </w:rPr>
-        <w:t>伊勒（El）</w:t>
-      </w:r>
-      <w:r>
-        <w:rPr>
-          <w:lang w:val="zh_TW" w:bidi="zh_TW"/>
-        </w:rPr>
-        <w:t>意指「大能者」。他是迦南眾神的領袖。以勒住在遠離迦南的地方，「在兩河的源頭」（這可能是指伊甸園）。他主持由其子女所組成的諸神議會。在舊約聖經中，</w:t>
-      </w:r>
-      <w:r>
-        <w:rPr>
-          <w:i/>
-          <w:lang w:val="zh_TW" w:bidi="zh_TW"/>
-        </w:rPr>
-        <w:t>伊勒</w:t>
-      </w:r>
-      <w:r>
-        <w:rPr>
-          <w:lang w:val="zh_TW" w:bidi="zh_TW"/>
-        </w:rPr>
-        <w:t>（複數</w:t>
-      </w:r>
-      <w:r>
-        <w:rPr>
-          <w:i/>
-          <w:lang w:val="zh_TW" w:bidi="zh_TW"/>
-        </w:rPr>
-        <w:t>伊羅欣〔Elohim〕</w:t>
-      </w:r>
-      <w:r>
-        <w:rPr>
-          <w:lang w:val="zh_TW" w:bidi="zh_TW"/>
-        </w:rPr>
-        <w:t>）指的是神，但以色列的神與迦南的伊勒並不相同。</w:t>
-      </w:r>
-    </w:p>
-    <w:p>
-      <w:pPr>
-        <w:pStyle w:val="ListNumber"/>
-        <w:spacing w:line="240" w:lineRule="auto"/>
-        <w:ind w:left="720"/>
-      </w:pPr>
-      <w:r>
-        <w:rPr>
-          <w:lang w:val="zh_TW" w:bidi="zh_TW"/>
-        </w:rPr>
-      </w:r>
-      <w:r>
-        <w:rPr>
-          <w:i/>
-          <w:lang w:val="zh_TW" w:bidi="zh_TW"/>
-        </w:rPr>
-        <w:t>巴力（Baal</w:t>
-      </w:r>
-      <w:r>
-        <w:rPr>
-          <w:lang w:val="zh_TW" w:bidi="zh_TW"/>
-        </w:rPr>
-        <w:t xml:space="preserve"> </w:t>
-      </w:r>
-      <w:r>
-        <w:rPr>
-          <w:i/>
-          <w:lang w:val="zh_TW" w:bidi="zh_TW"/>
-        </w:rPr>
-        <w:t>）</w:t>
-      </w:r>
-      <w:r>
-        <w:rPr>
-          <w:lang w:val="zh_TW" w:bidi="zh_TW"/>
-        </w:rPr>
-        <w:t>的意思是「主」。他是偉大的風暴之神和眾神之王。雖然伊勒是領袖，但真正在管理的是身為副手的巴力。他掌管萬物的生育與繁衍。當巴力死去時，植物停止生長，動物也不再繁殖。他是公義之神，讓作惡的人懼怕。</w:t>
-      </w:r>
-    </w:p>
-    <w:p>
-      <w:pPr>
-        <w:pStyle w:val="ListNumber"/>
-        <w:spacing w:line="240" w:lineRule="auto"/>
-        <w:ind w:left="720"/>
-      </w:pPr>
-      <w:r>
-        <w:rPr>
-          <w:lang w:val="zh_TW" w:bidi="zh_TW"/>
-        </w:rPr>
-      </w:r>
-      <w:r>
-        <w:rPr>
-          <w:i/>
-          <w:lang w:val="zh_TW" w:bidi="zh_TW"/>
-        </w:rPr>
-        <w:t>大袞（Dagon）</w:t>
-      </w:r>
-      <w:r>
-        <w:rPr>
-          <w:lang w:val="zh_TW" w:bidi="zh_TW"/>
-        </w:rPr>
-        <w:t>意指「魚」或「五穀」。他有時被稱為</w:t>
-      </w:r>
-      <w:r>
-        <w:rPr>
-          <w:i/>
-          <w:lang w:val="zh_TW" w:bidi="zh_TW"/>
-        </w:rPr>
-        <w:t>巴力</w:t>
-      </w:r>
-      <w:r>
-        <w:rPr>
-          <w:lang w:val="zh_TW" w:bidi="zh_TW"/>
-        </w:rPr>
-        <w:t>的父親。</w:t>
-      </w:r>
-      <w:r>
-        <w:rPr>
-          <w:i/>
-          <w:lang w:val="zh_TW" w:bidi="zh_TW"/>
-        </w:rPr>
-        <w:t>大袞</w:t>
-      </w:r>
-      <w:r>
-        <w:rPr>
-          <w:lang w:val="zh_TW" w:bidi="zh_TW"/>
-        </w:rPr>
-        <w:t>是非利士城亞實突的主神（</w:t>
-      </w:r>
-      <w:hyperlink r:id="rId28">
-        <w:r>
-          <w:rPr>
-            <w:lang w:val="zh_TW" w:bidi="zh_TW"/>
-          </w:rPr>
-          <w:rPr>
-            <w:color w:val="0000EE"/>
-            <w:u w:val="single"/>
-          </w:rPr>
-          <w:t>撒上5:1–7</w:t>
+        <w:t>耶穌經常給予間接的回答（</w:t>
+      </w:r>
+      <w:hyperlink r:id="rId46">
+        <w:r>
+          <w:rPr>
+            <w:lang w:val="zh_TW" w:bidi="zh_TW"/>
+          </w:rPr>
+          <w:rPr>
+            <w:color w:val="0000EE"/>
+            <w:u w:val="single"/>
+          </w:rPr>
+          <w:t>太13:10–15</w:t>
+        </w:r>
+      </w:hyperlink>
+      <w:r>
+        <w:rPr>
+          <w:lang w:val="zh_TW" w:bidi="zh_TW"/>
+        </w:rPr>
+        <w:t>，</w:t>
+      </w:r>
+      <w:hyperlink r:id="rId47">
+        <w:r>
+          <w:rPr>
+            <w:lang w:val="zh_TW" w:bidi="zh_TW"/>
+          </w:rPr>
+          <w:rPr>
+            <w:color w:val="0000EE"/>
+            <w:u w:val="single"/>
+          </w:rPr>
+          <w:t>17:24–27</w:t>
+        </w:r>
+      </w:hyperlink>
+      <w:r>
+        <w:rPr>
+          <w:lang w:val="zh_TW" w:bidi="zh_TW"/>
+        </w:rPr>
+        <w:t>，</w:t>
+      </w:r>
+      <w:hyperlink r:id="rId48">
+        <w:r>
+          <w:rPr>
+            <w:lang w:val="zh_TW" w:bidi="zh_TW"/>
+          </w:rPr>
+          <w:rPr>
+            <w:color w:val="0000EE"/>
+            <w:u w:val="single"/>
+          </w:rPr>
+          <w:t>19:3–12</w:t>
+        </w:r>
+      </w:hyperlink>
+      <w:r>
+        <w:rPr>
+          <w:lang w:val="zh_TW" w:bidi="zh_TW"/>
+        </w:rPr>
+        <w:t>，</w:t>
+      </w:r>
+      <w:hyperlink r:id="rId49">
+        <w:r>
+          <w:rPr>
+            <w:lang w:val="zh_TW" w:bidi="zh_TW"/>
+          </w:rPr>
+          <w:rPr>
+            <w:color w:val="0000EE"/>
+            <w:u w:val="single"/>
+          </w:rPr>
+          <w:t>21:23–27</w:t>
+        </w:r>
+      </w:hyperlink>
+      <w:r>
+        <w:rPr>
+          <w:lang w:val="zh_TW" w:bidi="zh_TW"/>
+        </w:rPr>
+        <w:t>）。衪拒絕以顯神蹟來證明衪的宣稱（</w:t>
+      </w:r>
+      <w:hyperlink r:id="rId50">
+        <w:r>
+          <w:rPr>
+            <w:lang w:val="zh_TW" w:bidi="zh_TW"/>
+          </w:rPr>
+          <w:rPr>
+            <w:color w:val="0000EE"/>
+            <w:u w:val="single"/>
+          </w:rPr>
+          <w:t>12:38–42</w:t>
+        </w:r>
+      </w:hyperlink>
+      <w:r>
+        <w:rPr>
+          <w:lang w:val="zh_TW" w:bidi="zh_TW"/>
+        </w:rPr>
+        <w:t>，</w:t>
+      </w:r>
+      <w:hyperlink r:id="rId51">
+        <w:r>
+          <w:rPr>
+            <w:lang w:val="zh_TW" w:bidi="zh_TW"/>
+          </w:rPr>
+          <w:rPr>
+            <w:color w:val="0000EE"/>
+            <w:u w:val="single"/>
+          </w:rPr>
+          <w:t>16:1–4</w:t>
+        </w:r>
+      </w:hyperlink>
+      <w:r>
+        <w:rPr>
+          <w:lang w:val="zh_TW" w:bidi="zh_TW"/>
+        </w:rPr>
+        <w:t>）。衪花時間與那些被社會所排斥的人在一起（</w:t>
+      </w:r>
+      <w:hyperlink r:id="rId52">
+        <w:r>
+          <w:rPr>
+            <w:lang w:val="zh_TW" w:bidi="zh_TW"/>
+          </w:rPr>
+          <w:rPr>
+            <w:color w:val="0000EE"/>
+            <w:u w:val="single"/>
+          </w:rPr>
+          <w:t>9:9–13</w:t>
+        </w:r>
+      </w:hyperlink>
+      <w:r>
+        <w:rPr>
+          <w:lang w:val="zh_TW" w:bidi="zh_TW"/>
+        </w:rPr>
+        <w:t>，</w:t>
+      </w:r>
+      <w:hyperlink r:id="rId53">
+        <w:r>
+          <w:rPr>
+            <w:lang w:val="zh_TW" w:bidi="zh_TW"/>
+          </w:rPr>
+          <w:rPr>
+            <w:color w:val="0000EE"/>
+            <w:u w:val="single"/>
+          </w:rPr>
+          <w:t>11:16–19</w:t>
+        </w:r>
+      </w:hyperlink>
+      <w:r>
+        <w:rPr>
+          <w:lang w:val="zh_TW" w:bidi="zh_TW"/>
+        </w:rPr>
+        <w:t>）。衪挑戰猶太的習俗（</w:t>
+      </w:r>
+      <w:hyperlink r:id="rId54">
+        <w:r>
+          <w:rPr>
+            <w:lang w:val="zh_TW" w:bidi="zh_TW"/>
+          </w:rPr>
+          <w:rPr>
+            <w:color w:val="0000EE"/>
+            <w:u w:val="single"/>
+          </w:rPr>
+          <w:t>5:17–20</w:t>
+        </w:r>
+      </w:hyperlink>
+      <w:r>
+        <w:rPr>
+          <w:lang w:val="zh_TW" w:bidi="zh_TW"/>
+        </w:rPr>
+        <w:t>，</w:t>
+      </w:r>
+      <w:hyperlink r:id="rId55">
+        <w:r>
+          <w:rPr>
+            <w:lang w:val="zh_TW" w:bidi="zh_TW"/>
+          </w:rPr>
+          <w:rPr>
+            <w:color w:val="0000EE"/>
+            <w:u w:val="single"/>
+          </w:rPr>
+          <w:t>9:14–17</w:t>
+        </w:r>
+      </w:hyperlink>
+      <w:r>
+        <w:rPr>
+          <w:lang w:val="zh_TW" w:bidi="zh_TW"/>
+        </w:rPr>
+        <w:t>，</w:t>
+      </w:r>
+      <w:hyperlink r:id="rId56">
+        <w:r>
+          <w:rPr>
+            <w:lang w:val="zh_TW" w:bidi="zh_TW"/>
+          </w:rPr>
+          <w:rPr>
+            <w:color w:val="0000EE"/>
+            <w:u w:val="single"/>
+          </w:rPr>
+          <w:t>12:1–14</w:t>
+        </w:r>
+      </w:hyperlink>
+      <w:r>
+        <w:rPr>
+          <w:lang w:val="zh_TW" w:bidi="zh_TW"/>
+        </w:rPr>
+        <w:t>，</w:t>
+      </w:r>
+      <w:hyperlink r:id="rId57">
+        <w:r>
+          <w:rPr>
+            <w:lang w:val="zh_TW" w:bidi="zh_TW"/>
+          </w:rPr>
+          <w:rPr>
+            <w:color w:val="0000EE"/>
+            <w:u w:val="single"/>
+          </w:rPr>
+          <w:t>15:1–20</w:t>
+        </w:r>
+      </w:hyperlink>
+      <w:r>
+        <w:rPr>
+          <w:lang w:val="zh_TW" w:bidi="zh_TW"/>
+        </w:rPr>
+        <w:t>，</w:t>
+      </w:r>
+      <w:hyperlink r:id="rId58">
+        <w:r>
+          <w:rPr>
+            <w:lang w:val="zh_TW" w:bidi="zh_TW"/>
+          </w:rPr>
+          <w:rPr>
+            <w:color w:val="0000EE"/>
+            <w:u w:val="single"/>
+          </w:rPr>
+          <w:t>21:12–13</w:t>
+        </w:r>
+      </w:hyperlink>
+      <w:r>
+        <w:rPr>
+          <w:lang w:val="zh_TW" w:bidi="zh_TW"/>
+        </w:rPr>
+        <w:t>）。衪避免引人注目（</w:t>
+      </w:r>
+      <w:hyperlink r:id="rId59">
+        <w:r>
+          <w:rPr>
+            <w:lang w:val="zh_TW" w:bidi="zh_TW"/>
+          </w:rPr>
+          <w:rPr>
+            <w:color w:val="0000EE"/>
+            <w:u w:val="single"/>
+          </w:rPr>
+          <w:t>8:4</w:t>
+        </w:r>
+      </w:hyperlink>
+      <w:r>
+        <w:rPr>
+          <w:lang w:val="zh_TW" w:bidi="zh_TW"/>
+        </w:rPr>
+        <w:t>，</w:t>
+      </w:r>
+      <w:hyperlink r:id="rId60">
+        <w:r>
+          <w:rPr>
+            <w:lang w:val="zh_TW" w:bidi="zh_TW"/>
+          </w:rPr>
+          <w:rPr>
+            <w:color w:val="0000EE"/>
+            <w:u w:val="single"/>
+          </w:rPr>
+          <w:t>12:15–21</w:t>
         </w:r>
       </w:hyperlink>
       <w:r>
@@ -927,96 +1325,6 @@
           <w:lang w:val="zh_TW" w:bidi="zh_TW"/>
         </w:rPr>
         <w:t>）。</w:t>
-      </w:r>
-    </w:p>
-    <w:p>
-      <w:pPr>
-        <w:pStyle w:val="ListNumber"/>
-        <w:spacing w:line="240" w:lineRule="auto"/>
-        <w:ind w:left="720"/>
-      </w:pPr>
-      <w:r>
-        <w:rPr>
-          <w:lang w:val="zh_TW" w:bidi="zh_TW"/>
-        </w:rPr>
-      </w:r>
-      <w:r>
-        <w:rPr>
-          <w:i/>
-          <w:lang w:val="zh_TW" w:bidi="zh_TW"/>
-        </w:rPr>
-        <w:t>亞斯她錄（Ashtoreth</w:t>
-      </w:r>
-      <w:r>
-        <w:rPr>
-          <w:lang w:val="zh_TW" w:bidi="zh_TW"/>
-        </w:rPr>
-        <w:t>,</w:t>
-      </w:r>
-      <w:r>
-        <w:rPr>
-          <w:i/>
-          <w:lang w:val="zh_TW" w:bidi="zh_TW"/>
-        </w:rPr>
-        <w:t>）</w:t>
-      </w:r>
-      <w:r>
-        <w:rPr>
-          <w:lang w:val="zh_TW" w:bidi="zh_TW"/>
-        </w:rPr>
-        <w:t>、</w:t>
-      </w:r>
-      <w:r>
-        <w:rPr>
-          <w:i/>
-          <w:lang w:val="zh_TW" w:bidi="zh_TW"/>
-        </w:rPr>
-        <w:t>阿娜特（Anath）</w:t>
-      </w:r>
-      <w:r>
-        <w:rPr>
-          <w:lang w:val="zh_TW" w:bidi="zh_TW"/>
-        </w:rPr>
-        <w:t>和</w:t>
-      </w:r>
-      <w:r>
-        <w:rPr>
-          <w:i/>
-          <w:lang w:val="zh_TW" w:bidi="zh_TW"/>
-        </w:rPr>
-        <w:t>亞舍拉（Asherah）</w:t>
-      </w:r>
-      <w:r>
-        <w:rPr>
-          <w:lang w:val="zh_TW" w:bidi="zh_TW"/>
-        </w:rPr>
-        <w:t>是迦南諸神中三位主要的女神，專注於性和戰爭相關的事務。她們的主責是每年與</w:t>
-      </w:r>
-      <w:r>
-        <w:rPr>
-          <w:i/>
-          <w:lang w:val="zh_TW" w:bidi="zh_TW"/>
-        </w:rPr>
-        <w:t>巴力</w:t>
-      </w:r>
-      <w:r>
-        <w:rPr>
-          <w:lang w:val="zh_TW" w:bidi="zh_TW"/>
-        </w:rPr>
-        <w:t>交合，藉此維持</w:t>
-      </w:r>
-      <w:r>
-        <w:rPr>
-          <w:i/>
-          <w:lang w:val="zh_TW" w:bidi="zh_TW"/>
-        </w:rPr>
-        <w:t>巴力</w:t>
-      </w:r>
-      <w:r>
-        <w:rPr>
-          <w:lang w:val="zh_TW" w:bidi="zh_TW"/>
-        </w:rPr>
-        <w:t>的力量，並確保大地充滿生機。</w:t>
       </w:r>
     </w:p>
     <w:p>
@@ -1030,46 +1338,133 @@
         <w:rPr>
           <w:lang w:val="zh_TW" w:bidi="zh_TW"/>
         </w:rPr>
-        <w:t>迦南人相信自然力量主宰著季節的變化。他們認為，四月到十月的乾季，是</w:t>
-      </w:r>
-      <w:r>
-        <w:rPr>
-          <w:i/>
-          <w:lang w:val="zh_TW" w:bidi="zh_TW"/>
-        </w:rPr>
-        <w:t>巴力</w:t>
-      </w:r>
-      <w:r>
-        <w:rPr>
-          <w:lang w:val="zh_TW" w:bidi="zh_TW"/>
-        </w:rPr>
-        <w:t>在每年春季戰敗後的死亡時期。秋雨來臨則象徵</w:t>
-      </w:r>
-      <w:r>
-        <w:rPr>
-          <w:i/>
-          <w:lang w:val="zh_TW" w:bidi="zh_TW"/>
-        </w:rPr>
-        <w:t>巴力</w:t>
-      </w:r>
-      <w:r>
-        <w:rPr>
-          <w:lang w:val="zh_TW" w:bidi="zh_TW"/>
-        </w:rPr>
-        <w:t>作為雨水與植物之神復活，這狀態會持續到下一年四月。他們認為土地之所以再次肥沃，是因為</w:t>
-      </w:r>
-      <w:r>
-        <w:rPr>
-          <w:i/>
-          <w:lang w:val="zh_TW" w:bidi="zh_TW"/>
-        </w:rPr>
-        <w:t>巴力</w:t>
-      </w:r>
-      <w:r>
-        <w:rPr>
-          <w:lang w:val="zh_TW" w:bidi="zh_TW"/>
-        </w:rPr>
-        <w:t>每年與其女性伴侶交合。他們的宗教儀式包括模仿這些神祇的行為。</w:t>
+        <w:t>衪與意想不到的人分享衪的見解（</w:t>
+      </w:r>
+      <w:hyperlink r:id="rId61">
+        <w:r>
+          <w:rPr>
+            <w:lang w:val="zh_TW" w:bidi="zh_TW"/>
+          </w:rPr>
+          <w:rPr>
+            <w:color w:val="0000EE"/>
+            <w:u w:val="single"/>
+          </w:rPr>
+          <w:t>太11:25–27</w:t>
+        </w:r>
+      </w:hyperlink>
+      <w:r>
+        <w:rPr>
+          <w:lang w:val="zh_TW" w:bidi="zh_TW"/>
+        </w:rPr>
+        <w:t>，</w:t>
+      </w:r>
+      <w:hyperlink r:id="rId62">
+        <w:r>
+          <w:rPr>
+            <w:lang w:val="zh_TW" w:bidi="zh_TW"/>
+          </w:rPr>
+          <w:rPr>
+            <w:color w:val="0000EE"/>
+            <w:u w:val="single"/>
+          </w:rPr>
+          <w:t>13:16–17</w:t>
+        </w:r>
+      </w:hyperlink>
+      <w:r>
+        <w:rPr>
+          <w:lang w:val="zh_TW" w:bidi="zh_TW"/>
+        </w:rPr>
+        <w:t>，</w:t>
+      </w:r>
+      <w:hyperlink r:id="rId63">
+        <w:r>
+          <w:rPr>
+            <w:lang w:val="zh_TW" w:bidi="zh_TW"/>
+          </w:rPr>
+          <w:rPr>
+            <w:color w:val="0000EE"/>
+            <w:u w:val="single"/>
+          </w:rPr>
+          <w:t>16:13–20</w:t>
+        </w:r>
+      </w:hyperlink>
+      <w:r>
+        <w:rPr>
+          <w:lang w:val="zh_TW" w:bidi="zh_TW"/>
+        </w:rPr>
+        <w:t>）。衪談到了衪將遭受的屈辱死亡（</w:t>
+      </w:r>
+      <w:hyperlink r:id="rId64">
+        <w:r>
+          <w:rPr>
+            <w:lang w:val="zh_TW" w:bidi="zh_TW"/>
+          </w:rPr>
+          <w:rPr>
+            <w:color w:val="0000EE"/>
+            <w:u w:val="single"/>
+          </w:rPr>
+          <w:t>16:21</w:t>
+        </w:r>
+      </w:hyperlink>
+      <w:r>
+        <w:rPr>
+          <w:lang w:val="zh_TW" w:bidi="zh_TW"/>
+        </w:rPr>
+        <w:t>，</w:t>
+      </w:r>
+      <w:hyperlink r:id="rId65">
+        <w:r>
+          <w:rPr>
+            <w:lang w:val="zh_TW" w:bidi="zh_TW"/>
+          </w:rPr>
+          <w:rPr>
+            <w:color w:val="0000EE"/>
+            <w:u w:val="single"/>
+          </w:rPr>
+          <w:t>17:22–23</w:t>
+        </w:r>
+      </w:hyperlink>
+      <w:r>
+        <w:rPr>
+          <w:lang w:val="zh_TW" w:bidi="zh_TW"/>
+        </w:rPr>
+        <w:t>，</w:t>
+      </w:r>
+      <w:hyperlink r:id="rId66">
+        <w:r>
+          <w:rPr>
+            <w:lang w:val="zh_TW" w:bidi="zh_TW"/>
+          </w:rPr>
+          <w:rPr>
+            <w:color w:val="0000EE"/>
+            <w:u w:val="single"/>
+          </w:rPr>
+          <w:t>20:18–19</w:t>
+        </w:r>
+      </w:hyperlink>
+      <w:r>
+        <w:rPr>
+          <w:lang w:val="zh_TW" w:bidi="zh_TW"/>
+        </w:rPr>
+        <w:t>，</w:t>
+      </w:r>
+      <w:hyperlink r:id="rId67">
+        <w:r>
+          <w:rPr>
+            <w:lang w:val="zh_TW" w:bidi="zh_TW"/>
+          </w:rPr>
+          <w:rPr>
+            <w:color w:val="0000EE"/>
+            <w:u w:val="single"/>
+          </w:rPr>
+          <w:t>26:2</w:t>
+        </w:r>
+      </w:hyperlink>
+      <w:r>
+        <w:rPr>
+          <w:lang w:val="zh_TW" w:bidi="zh_TW"/>
+        </w:rPr>
+        <w:t>）。耶穌沒有尋求關注或顯明衪的角色，相反，衪選擇了謙卑、隱藏，並分享那些人們只能透過信心才能理解的啟示。</w:t>
       </w:r>
     </w:p>
     <w:p>
@@ -1083,25 +1478,115 @@
         <w:rPr>
           <w:lang w:val="zh_TW" w:bidi="zh_TW"/>
         </w:rPr>
-        <w:t>迦南人敬拜那些他們認為能帶來物質利益的事物。他們相信，若這樣能使神和女神滿意，就能獲得好收成。若有神明發怒，人民可能會把動物或人獻祭來安撫神（見</w:t>
-      </w:r>
-      <w:hyperlink r:id="rId29">
-        <w:r>
-          <w:rPr>
-            <w:lang w:val="zh_TW" w:bidi="zh_TW"/>
-          </w:rPr>
-          <w:rPr>
-            <w:color w:val="0000EE"/>
-            <w:u w:val="single"/>
-          </w:rPr>
-          <w:t>王下3:26–27</w:t>
-        </w:r>
-      </w:hyperlink>
-      <w:r>
-        <w:rPr>
-          <w:lang w:val="zh_TW" w:bidi="zh_TW"/>
-        </w:rPr>
-        <w:t>）。迦南人的敬拜出於懼怕，目的是想影響或安撫神祇。</w:t>
+        <w:t>最後，事實證明耶穌是通得過驗證的。衪贏得了爭論（</w:t>
+      </w:r>
+      <w:hyperlink r:id="rId68">
+        <w:r>
+          <w:rPr>
+            <w:lang w:val="zh_TW" w:bidi="zh_TW"/>
+          </w:rPr>
+          <w:rPr>
+            <w:color w:val="0000EE"/>
+            <w:u w:val="single"/>
+          </w:rPr>
+          <w:t>路20:20–40</w:t>
+        </w:r>
+      </w:hyperlink>
+      <w:r>
+        <w:rPr>
+          <w:lang w:val="zh_TW" w:bidi="zh_TW"/>
+        </w:rPr>
+        <w:t>）。衪趕出了控制人們的鬼魔（</w:t>
+      </w:r>
+      <w:hyperlink r:id="rId69">
+        <w:r>
+          <w:rPr>
+            <w:lang w:val="zh_TW" w:bidi="zh_TW"/>
+          </w:rPr>
+          <w:rPr>
+            <w:color w:val="0000EE"/>
+            <w:u w:val="single"/>
+          </w:rPr>
+          <w:t>太8:28–34</w:t>
+        </w:r>
+      </w:hyperlink>
+      <w:r>
+        <w:rPr>
+          <w:lang w:val="zh_TW" w:bidi="zh_TW"/>
+        </w:rPr>
+        <w:t>）。衪以奇妙的方式醫治了人（</w:t>
+      </w:r>
+      <w:hyperlink r:id="rId70">
+        <w:r>
+          <w:rPr>
+            <w:lang w:val="zh_TW" w:bidi="zh_TW"/>
+          </w:rPr>
+          <w:rPr>
+            <w:color w:val="0000EE"/>
+            <w:u w:val="single"/>
+          </w:rPr>
+          <w:t>太9:1–8</w:t>
+        </w:r>
+      </w:hyperlink>
+      <w:r>
+        <w:rPr>
+          <w:lang w:val="zh_TW" w:bidi="zh_TW"/>
+        </w:rPr>
+        <w:t>）。衪使死人復活（</w:t>
+      </w:r>
+      <w:hyperlink r:id="rId71">
+        <w:r>
+          <w:rPr>
+            <w:lang w:val="zh_TW" w:bidi="zh_TW"/>
+          </w:rPr>
+          <w:rPr>
+            <w:color w:val="0000EE"/>
+            <w:u w:val="single"/>
+          </w:rPr>
+          <w:t>太9:18–26</w:t>
+        </w:r>
+      </w:hyperlink>
+      <w:r>
+        <w:rPr>
+          <w:lang w:val="zh_TW" w:bidi="zh_TW"/>
+        </w:rPr>
+        <w:t>）。最後，衪從死裡復活（</w:t>
+      </w:r>
+      <w:hyperlink r:id="rId72">
+        <w:r>
+          <w:rPr>
+            <w:lang w:val="zh_TW" w:bidi="zh_TW"/>
+          </w:rPr>
+          <w:rPr>
+            <w:color w:val="0000EE"/>
+            <w:u w:val="single"/>
+          </w:rPr>
+          <w:t>太28:1–10</w:t>
+        </w:r>
+      </w:hyperlink>
+      <w:r>
+        <w:rPr>
+          <w:lang w:val="zh_TW" w:bidi="zh_TW"/>
+        </w:rPr>
+        <w:t>）。衪的事工引起分裂，但在地上開展神的國度方面郤是有成效的（</w:t>
+      </w:r>
+      <w:hyperlink r:id="rId73">
+        <w:r>
+          <w:rPr>
+            <w:lang w:val="zh_TW" w:bidi="zh_TW"/>
+          </w:rPr>
+          <w:rPr>
+            <w:color w:val="0000EE"/>
+            <w:u w:val="single"/>
+          </w:rPr>
+          <w:t>太11:2–6</w:t>
+        </w:r>
+      </w:hyperlink>
+      <w:r>
+        <w:rPr>
+          <w:lang w:val="zh_TW" w:bidi="zh_TW"/>
+        </w:rPr>
+        <w:t>）。</w:t>
       </w:r>
     </w:p>
     <w:p>
@@ -1113,9 +1598,10 @@
       </w:r>
       <w:r>
         <w:rPr>
-          <w:lang w:val="zh_TW" w:bidi="zh_TW"/>
-        </w:rPr>
-        <w:t>古代近東地區多種宗教彼此接觸，造成社會上的混亂與宗教習俗的混合。定居於迦南的亞蘭人與非利士人採納了迦南的宗教習俗。同樣地，亞摩利人遷入美索不達米亞時，也將蘇美人的宗教習俗納入其中。</w:t>
+          <w:u w:val="single"/>
+          <w:lang w:val="zh_TW" w:bidi="zh_TW"/>
+        </w:rPr>
+        <w:t>進深研究的經文段落</w:t>
       </w:r>
     </w:p>
     <w:p>
@@ -1125,163 +1611,70 @@
           <w:lang w:val="zh_TW" w:bidi="zh_TW"/>
         </w:rPr>
       </w:r>
-      <w:r>
-        <w:rPr>
-          <w:lang w:val="zh_TW" w:bidi="zh_TW"/>
-        </w:rPr>
-        <w:t>相較之下，以色列的神雅巍（和合本譯為耶和華）要求絕對的忠誠。祂的敬拜是建立在信心之上，而非懼怕。可惜，以色列人未能持守他們對獨一真神的信仰（一神論）。他們吸收了異教的思想與習俗，以自己的方式敬拜迦南諸神。他們的文化逐漸敗壞，惹動神的忿怒。結果，神施行審判，使他們被擄（見</w:t>
-      </w:r>
-      <w:hyperlink r:id="rId30">
-        <w:r>
-          <w:rPr>
-            <w:lang w:val="zh_TW" w:bidi="zh_TW"/>
-          </w:rPr>
-          <w:rPr>
-            <w:color w:val="0000EE"/>
-            <w:u w:val="single"/>
-          </w:rPr>
-          <w:t>王下17:5–23，</w:t>
-        </w:r>
-      </w:hyperlink>
-      <w:hyperlink r:id="rId31">
-        <w:r>
-          <w:rPr>
-            <w:lang w:val="zh_TW" w:bidi="zh_TW"/>
-          </w:rPr>
-          <w:rPr>
-            <w:color w:val="0000EE"/>
-            <w:u w:val="single"/>
-          </w:rPr>
-          <w:t>24:18–25:21</w:t>
-        </w:r>
-      </w:hyperlink>
-      <w:r>
-        <w:rPr>
-          <w:lang w:val="zh_TW" w:bidi="zh_TW"/>
-        </w:rPr>
-        <w:t>）。</w:t>
-      </w:r>
-    </w:p>
-    <w:p>
-      <w:pPr/>
-      <w:r>
-        <w:rPr>
-          <w:lang w:val="zh_TW" w:bidi="zh_TW"/>
-        </w:rPr>
-      </w:r>
-      <w:r>
-        <w:rPr>
-          <w:u w:val="single"/>
-          <w:lang w:val="zh_TW" w:bidi="zh_TW"/>
-        </w:rPr>
-        <w:t>進深研究的經文段落</w:t>
-      </w:r>
-    </w:p>
-    <w:p>
-      <w:pPr/>
-      <w:r>
-        <w:rPr>
-          <w:lang w:val="zh_TW" w:bidi="zh_TW"/>
-        </w:rPr>
-      </w:r>
-      <w:hyperlink r:id="rId32">
-        <w:r>
-          <w:rPr>
-            <w:lang w:val="zh_TW" w:bidi="zh_TW"/>
-          </w:rPr>
-          <w:rPr>
-            <w:color w:val="0000EE"/>
-            <w:u w:val="single"/>
-          </w:rPr>
-          <w:t>撒上5:1–12</w:t>
-        </w:r>
-      </w:hyperlink>
-      <w:r>
-        <w:rPr>
-          <w:lang w:val="zh_TW" w:bidi="zh_TW"/>
-        </w:rPr>
-      </w:r>
-      <w:r>
-        <w:rPr>
-          <w:lang w:val="zh_TW" w:bidi="zh_TW"/>
-        </w:rPr>
-      </w:r>
-    </w:p>
-    <w:p>
-      <w:pPr/>
-      <w:r>
-        <w:rPr>
-          <w:lang w:val="zh_TW" w:bidi="zh_TW"/>
-        </w:rPr>
-      </w:r>
-    </w:p>
-    <w:p>
-      <w:pPr>
-        <w:pStyle w:val="Heading2"/>
-      </w:pPr>
-      <w:r>
-        <w:rPr>
-          <w:lang w:val="zh_TW" w:bidi="zh_TW"/>
-        </w:rPr>
-        <w:t>家庭</w:t>
-      </w:r>
-      <w:r>
-        <w:rPr>
-          <w:lang w:val="zh_TW" w:bidi="zh_TW"/>
-        </w:rPr>
-      </w:r>
-    </w:p>
-    <w:p>
-      <w:pPr/>
-      <w:r>
-        <w:rPr>
-          <w:lang w:val="zh_TW" w:bidi="zh_TW"/>
-        </w:rPr>
-      </w:r>
-      <w:r>
-        <w:rPr>
-          <w:lang w:val="zh_TW" w:bidi="zh_TW"/>
-        </w:rPr>
-        <w:t>家庭是希臘羅馬社會的基本單位。人們相信，如果家庭穩定，國家也會穩定。在這些家庭中，每個人都有明確的角色和責任，深深根植於他們的文化當中，主要的目標是維持權威和服從的「自然」秩序。打破這種秩序會導致羞辱和敗壞。</w:t>
-      </w:r>
-    </w:p>
-    <w:p>
-      <w:pPr/>
-      <w:r>
-        <w:rPr>
-          <w:lang w:val="zh_TW" w:bidi="zh_TW"/>
-        </w:rPr>
-      </w:r>
-      <w:r>
-        <w:rPr>
-          <w:lang w:val="zh_TW" w:bidi="zh_TW"/>
-        </w:rPr>
-        <w:t>在這個系統中，丈夫—父親—主人主導所有的人。男性控制公共空間和政府，女性則管理家庭。希臘羅馬演說家經常指責，像基督教這樣的新興外來宗教，透過威脅家庭結構而敗壞社會。</w:t>
-      </w:r>
-    </w:p>
-    <w:p>
-      <w:pPr/>
-      <w:r>
-        <w:rPr>
-          <w:lang w:val="zh_TW" w:bidi="zh_TW"/>
-        </w:rPr>
-      </w:r>
-      <w:r>
-        <w:rPr>
-          <w:lang w:val="zh_TW" w:bidi="zh_TW"/>
-        </w:rPr>
-        <w:t>新約聖經的家庭規範並不是新概念（見</w:t>
-      </w:r>
-      <w:hyperlink r:id="rId33">
-        <w:r>
-          <w:rPr>
-            <w:lang w:val="zh_TW" w:bidi="zh_TW"/>
-          </w:rPr>
-          <w:rPr>
-            <w:color w:val="0000EE"/>
-            <w:u w:val="single"/>
-          </w:rPr>
-          <w:t>弗5:21–6:9</w:t>
+      <w:hyperlink r:id="rId74">
+        <w:r>
+          <w:rPr>
+            <w:lang w:val="zh_TW" w:bidi="zh_TW"/>
+          </w:rPr>
+          <w:rPr>
+            <w:color w:val="0000EE"/>
+            <w:u w:val="single"/>
+          </w:rPr>
+          <w:t>賽3:8</w:t>
+        </w:r>
+      </w:hyperlink>
+      <w:r>
+        <w:rPr>
+          <w:lang w:val="zh_TW" w:bidi="zh_TW"/>
+        </w:rPr>
+        <w:t>，</w:t>
+      </w:r>
+      <w:hyperlink r:id="rId75">
+        <w:r>
+          <w:rPr>
+            <w:lang w:val="zh_TW" w:bidi="zh_TW"/>
+          </w:rPr>
+          <w:rPr>
+            <w:color w:val="0000EE"/>
+            <w:u w:val="single"/>
+          </w:rPr>
+          <w:t>8:14–15</w:t>
+        </w:r>
+      </w:hyperlink>
+      <w:r>
+        <w:rPr>
+          <w:lang w:val="zh_TW" w:bidi="zh_TW"/>
+        </w:rPr>
+        <w:t>，</w:t>
+      </w:r>
+      <w:hyperlink r:id="rId76">
+        <w:r>
+          <w:rPr>
+            <w:lang w:val="zh_TW" w:bidi="zh_TW"/>
+          </w:rPr>
+          <w:rPr>
+            <w:color w:val="0000EE"/>
+            <w:u w:val="single"/>
+          </w:rPr>
+          <w:t>28:12–13</w:t>
+        </w:r>
+      </w:hyperlink>
+      <w:r>
+        <w:rPr>
+          <w:lang w:val="zh_TW" w:bidi="zh_TW"/>
+        </w:rPr>
+        <w:t>，</w:t>
+      </w:r>
+      <w:hyperlink r:id="rId77">
+        <w:r>
+          <w:rPr>
+            <w:lang w:val="zh_TW" w:bidi="zh_TW"/>
+          </w:rPr>
+          <w:rPr>
+            <w:color w:val="0000EE"/>
+            <w:u w:val="single"/>
+          </w:rPr>
+          <w:t>59:9–10</w:t>
         </w:r>
       </w:hyperlink>
       <w:r>
@@ -1290,16 +1683,70 @@
         </w:rPr>
         <w:t>；</w:t>
       </w:r>
-      <w:hyperlink r:id="rId34">
-        <w:r>
-          <w:rPr>
-            <w:lang w:val="zh_TW" w:bidi="zh_TW"/>
-          </w:rPr>
-          <w:rPr>
-            <w:color w:val="0000EE"/>
-            <w:u w:val="single"/>
-          </w:rPr>
-          <w:t>西3:18–4:1</w:t>
+      <w:hyperlink r:id="rId78">
+        <w:r>
+          <w:rPr>
+            <w:lang w:val="zh_TW" w:bidi="zh_TW"/>
+          </w:rPr>
+          <w:rPr>
+            <w:color w:val="0000EE"/>
+            <w:u w:val="single"/>
+          </w:rPr>
+          <w:t>耶13:16</w:t>
+        </w:r>
+      </w:hyperlink>
+      <w:r>
+        <w:rPr>
+          <w:lang w:val="zh_TW" w:bidi="zh_TW"/>
+        </w:rPr>
+        <w:t>，</w:t>
+      </w:r>
+      <w:hyperlink r:id="rId79">
+        <w:r>
+          <w:rPr>
+            <w:lang w:val="zh_TW" w:bidi="zh_TW"/>
+          </w:rPr>
+          <w:rPr>
+            <w:color w:val="0000EE"/>
+            <w:u w:val="single"/>
+          </w:rPr>
+          <w:t>20:11</w:t>
+        </w:r>
+      </w:hyperlink>
+      <w:r>
+        <w:rPr>
+          <w:lang w:val="zh_TW" w:bidi="zh_TW"/>
+        </w:rPr>
+        <w:t>，</w:t>
+      </w:r>
+      <w:hyperlink r:id="rId80">
+        <w:r>
+          <w:rPr>
+            <w:lang w:val="zh_TW" w:bidi="zh_TW"/>
+          </w:rPr>
+          <w:rPr>
+            <w:color w:val="0000EE"/>
+            <w:u w:val="single"/>
+          </w:rPr>
+          <w:t>31:7–9</w:t>
+        </w:r>
+      </w:hyperlink>
+      <w:r>
+        <w:rPr>
+          <w:lang w:val="zh_TW" w:bidi="zh_TW"/>
+        </w:rPr>
+        <w:t>，</w:t>
+      </w:r>
+      <w:hyperlink r:id="rId81">
+        <w:r>
+          <w:rPr>
+            <w:lang w:val="zh_TW" w:bidi="zh_TW"/>
+          </w:rPr>
+          <w:rPr>
+            <w:color w:val="0000EE"/>
+            <w:u w:val="single"/>
+          </w:rPr>
+          <w:t>50:31–32</w:t>
         </w:r>
       </w:hyperlink>
       <w:r>
@@ -1308,16 +1755,16 @@
         </w:rPr>
         <w:t>；</w:t>
       </w:r>
-      <w:hyperlink r:id="rId35">
-        <w:r>
-          <w:rPr>
-            <w:lang w:val="zh_TW" w:bidi="zh_TW"/>
-          </w:rPr>
-          <w:rPr>
-            <w:color w:val="0000EE"/>
-            <w:u w:val="single"/>
-          </w:rPr>
-          <w:t>提前2:8–15</w:t>
+      <w:hyperlink r:id="rId82">
+        <w:r>
+          <w:rPr>
+            <w:lang w:val="zh_TW" w:bidi="zh_TW"/>
+          </w:rPr>
+          <w:rPr>
+            <w:color w:val="0000EE"/>
+            <w:u w:val="single"/>
+          </w:rPr>
+          <w:t>何4:4–6</w:t>
         </w:r>
       </w:hyperlink>
       <w:r>
@@ -1326,16 +1773,16 @@
         </w:rPr>
         <w:t>，</w:t>
       </w:r>
-      <w:hyperlink r:id="rId36">
-        <w:r>
-          <w:rPr>
-            <w:lang w:val="zh_TW" w:bidi="zh_TW"/>
-          </w:rPr>
-          <w:rPr>
-            <w:color w:val="0000EE"/>
-            <w:u w:val="single"/>
-          </w:rPr>
-          <w:t>5:1–2</w:t>
+      <w:hyperlink r:id="rId83">
+        <w:r>
+          <w:rPr>
+            <w:lang w:val="zh_TW" w:bidi="zh_TW"/>
+          </w:rPr>
+          <w:rPr>
+            <w:color w:val="0000EE"/>
+            <w:u w:val="single"/>
+          </w:rPr>
+          <w:t>5:5</w:t>
         </w:r>
       </w:hyperlink>
       <w:r>
@@ -1344,16 +1791,16 @@
         </w:rPr>
         <w:t>，</w:t>
       </w:r>
-      <w:hyperlink r:id="rId37">
-        <w:r>
-          <w:rPr>
-            <w:lang w:val="zh_TW" w:bidi="zh_TW"/>
-          </w:rPr>
-          <w:rPr>
-            <w:color w:val="0000EE"/>
-            <w:u w:val="single"/>
-          </w:rPr>
-          <w:t>6:1–2</w:t>
+      <w:hyperlink r:id="rId84">
+        <w:r>
+          <w:rPr>
+            <w:lang w:val="zh_TW" w:bidi="zh_TW"/>
+          </w:rPr>
+          <w:rPr>
+            <w:color w:val="0000EE"/>
+            <w:u w:val="single"/>
+          </w:rPr>
+          <w:t>14:9</w:t>
         </w:r>
       </w:hyperlink>
       <w:r>
@@ -1362,16 +1809,16 @@
         </w:rPr>
         <w:t>；</w:t>
       </w:r>
-      <w:hyperlink r:id="rId38">
-        <w:r>
-          <w:rPr>
-            <w:lang w:val="zh_TW" w:bidi="zh_TW"/>
-          </w:rPr>
-          <w:rPr>
-            <w:color w:val="0000EE"/>
-            <w:u w:val="single"/>
-          </w:rPr>
-          <w:t>多2:1–3:8</w:t>
+      <w:hyperlink r:id="rId85">
+        <w:r>
+          <w:rPr>
+            <w:lang w:val="zh_TW" w:bidi="zh_TW"/>
+          </w:rPr>
+          <w:rPr>
+            <w:color w:val="0000EE"/>
+            <w:u w:val="single"/>
+          </w:rPr>
+          <w:t>瑪2:7–9</w:t>
         </w:r>
       </w:hyperlink>
       <w:r>
@@ -1380,111 +1827,70 @@
         </w:rPr>
         <w:t>；</w:t>
       </w:r>
-      <w:hyperlink r:id="rId39">
-        <w:r>
-          <w:rPr>
-            <w:lang w:val="zh_TW" w:bidi="zh_TW"/>
-          </w:rPr>
-          <w:rPr>
-            <w:color w:val="0000EE"/>
-            <w:u w:val="single"/>
-          </w:rPr>
-          <w:t>彼前2:18–3:7</w:t>
-        </w:r>
-      </w:hyperlink>
-      <w:r>
-        <w:rPr>
-          <w:lang w:val="zh_TW" w:bidi="zh_TW"/>
-        </w:rPr>
-        <w:t>）。使徒調整這些規範，來符合基督教信仰，並解決特定需求。基督教信仰經常對文化常規做出重大改變；然而，智慧和謹慎是必要的。忽視文化常規可引發嚴重問題，這可能給整個家庭帶來侮辱、恥辱和羞愧，包括基督家庭的頭——耶穌。</w:t>
-      </w:r>
-    </w:p>
-    <w:p>
-      <w:pPr/>
-      <w:r>
-        <w:rPr>
-          <w:lang w:val="zh_TW" w:bidi="zh_TW"/>
-        </w:rPr>
-      </w:r>
-      <w:r>
-        <w:rPr>
-          <w:lang w:val="zh_TW" w:bidi="zh_TW"/>
-        </w:rPr>
-        <w:t>如新約聖經中提摩太前書所討論的，這是一些假教師在以弗所造成的影響。在此脈絡中，新約聖經的家庭規範幫助基督徒社群如此生活：</w:t>
-      </w:r>
-    </w:p>
-    <w:p>
-      <w:pPr>
-        <w:pStyle w:val="ListNumber"/>
-        <w:numPr>
-          <w:ilvl w:val="0"/>
-          <w:numId w:val="17"/>
-        </w:numPr>
-        <w:spacing w:line="240" w:lineRule="auto"/>
-        <w:ind w:left="720"/>
-      </w:pPr>
-      <w:r>
-        <w:rPr>
-          <w:lang w:val="zh_TW" w:bidi="zh_TW"/>
-        </w:rPr>
-      </w:r>
-      <w:r>
-        <w:rPr>
-          <w:lang w:val="zh_TW" w:bidi="zh_TW"/>
-        </w:rPr>
-        <w:t>制止基督教威脅國家的指控；並</w:t>
-      </w:r>
-    </w:p>
-    <w:p>
-      <w:pPr>
-        <w:pStyle w:val="ListNumber"/>
-        <w:spacing w:line="240" w:lineRule="auto"/>
-        <w:ind w:left="720"/>
-      </w:pPr>
-      <w:r>
-        <w:rPr>
-          <w:lang w:val="zh_TW" w:bidi="zh_TW"/>
-        </w:rPr>
-      </w:r>
-      <w:r>
-        <w:rPr>
-          <w:lang w:val="zh_TW" w:bidi="zh_TW"/>
-        </w:rPr>
-        <w:t>為真理做出有力且具吸引力的見證。</w:t>
-      </w:r>
-    </w:p>
-    <w:p>
-      <w:pPr/>
-      <w:r>
-        <w:rPr>
-          <w:lang w:val="zh_TW" w:bidi="zh_TW"/>
-        </w:rPr>
-      </w:r>
-      <w:r>
-        <w:rPr>
-          <w:u w:val="single"/>
-          <w:lang w:val="zh_TW" w:bidi="zh_TW"/>
-        </w:rPr>
-        <w:t>進深研究的經文段落</w:t>
-      </w:r>
-    </w:p>
-    <w:p>
-      <w:pPr/>
-      <w:r>
-        <w:rPr>
-          <w:lang w:val="zh_TW" w:bidi="zh_TW"/>
-        </w:rPr>
-      </w:r>
-      <w:hyperlink r:id="rId33">
-        <w:r>
-          <w:rPr>
-            <w:lang w:val="zh_TW" w:bidi="zh_TW"/>
-          </w:rPr>
-          <w:rPr>
-            <w:color w:val="0000EE"/>
-            <w:u w:val="single"/>
-          </w:rPr>
-          <w:t>弗5:21–6:9</w:t>
+      <w:hyperlink r:id="rId86">
+        <w:r>
+          <w:rPr>
+            <w:lang w:val="zh_TW" w:bidi="zh_TW"/>
+          </w:rPr>
+          <w:rPr>
+            <w:color w:val="0000EE"/>
+            <w:u w:val="single"/>
+          </w:rPr>
+          <w:t>太11:5–6</w:t>
+        </w:r>
+      </w:hyperlink>
+      <w:r>
+        <w:rPr>
+          <w:lang w:val="zh_TW" w:bidi="zh_TW"/>
+        </w:rPr>
+        <w:t>，</w:t>
+      </w:r>
+      <w:hyperlink r:id="rId87">
+        <w:r>
+          <w:rPr>
+            <w:lang w:val="zh_TW" w:bidi="zh_TW"/>
+          </w:rPr>
+          <w:rPr>
+            <w:color w:val="0000EE"/>
+            <w:u w:val="single"/>
+          </w:rPr>
+          <w:t>13:54–58</w:t>
+        </w:r>
+      </w:hyperlink>
+      <w:r>
+        <w:rPr>
+          <w:lang w:val="zh_TW" w:bidi="zh_TW"/>
+        </w:rPr>
+        <w:t>，</w:t>
+      </w:r>
+      <w:hyperlink r:id="rId88">
+        <w:r>
+          <w:rPr>
+            <w:lang w:val="zh_TW" w:bidi="zh_TW"/>
+          </w:rPr>
+          <w:rPr>
+            <w:color w:val="0000EE"/>
+            <w:u w:val="single"/>
+          </w:rPr>
+          <w:t>17:27</w:t>
+        </w:r>
+      </w:hyperlink>
+      <w:r>
+        <w:rPr>
+          <w:lang w:val="zh_TW" w:bidi="zh_TW"/>
+        </w:rPr>
+        <w:t>，</w:t>
+      </w:r>
+      <w:hyperlink r:id="rId89">
+        <w:r>
+          <w:rPr>
+            <w:lang w:val="zh_TW" w:bidi="zh_TW"/>
+          </w:rPr>
+          <w:rPr>
+            <w:color w:val="0000EE"/>
+            <w:u w:val="single"/>
+          </w:rPr>
+          <w:t>21:42–46</w:t>
         </w:r>
       </w:hyperlink>
       <w:r>
@@ -1493,16 +1899,16 @@
         </w:rPr>
         <w:t>；</w:t>
       </w:r>
-      <w:hyperlink r:id="rId34">
-        <w:r>
-          <w:rPr>
-            <w:lang w:val="zh_TW" w:bidi="zh_TW"/>
-          </w:rPr>
-          <w:rPr>
-            <w:color w:val="0000EE"/>
-            <w:u w:val="single"/>
-          </w:rPr>
-          <w:t>西3:18–4:1</w:t>
+      <w:hyperlink r:id="rId90">
+        <w:r>
+          <w:rPr>
+            <w:lang w:val="zh_TW" w:bidi="zh_TW"/>
+          </w:rPr>
+          <w:rPr>
+            <w:color w:val="0000EE"/>
+            <w:u w:val="single"/>
+          </w:rPr>
+          <w:t>可6:3</w:t>
         </w:r>
       </w:hyperlink>
       <w:r>
@@ -1511,16 +1917,52 @@
         </w:rPr>
         <w:t>；</w:t>
       </w:r>
-      <w:hyperlink r:id="rId35">
-        <w:r>
-          <w:rPr>
-            <w:lang w:val="zh_TW" w:bidi="zh_TW"/>
-          </w:rPr>
-          <w:rPr>
-            <w:color w:val="0000EE"/>
-            <w:u w:val="single"/>
-          </w:rPr>
-          <w:t>提前2:8–15</w:t>
+      <w:hyperlink r:id="rId91">
+        <w:r>
+          <w:rPr>
+            <w:lang w:val="zh_TW" w:bidi="zh_TW"/>
+          </w:rPr>
+          <w:rPr>
+            <w:color w:val="0000EE"/>
+            <w:u w:val="single"/>
+          </w:rPr>
+          <w:t>路20:17–19</w:t>
+        </w:r>
+      </w:hyperlink>
+      <w:r>
+        <w:rPr>
+          <w:lang w:val="zh_TW" w:bidi="zh_TW"/>
+        </w:rPr>
+        <w:t>；</w:t>
+      </w:r>
+      <w:hyperlink r:id="rId92">
+        <w:r>
+          <w:rPr>
+            <w:lang w:val="zh_TW" w:bidi="zh_TW"/>
+          </w:rPr>
+          <w:rPr>
+            <w:color w:val="0000EE"/>
+            <w:u w:val="single"/>
+          </w:rPr>
+          <w:t>約6:60–69</w:t>
+        </w:r>
+      </w:hyperlink>
+      <w:r>
+        <w:rPr>
+          <w:lang w:val="zh_TW" w:bidi="zh_TW"/>
+        </w:rPr>
+        <w:t>；</w:t>
+      </w:r>
+      <w:hyperlink r:id="rId93">
+        <w:r>
+          <w:rPr>
+            <w:lang w:val="zh_TW" w:bidi="zh_TW"/>
+          </w:rPr>
+          <w:rPr>
+            <w:color w:val="0000EE"/>
+            <w:u w:val="single"/>
+          </w:rPr>
+          <w:t>羅9:30–33</w:t>
         </w:r>
       </w:hyperlink>
       <w:r>
@@ -1529,16 +1971,34 @@
         </w:rPr>
         <w:t>，</w:t>
       </w:r>
-      <w:hyperlink r:id="rId40">
-        <w:r>
-          <w:rPr>
-            <w:lang w:val="zh_TW" w:bidi="zh_TW"/>
-          </w:rPr>
-          <w:rPr>
-            <w:color w:val="0000EE"/>
-            <w:u w:val="single"/>
-          </w:rPr>
-          <w:t>3:5</w:t>
+      <w:hyperlink r:id="rId94">
+        <w:r>
+          <w:rPr>
+            <w:lang w:val="zh_TW" w:bidi="zh_TW"/>
+          </w:rPr>
+          <w:rPr>
+            <w:color w:val="0000EE"/>
+            <w:u w:val="single"/>
+          </w:rPr>
+          <w:t>11:7–12</w:t>
+        </w:r>
+      </w:hyperlink>
+      <w:r>
+        <w:rPr>
+          <w:lang w:val="zh_TW" w:bidi="zh_TW"/>
+        </w:rPr>
+        <w:t>，</w:t>
+      </w:r>
+      <w:hyperlink r:id="rId95">
+        <w:r>
+          <w:rPr>
+            <w:lang w:val="zh_TW" w:bidi="zh_TW"/>
+          </w:rPr>
+          <w:rPr>
+            <w:color w:val="0000EE"/>
+            <w:u w:val="single"/>
+          </w:rPr>
+          <w:t>14:12–13</w:t>
         </w:r>
       </w:hyperlink>
       <w:r>
@@ -1547,34 +2007,34 @@
         </w:rPr>
         <w:t>、</w:t>
       </w:r>
-      <w:hyperlink r:id="rId41">
-        <w:r>
-          <w:rPr>
-            <w:lang w:val="zh_TW" w:bidi="zh_TW"/>
-          </w:rPr>
-          <w:rPr>
-            <w:color w:val="0000EE"/>
-            <w:u w:val="single"/>
-          </w:rPr>
-          <w:t>12</w:t>
-        </w:r>
-      </w:hyperlink>
-      <w:r>
-        <w:rPr>
-          <w:lang w:val="zh_TW" w:bidi="zh_TW"/>
-        </w:rPr>
-        <w:t>、</w:t>
-      </w:r>
-      <w:hyperlink r:id="rId42">
-        <w:r>
-          <w:rPr>
-            <w:lang w:val="zh_TW" w:bidi="zh_TW"/>
-          </w:rPr>
-          <w:rPr>
-            <w:color w:val="0000EE"/>
-            <w:u w:val="single"/>
-          </w:rPr>
-          <w:t>15</w:t>
+      <w:hyperlink r:id="rId96">
+        <w:r>
+          <w:rPr>
+            <w:lang w:val="zh_TW" w:bidi="zh_TW"/>
+          </w:rPr>
+          <w:rPr>
+            <w:color w:val="0000EE"/>
+            <w:u w:val="single"/>
+          </w:rPr>
+          <w:t>20–21</w:t>
+        </w:r>
+      </w:hyperlink>
+      <w:r>
+        <w:rPr>
+          <w:lang w:val="zh_TW" w:bidi="zh_TW"/>
+        </w:rPr>
+        <w:t>；</w:t>
+      </w:r>
+      <w:hyperlink r:id="rId97">
+        <w:r>
+          <w:rPr>
+            <w:lang w:val="zh_TW" w:bidi="zh_TW"/>
+          </w:rPr>
+          <w:rPr>
+            <w:color w:val="0000EE"/>
+            <w:u w:val="single"/>
+          </w:rPr>
+          <w:t>林前1:21–23</w:t>
         </w:r>
       </w:hyperlink>
       <w:r>
@@ -1583,34 +2043,16 @@
         </w:rPr>
         <w:t>，</w:t>
       </w:r>
-      <w:hyperlink r:id="rId36">
-        <w:r>
-          <w:rPr>
-            <w:lang w:val="zh_TW" w:bidi="zh_TW"/>
-          </w:rPr>
-          <w:rPr>
-            <w:color w:val="0000EE"/>
-            <w:u w:val="single"/>
-          </w:rPr>
-          <w:t>5:1–2</w:t>
-        </w:r>
-      </w:hyperlink>
-      <w:r>
-        <w:rPr>
-          <w:lang w:val="zh_TW" w:bidi="zh_TW"/>
-        </w:rPr>
-        <w:t>、</w:t>
-      </w:r>
-      <w:hyperlink r:id="rId43">
-        <w:r>
-          <w:rPr>
-            <w:lang w:val="zh_TW" w:bidi="zh_TW"/>
-          </w:rPr>
-          <w:rPr>
-            <w:color w:val="0000EE"/>
-            <w:u w:val="single"/>
-          </w:rPr>
-          <w:t>8</w:t>
+      <w:hyperlink r:id="rId98">
+        <w:r>
+          <w:rPr>
+            <w:lang w:val="zh_TW" w:bidi="zh_TW"/>
+          </w:rPr>
+          <w:rPr>
+            <w:color w:val="0000EE"/>
+            <w:u w:val="single"/>
+          </w:rPr>
+          <w:t>8:9–13</w:t>
         </w:r>
       </w:hyperlink>
       <w:r>
@@ -1619,16 +2061,16 @@
         </w:rPr>
         <w:t>，</w:t>
       </w:r>
-      <w:hyperlink r:id="rId37">
-        <w:r>
-          <w:rPr>
-            <w:lang w:val="zh_TW" w:bidi="zh_TW"/>
-          </w:rPr>
-          <w:rPr>
-            <w:color w:val="0000EE"/>
-            <w:u w:val="single"/>
-          </w:rPr>
-          <w:t>6:1–2</w:t>
+      <w:hyperlink r:id="rId99">
+        <w:r>
+          <w:rPr>
+            <w:lang w:val="zh_TW" w:bidi="zh_TW"/>
+          </w:rPr>
+          <w:rPr>
+            <w:color w:val="0000EE"/>
+            <w:u w:val="single"/>
+          </w:rPr>
+          <w:t>10:31–11:1</w:t>
         </w:r>
       </w:hyperlink>
       <w:r>
@@ -1637,16 +2079,16 @@
         </w:rPr>
         <w:t>；</w:t>
       </w:r>
-      <w:hyperlink r:id="rId38">
-        <w:r>
-          <w:rPr>
-            <w:lang w:val="zh_TW" w:bidi="zh_TW"/>
-          </w:rPr>
-          <w:rPr>
-            <w:color w:val="0000EE"/>
-            <w:u w:val="single"/>
-          </w:rPr>
-          <w:t>多2:1–3:8</w:t>
+      <w:hyperlink r:id="rId100">
+        <w:r>
+          <w:rPr>
+            <w:lang w:val="zh_TW" w:bidi="zh_TW"/>
+          </w:rPr>
+          <w:rPr>
+            <w:color w:val="0000EE"/>
+            <w:u w:val="single"/>
+          </w:rPr>
+          <w:t>林後6:3</w:t>
         </w:r>
       </w:hyperlink>
       <w:r>
@@ -1655,232 +2097,16 @@
         </w:rPr>
         <w:t>；</w:t>
       </w:r>
-      <w:hyperlink r:id="rId44">
-        <w:r>
-          <w:rPr>
-            <w:lang w:val="zh_TW" w:bidi="zh_TW"/>
-          </w:rPr>
-          <w:rPr>
-            <w:color w:val="0000EE"/>
-            <w:u w:val="single"/>
-          </w:rPr>
-          <w:t>彼前2:13–3:7</w:t>
-        </w:r>
-      </w:hyperlink>
-      <w:r>
-        <w:rPr>
-          <w:lang w:val="zh_TW" w:bidi="zh_TW"/>
-        </w:rPr>
-        <w:t>，</w:t>
-      </w:r>
-      <w:hyperlink r:id="rId45">
-        <w:r>
-          <w:rPr>
-            <w:lang w:val="zh_TW" w:bidi="zh_TW"/>
-          </w:rPr>
-          <w:rPr>
-            <w:color w:val="0000EE"/>
-            <w:u w:val="single"/>
-          </w:rPr>
-          <w:t>4:17</w:t>
-        </w:r>
-      </w:hyperlink>
-      <w:r>
-        <w:rPr>
-          <w:lang w:val="zh_TW" w:bidi="zh_TW"/>
-        </w:rPr>
-        <w:t>，</w:t>
-      </w:r>
-      <w:hyperlink r:id="rId46">
-        <w:r>
-          <w:rPr>
-            <w:lang w:val="zh_TW" w:bidi="zh_TW"/>
-          </w:rPr>
-          <w:rPr>
-            <w:color w:val="0000EE"/>
-            <w:u w:val="single"/>
-          </w:rPr>
-          <w:t>5:1–5</w:t>
-        </w:r>
-      </w:hyperlink>
-      <w:r>
-        <w:rPr>
-          <w:lang w:val="zh_TW" w:bidi="zh_TW"/>
-        </w:rPr>
-      </w:r>
-      <w:r>
-        <w:rPr>
-          <w:lang w:val="zh_TW" w:bidi="zh_TW"/>
-        </w:rPr>
-      </w:r>
-    </w:p>
-    <w:p>
-      <w:pPr/>
-      <w:r>
-        <w:rPr>
-          <w:lang w:val="zh_TW" w:bidi="zh_TW"/>
-        </w:rPr>
-      </w:r>
-    </w:p>
-    <w:p>
-      <w:pPr>
-        <w:pStyle w:val="Heading2"/>
-      </w:pPr>
-      <w:r>
-        <w:rPr>
-          <w:lang w:val="zh_TW" w:bidi="zh_TW"/>
-        </w:rPr>
-        <w:t>家庭、群體與性方面的罪</w:t>
-      </w:r>
-      <w:r>
-        <w:rPr>
-          <w:lang w:val="zh_TW" w:bidi="zh_TW"/>
-        </w:rPr>
-      </w:r>
-    </w:p>
-    <w:p>
-      <w:pPr/>
-      <w:r>
-        <w:rPr>
-          <w:lang w:val="zh_TW" w:bidi="zh_TW"/>
-        </w:rPr>
-      </w:r>
-      <w:r>
-        <w:rPr>
-          <w:lang w:val="zh_TW" w:bidi="zh_TW"/>
-        </w:rPr>
-        <w:t>在以色列，家庭是群體合一的根基。以色列的十二支派是由許多家族與支派構成的集合體，而這些支派合起來，構成整個以色列民族。</w:t>
-      </w:r>
-    </w:p>
-    <w:p>
-      <w:pPr/>
-      <w:r>
-        <w:rPr>
-          <w:lang w:val="zh_TW" w:bidi="zh_TW"/>
-        </w:rPr>
-      </w:r>
-      <w:r>
-        <w:rPr>
-          <w:lang w:val="zh_TW" w:bidi="zh_TW"/>
-        </w:rPr>
-        <w:t>雖然這種共同的身分認同在離開直系家庭之後，可能會逐漸淡化，但這種家庭概念在以色列社會中普遍存在。親戚通常被稱為兄弟，反映他們彼此之間的親密關係。這種家庭觀念被延伸開來，以致聖經譯為「弟兄」的詞語，也可用來泛指以色列同胞（見</w:t>
-      </w:r>
-      <w:hyperlink r:id="rId47">
-        <w:r>
-          <w:rPr>
-            <w:lang w:val="zh_TW" w:bidi="zh_TW"/>
-          </w:rPr>
-          <w:rPr>
-            <w:color w:val="0000EE"/>
-            <w:u w:val="single"/>
-          </w:rPr>
-          <w:t>申1:16</w:t>
-        </w:r>
-      </w:hyperlink>
-      <w:r>
-        <w:rPr>
-          <w:lang w:val="zh_TW" w:bidi="zh_TW"/>
-        </w:rPr>
-        <w:t>，「一個人和他的弟兄」，譯註：和合本未譯出這短語；</w:t>
-      </w:r>
-      <w:hyperlink r:id="rId48">
-        <w:r>
-          <w:rPr>
-            <w:lang w:val="zh_TW" w:bidi="zh_TW"/>
-          </w:rPr>
-          <w:rPr>
-            <w:color w:val="0000EE"/>
-            <w:u w:val="single"/>
-          </w:rPr>
-          <w:t>申3:18</w:t>
-        </w:r>
-      </w:hyperlink>
-      <w:r>
-        <w:rPr>
-          <w:lang w:val="zh_TW" w:bidi="zh_TW"/>
-        </w:rPr>
-        <w:t>，「你們的弟兄以色列人」）。</w:t>
-      </w:r>
-    </w:p>
-    <w:p>
-      <w:pPr/>
-      <w:r>
-        <w:rPr>
-          <w:lang w:val="zh_TW" w:bidi="zh_TW"/>
-        </w:rPr>
-      </w:r>
-      <w:r>
-        <w:rPr>
-          <w:lang w:val="zh_TW" w:bidi="zh_TW"/>
-        </w:rPr>
-        <w:t>在古代以色列，整個社群就像一個大家庭，因此家庭的完整性極為重要。亂倫（即近親之間的性關係）和姦淫（即已婚者與配偶以外的人發生性關係）被視為嚴重罪行，干犯者會受到嚴厲的刑罰，因為這些行為破壞了家庭關係。亂倫會破壞家人之間的信任，摧毀家庭應有的安全氛圍，也使家人之間獨特的情感連結斷裂。姦淫則是將原本應該獻給配偶的忠誠轉移到他人身上，對家庭造成傷害。這些破壞家庭合一的行為，會逐步削弱整個支派與宗族，最終危及民族的合一（見</w:t>
-      </w:r>
-      <w:hyperlink r:id="rId49">
-        <w:r>
-          <w:rPr>
-            <w:lang w:val="zh_TW" w:bidi="zh_TW"/>
-          </w:rPr>
-          <w:rPr>
-            <w:color w:val="0000EE"/>
-            <w:u w:val="single"/>
-          </w:rPr>
-          <w:t>利18:6–23</w:t>
-        </w:r>
-      </w:hyperlink>
-      <w:r>
-        <w:rPr>
-          <w:lang w:val="zh_TW" w:bidi="zh_TW"/>
-        </w:rPr>
-        <w:t>）。</w:t>
-      </w:r>
-    </w:p>
-    <w:p>
-      <w:pPr/>
-      <w:r>
-        <w:rPr>
-          <w:lang w:val="zh_TW" w:bidi="zh_TW"/>
-        </w:rPr>
-      </w:r>
-      <w:r>
-        <w:rPr>
-          <w:lang w:val="zh_TW" w:bidi="zh_TW"/>
-        </w:rPr>
-        <w:t>即使是雙方同意的性罪，也並非沒有受害者。這些罪行終究會對群體造成傷害。舊約聖經的律法明確禁止這些罪行，而新約聖經也警告信徒要遠避淫亂（特別見</w:t>
-      </w:r>
-      <w:hyperlink r:id="rId50">
-        <w:r>
-          <w:rPr>
-            <w:lang w:val="zh_TW" w:bidi="zh_TW"/>
-          </w:rPr>
-          <w:rPr>
-            <w:color w:val="0000EE"/>
-            <w:u w:val="single"/>
-          </w:rPr>
-          <w:t>林前5:1–2，</w:t>
-        </w:r>
-      </w:hyperlink>
-      <w:hyperlink r:id="rId51">
-        <w:r>
-          <w:rPr>
-            <w:lang w:val="zh_TW" w:bidi="zh_TW"/>
-          </w:rPr>
-          <w:rPr>
-            <w:color w:val="0000EE"/>
-            <w:u w:val="single"/>
-          </w:rPr>
-          <w:t>6:13–20，</w:t>
-        </w:r>
-      </w:hyperlink>
-      <w:hyperlink r:id="rId52">
-        <w:r>
-          <w:rPr>
-            <w:lang w:val="zh_TW" w:bidi="zh_TW"/>
-          </w:rPr>
-          <w:rPr>
-            <w:color w:val="0000EE"/>
-            <w:u w:val="single"/>
-          </w:rPr>
-          <w:t>7:2</w:t>
+      <w:hyperlink r:id="rId101">
+        <w:r>
+          <w:rPr>
+            <w:lang w:val="zh_TW" w:bidi="zh_TW"/>
+          </w:rPr>
+          <w:rPr>
+            <w:color w:val="0000EE"/>
+            <w:u w:val="single"/>
+          </w:rPr>
+          <w:t>加5:11</w:t>
         </w:r>
       </w:hyperlink>
       <w:r>
@@ -1889,16 +2115,16 @@
         </w:rPr>
         <w:t>；</w:t>
       </w:r>
-      <w:hyperlink r:id="rId53">
-        <w:r>
-          <w:rPr>
-            <w:lang w:val="zh_TW" w:bidi="zh_TW"/>
-          </w:rPr>
-          <w:rPr>
-            <w:color w:val="0000EE"/>
-            <w:u w:val="single"/>
-          </w:rPr>
-          <w:t>加5:19–21</w:t>
+      <w:hyperlink r:id="rId102">
+        <w:r>
+          <w:rPr>
+            <w:lang w:val="zh_TW" w:bidi="zh_TW"/>
+          </w:rPr>
+          <w:rPr>
+            <w:color w:val="0000EE"/>
+            <w:u w:val="single"/>
+          </w:rPr>
+          <w:t>彼前2:5–8</w:t>
         </w:r>
       </w:hyperlink>
       <w:r>
@@ -1907,806 +2133,16 @@
         </w:rPr>
         <w:t>；</w:t>
       </w:r>
-      <w:hyperlink r:id="rId54">
-        <w:r>
-          <w:rPr>
-            <w:lang w:val="zh_TW" w:bidi="zh_TW"/>
-          </w:rPr>
-          <w:rPr>
-            <w:color w:val="0000EE"/>
-            <w:u w:val="single"/>
-          </w:rPr>
-          <w:t>弗5:3</w:t>
-        </w:r>
-      </w:hyperlink>
-      <w:r>
-        <w:rPr>
-          <w:lang w:val="zh_TW" w:bidi="zh_TW"/>
-        </w:rPr>
-        <w:t>；</w:t>
-      </w:r>
-      <w:hyperlink r:id="rId55">
-        <w:r>
-          <w:rPr>
-            <w:lang w:val="zh_TW" w:bidi="zh_TW"/>
-          </w:rPr>
-          <w:rPr>
-            <w:color w:val="0000EE"/>
-            <w:u w:val="single"/>
-          </w:rPr>
-          <w:t>猶1:7</w:t>
-        </w:r>
-      </w:hyperlink>
-      <w:r>
-        <w:rPr>
-          <w:lang w:val="zh_TW" w:bidi="zh_TW"/>
-        </w:rPr>
-        <w:t>；</w:t>
-      </w:r>
-      <w:hyperlink r:id="rId56">
-        <w:r>
-          <w:rPr>
-            <w:lang w:val="zh_TW" w:bidi="zh_TW"/>
-          </w:rPr>
-          <w:rPr>
-            <w:color w:val="0000EE"/>
-            <w:u w:val="single"/>
-          </w:rPr>
-          <w:t>啟2:14–16、</w:t>
-        </w:r>
-      </w:hyperlink>
-      <w:hyperlink r:id="rId57">
-        <w:r>
-          <w:rPr>
-            <w:lang w:val="zh_TW" w:bidi="zh_TW"/>
-          </w:rPr>
-          <w:rPr>
-            <w:color w:val="0000EE"/>
-            <w:u w:val="single"/>
-          </w:rPr>
-          <w:t>20</w:t>
-        </w:r>
-      </w:hyperlink>
-      <w:r>
-        <w:rPr>
-          <w:lang w:val="zh_TW" w:bidi="zh_TW"/>
-        </w:rPr>
-        <w:t>）。</w:t>
-      </w:r>
-    </w:p>
-    <w:p>
-      <w:pPr/>
-      <w:r>
-        <w:rPr>
-          <w:lang w:val="zh_TW" w:bidi="zh_TW"/>
-        </w:rPr>
-      </w:r>
-      <w:r>
-        <w:rPr>
-          <w:u w:val="single"/>
-          <w:lang w:val="zh_TW" w:bidi="zh_TW"/>
-        </w:rPr>
-        <w:t>進深研究的經文段落</w:t>
-      </w:r>
-    </w:p>
-    <w:p>
-      <w:pPr/>
-      <w:r>
-        <w:rPr>
-          <w:lang w:val="zh_TW" w:bidi="zh_TW"/>
-        </w:rPr>
-      </w:r>
-      <w:hyperlink r:id="rId58">
-        <w:r>
-          <w:rPr>
-            <w:lang w:val="zh_TW" w:bidi="zh_TW"/>
-          </w:rPr>
-          <w:rPr>
-            <w:color w:val="0000EE"/>
-            <w:u w:val="single"/>
-          </w:rPr>
-          <w:t>創19:30–38</w:t>
-        </w:r>
-      </w:hyperlink>
-      <w:r>
-        <w:rPr>
-          <w:lang w:val="zh_TW" w:bidi="zh_TW"/>
-        </w:rPr>
-        <w:t>，</w:t>
-      </w:r>
-      <w:hyperlink r:id="rId59">
-        <w:r>
-          <w:rPr>
-            <w:lang w:val="zh_TW" w:bidi="zh_TW"/>
-          </w:rPr>
-          <w:rPr>
-            <w:color w:val="0000EE"/>
-            <w:u w:val="single"/>
-          </w:rPr>
-          <w:t>49:3–4；</w:t>
-        </w:r>
-      </w:hyperlink>
-      <w:hyperlink r:id="rId60">
-        <w:r>
-          <w:rPr>
-            <w:lang w:val="zh_TW" w:bidi="zh_TW"/>
-          </w:rPr>
-          <w:rPr>
-            <w:color w:val="0000EE"/>
-            <w:u w:val="single"/>
-          </w:rPr>
-          <w:t>利18:6–30</w:t>
-        </w:r>
-      </w:hyperlink>
-      <w:r>
-        <w:rPr>
-          <w:lang w:val="zh_TW" w:bidi="zh_TW"/>
-        </w:rPr>
-        <w:t>，</w:t>
-      </w:r>
-      <w:hyperlink r:id="rId61">
-        <w:r>
-          <w:rPr>
-            <w:lang w:val="zh_TW" w:bidi="zh_TW"/>
-          </w:rPr>
-          <w:rPr>
-            <w:color w:val="0000EE"/>
-            <w:u w:val="single"/>
-          </w:rPr>
-          <w:t>20:14</w:t>
-        </w:r>
-      </w:hyperlink>
-      <w:r>
-        <w:rPr>
-          <w:lang w:val="zh_TW" w:bidi="zh_TW"/>
-        </w:rPr>
-        <w:t>、</w:t>
-      </w:r>
-      <w:hyperlink r:id="rId62">
-        <w:r>
-          <w:rPr>
-            <w:lang w:val="zh_TW" w:bidi="zh_TW"/>
-          </w:rPr>
-          <w:rPr>
-            <w:color w:val="0000EE"/>
-            <w:u w:val="single"/>
-          </w:rPr>
-          <w:t>21；</w:t>
-        </w:r>
-      </w:hyperlink>
-      <w:hyperlink r:id="rId63">
-        <w:r>
-          <w:rPr>
-            <w:lang w:val="zh_TW" w:bidi="zh_TW"/>
-          </w:rPr>
-          <w:rPr>
-            <w:color w:val="0000EE"/>
-            <w:u w:val="single"/>
-          </w:rPr>
-          <w:t>撒下13:1–39；</w:t>
-        </w:r>
-      </w:hyperlink>
-      <w:hyperlink r:id="rId64">
-        <w:r>
-          <w:rPr>
-            <w:lang w:val="zh_TW" w:bidi="zh_TW"/>
-          </w:rPr>
-          <w:rPr>
-            <w:color w:val="0000EE"/>
-            <w:u w:val="single"/>
-          </w:rPr>
-          <w:t>太14:3–5；</w:t>
-        </w:r>
-      </w:hyperlink>
-      <w:hyperlink r:id="rId50">
-        <w:r>
-          <w:rPr>
-            <w:lang w:val="zh_TW" w:bidi="zh_TW"/>
-          </w:rPr>
-          <w:rPr>
-            <w:color w:val="0000EE"/>
-            <w:u w:val="single"/>
-          </w:rPr>
-          <w:t>林前5:1–2</w:t>
-        </w:r>
-      </w:hyperlink>
-      <w:r>
-        <w:rPr>
-          <w:lang w:val="zh_TW" w:bidi="zh_TW"/>
-        </w:rPr>
-        <w:t>，</w:t>
-      </w:r>
-      <w:hyperlink r:id="rId51">
-        <w:r>
-          <w:rPr>
-            <w:lang w:val="zh_TW" w:bidi="zh_TW"/>
-          </w:rPr>
-          <w:rPr>
-            <w:color w:val="0000EE"/>
-            <w:u w:val="single"/>
-          </w:rPr>
-          <w:t>6:13–20</w:t>
-        </w:r>
-      </w:hyperlink>
-      <w:r>
-        <w:rPr>
-          <w:lang w:val="zh_TW" w:bidi="zh_TW"/>
-        </w:rPr>
-        <w:t>，</w:t>
-      </w:r>
-      <w:hyperlink r:id="rId52">
-        <w:r>
-          <w:rPr>
-            <w:lang w:val="zh_TW" w:bidi="zh_TW"/>
-          </w:rPr>
-          <w:rPr>
-            <w:color w:val="0000EE"/>
-            <w:u w:val="single"/>
-          </w:rPr>
-          <w:t>7:2；</w:t>
-        </w:r>
-      </w:hyperlink>
-      <w:hyperlink r:id="rId53">
-        <w:r>
-          <w:rPr>
-            <w:lang w:val="zh_TW" w:bidi="zh_TW"/>
-          </w:rPr>
-          <w:rPr>
-            <w:color w:val="0000EE"/>
-            <w:u w:val="single"/>
-          </w:rPr>
-          <w:t>加5:19–21；</w:t>
-        </w:r>
-      </w:hyperlink>
-      <w:hyperlink r:id="rId54">
-        <w:r>
-          <w:rPr>
-            <w:lang w:val="zh_TW" w:bidi="zh_TW"/>
-          </w:rPr>
-          <w:rPr>
-            <w:color w:val="0000EE"/>
-            <w:u w:val="single"/>
-          </w:rPr>
-          <w:t>弗5:3；</w:t>
-        </w:r>
-      </w:hyperlink>
-      <w:hyperlink r:id="rId55">
-        <w:r>
-          <w:rPr>
-            <w:lang w:val="zh_TW" w:bidi="zh_TW"/>
-          </w:rPr>
-          <w:rPr>
-            <w:color w:val="0000EE"/>
-            <w:u w:val="single"/>
-          </w:rPr>
-          <w:t>猶1:7；</w:t>
-        </w:r>
-      </w:hyperlink>
-      <w:hyperlink r:id="rId56">
-        <w:r>
-          <w:rPr>
-            <w:lang w:val="zh_TW" w:bidi="zh_TW"/>
-          </w:rPr>
-          <w:rPr>
-            <w:color w:val="0000EE"/>
-            <w:u w:val="single"/>
-          </w:rPr>
-          <w:t>啟2:14–16</w:t>
-        </w:r>
-      </w:hyperlink>
-      <w:r>
-        <w:rPr>
-          <w:lang w:val="zh_TW" w:bidi="zh_TW"/>
-        </w:rPr>
-        <w:t>、</w:t>
-      </w:r>
-      <w:hyperlink r:id="rId57">
-        <w:r>
-          <w:rPr>
-            <w:lang w:val="zh_TW" w:bidi="zh_TW"/>
-          </w:rPr>
-          <w:rPr>
-            <w:color w:val="0000EE"/>
-            <w:u w:val="single"/>
-          </w:rPr>
-          <w:t>20</w:t>
-        </w:r>
-      </w:hyperlink>
-      <w:r>
-        <w:rPr>
-          <w:lang w:val="zh_TW" w:bidi="zh_TW"/>
-        </w:rPr>
-      </w:r>
-      <w:r>
-        <w:rPr>
-          <w:lang w:val="zh_TW" w:bidi="zh_TW"/>
-        </w:rPr>
-      </w:r>
-    </w:p>
-    <w:p>
-      <w:pPr/>
-      <w:r>
-        <w:rPr>
-          <w:lang w:val="zh_TW" w:bidi="zh_TW"/>
-        </w:rPr>
-      </w:r>
-    </w:p>
-    <w:p>
-      <w:pPr>
-        <w:pStyle w:val="Heading2"/>
-      </w:pPr>
-      <w:r>
-        <w:rPr>
-          <w:lang w:val="zh_TW" w:bidi="zh_TW"/>
-        </w:rPr>
-        <w:t>假先知</w:t>
-      </w:r>
-      <w:r>
-        <w:rPr>
-          <w:lang w:val="zh_TW" w:bidi="zh_TW"/>
-        </w:rPr>
-      </w:r>
-    </w:p>
-    <w:p>
-      <w:pPr/>
-      <w:r>
-        <w:rPr>
-          <w:lang w:val="zh_TW" w:bidi="zh_TW"/>
-        </w:rPr>
-      </w:r>
-      <w:r>
-        <w:rPr>
-          <w:lang w:val="zh_TW" w:bidi="zh_TW"/>
-        </w:rPr>
-        <w:t>聖經記載許多自稱為先知的人，並沒有從神領受權柄，也未真正蒙召。他們假冒神的名說話，彷彿自己是神的代言人。然而，當時的人常常難以分辨誰是真先知、誰是假先知。假先知通常只說人喜歡聽的話（例如，</w:t>
-      </w:r>
-      <w:hyperlink r:id="rId65">
-        <w:r>
-          <w:rPr>
-            <w:lang w:val="zh_TW" w:bidi="zh_TW"/>
-          </w:rPr>
-          <w:rPr>
-            <w:color w:val="0000EE"/>
-            <w:u w:val="single"/>
-          </w:rPr>
-          <w:t>王上22:10–14</w:t>
-        </w:r>
-      </w:hyperlink>
-      <w:r>
-        <w:rPr>
-          <w:lang w:val="zh_TW" w:bidi="zh_TW"/>
-        </w:rPr>
-        <w:t>；</w:t>
-      </w:r>
-      <w:hyperlink r:id="rId66">
-        <w:r>
-          <w:rPr>
-            <w:lang w:val="zh_TW" w:bidi="zh_TW"/>
-          </w:rPr>
-          <w:rPr>
-            <w:color w:val="0000EE"/>
-            <w:u w:val="single"/>
-          </w:rPr>
-          <w:t>耶28:1–4</w:t>
-        </w:r>
-      </w:hyperlink>
-      <w:r>
-        <w:rPr>
-          <w:lang w:val="zh_TW" w:bidi="zh_TW"/>
-        </w:rPr>
-        <w:t>）。</w:t>
-      </w:r>
-    </w:p>
-    <w:p>
-      <w:pPr/>
-      <w:r>
-        <w:rPr>
-          <w:lang w:val="zh_TW" w:bidi="zh_TW"/>
-        </w:rPr>
-      </w:r>
-      <w:r>
-        <w:rPr>
-          <w:lang w:val="zh_TW" w:bidi="zh_TW"/>
-        </w:rPr>
-        <w:t>由於真假難辨，加上神出於憐憫，延後審判那悖逆的百姓，許多人開始懷疑真先知所傳神的信息，是否真會應驗（見</w:t>
-      </w:r>
-      <w:hyperlink r:id="rId67">
-        <w:r>
-          <w:rPr>
-            <w:lang w:val="zh_TW" w:bidi="zh_TW"/>
-          </w:rPr>
-          <w:rPr>
-            <w:color w:val="0000EE"/>
-            <w:u w:val="single"/>
-          </w:rPr>
-          <w:t>賽5:19</w:t>
-        </w:r>
-      </w:hyperlink>
-      <w:r>
-        <w:rPr>
-          <w:lang w:val="zh_TW" w:bidi="zh_TW"/>
-        </w:rPr>
-        <w:t>）。也有人否認審判會在他們的世代發生，心想既然審判還沒臨到，是不是還能再等呢？</w:t>
-      </w:r>
-    </w:p>
-    <w:p>
-      <w:pPr/>
-      <w:r>
-        <w:rPr>
-          <w:lang w:val="zh_TW" w:bidi="zh_TW"/>
-        </w:rPr>
-      </w:r>
-      <w:r>
-        <w:rPr>
-          <w:lang w:val="zh_TW" w:bidi="zh_TW"/>
-        </w:rPr>
-        <w:t>先知以西結預言，在即將臨到耶路撒冷的審判中，神將除掉假先知，讓百姓可以認出哪些是真的先知（</w:t>
-      </w:r>
-      <w:hyperlink r:id="rId68">
-        <w:r>
-          <w:rPr>
-            <w:lang w:val="zh_TW" w:bidi="zh_TW"/>
-          </w:rPr>
-          <w:rPr>
-            <w:color w:val="0000EE"/>
-            <w:u w:val="single"/>
-          </w:rPr>
-          <w:t>結13:8–9</w:t>
-        </w:r>
-      </w:hyperlink>
-      <w:r>
-        <w:rPr>
-          <w:lang w:val="zh_TW" w:bidi="zh_TW"/>
-        </w:rPr>
-        <w:t>）。神的審判不會再延遲——耶和華所說的話必要快快應驗（</w:t>
-      </w:r>
-      <w:hyperlink r:id="rId69">
-        <w:r>
-          <w:rPr>
-            <w:lang w:val="zh_TW" w:bidi="zh_TW"/>
-          </w:rPr>
-          <w:rPr>
-            <w:color w:val="0000EE"/>
-            <w:u w:val="single"/>
-          </w:rPr>
-          <w:t>13:11</w:t>
-        </w:r>
-      </w:hyperlink>
-      <w:r>
-        <w:rPr>
-          <w:lang w:val="zh_TW" w:bidi="zh_TW"/>
-        </w:rPr>
-        <w:t>）。那時，眾人就能分辨哪些話是出於神，哪些是假先知想像出來的。</w:t>
-      </w:r>
-    </w:p>
-    <w:p>
-      <w:pPr/>
-      <w:r>
-        <w:rPr>
-          <w:lang w:val="zh_TW" w:bidi="zh_TW"/>
-        </w:rPr>
-      </w:r>
-      <w:r>
-        <w:rPr>
-          <w:lang w:val="zh_TW" w:bidi="zh_TW"/>
-        </w:rPr>
-        <w:t>耶穌也曾警告，將來必有假先知出現（</w:t>
-      </w:r>
-      <w:hyperlink r:id="rId70">
-        <w:r>
-          <w:rPr>
-            <w:lang w:val="zh_TW" w:bidi="zh_TW"/>
-          </w:rPr>
-          <w:rPr>
-            <w:color w:val="0000EE"/>
-            <w:u w:val="single"/>
-          </w:rPr>
-          <w:t>太24:11–28</w:t>
-        </w:r>
-      </w:hyperlink>
-      <w:r>
-        <w:rPr>
-          <w:lang w:val="zh_TW" w:bidi="zh_TW"/>
-        </w:rPr>
-        <w:t>）。祂的初代門徒確實遇到許多假先知（例如，</w:t>
-      </w:r>
-      <w:hyperlink r:id="rId71">
-        <w:r>
-          <w:rPr>
-            <w:lang w:val="zh_TW" w:bidi="zh_TW"/>
-          </w:rPr>
-          <w:rPr>
-            <w:color w:val="0000EE"/>
-            <w:u w:val="single"/>
-          </w:rPr>
-          <w:t>徒13:6–12</w:t>
-        </w:r>
-      </w:hyperlink>
-      <w:r>
-        <w:rPr>
-          <w:lang w:val="zh_TW" w:bidi="zh_TW"/>
-        </w:rPr>
-        <w:t>；</w:t>
-      </w:r>
-      <w:hyperlink r:id="rId72">
-        <w:r>
-          <w:rPr>
-            <w:lang w:val="zh_TW" w:bidi="zh_TW"/>
-          </w:rPr>
-          <w:rPr>
-            <w:color w:val="0000EE"/>
-            <w:u w:val="single"/>
-          </w:rPr>
-          <w:t>彼後2:1–3</w:t>
-        </w:r>
-      </w:hyperlink>
-      <w:r>
-        <w:rPr>
-          <w:lang w:val="zh_TW" w:bidi="zh_TW"/>
-        </w:rPr>
-        <w:t>）。基督徒通常可以藉著假先知對基督錯誤的教導，來辨認他們。這些錯誤的教導，顯明他們並非受神的靈引導（</w:t>
-      </w:r>
-      <w:hyperlink r:id="rId73">
-        <w:r>
-          <w:rPr>
-            <w:lang w:val="zh_TW" w:bidi="zh_TW"/>
-          </w:rPr>
-          <w:rPr>
-            <w:color w:val="0000EE"/>
-            <w:u w:val="single"/>
-          </w:rPr>
-          <w:t>約一4:1–3</w:t>
-        </w:r>
-      </w:hyperlink>
-      <w:r>
-        <w:rPr>
-          <w:lang w:val="zh_TW" w:bidi="zh_TW"/>
-        </w:rPr>
-        <w:t>）。</w:t>
-      </w:r>
-    </w:p>
-    <w:p>
-      <w:pPr/>
-      <w:r>
-        <w:rPr>
-          <w:lang w:val="zh_TW" w:bidi="zh_TW"/>
-        </w:rPr>
-      </w:r>
-      <w:r>
-        <w:rPr>
-          <w:u w:val="single"/>
-          <w:lang w:val="zh_TW" w:bidi="zh_TW"/>
-        </w:rPr>
-        <w:t>進深研究的經文段落</w:t>
-      </w:r>
-    </w:p>
-    <w:p>
-      <w:pPr/>
-      <w:r>
-        <w:rPr>
-          <w:lang w:val="zh_TW" w:bidi="zh_TW"/>
-        </w:rPr>
-      </w:r>
-      <w:hyperlink r:id="rId74">
-        <w:r>
-          <w:rPr>
-            <w:lang w:val="zh_TW" w:bidi="zh_TW"/>
-          </w:rPr>
-          <w:rPr>
-            <w:color w:val="0000EE"/>
-            <w:u w:val="single"/>
-          </w:rPr>
-          <w:t>申13:1–5，</w:t>
-        </w:r>
-      </w:hyperlink>
-      <w:hyperlink r:id="rId75">
-        <w:r>
-          <w:rPr>
-            <w:lang w:val="zh_TW" w:bidi="zh_TW"/>
-          </w:rPr>
-          <w:rPr>
-            <w:color w:val="0000EE"/>
-            <w:u w:val="single"/>
-          </w:rPr>
-          <w:t>18:22</w:t>
-        </w:r>
-      </w:hyperlink>
-      <w:r>
-        <w:rPr>
-          <w:lang w:val="zh_TW" w:bidi="zh_TW"/>
-        </w:rPr>
-        <w:t>；</w:t>
-      </w:r>
-      <w:hyperlink r:id="rId76">
-        <w:r>
-          <w:rPr>
-            <w:lang w:val="zh_TW" w:bidi="zh_TW"/>
-          </w:rPr>
-          <w:rPr>
-            <w:color w:val="0000EE"/>
-            <w:u w:val="single"/>
-          </w:rPr>
-          <w:t>王上22:8–28</w:t>
-        </w:r>
-      </w:hyperlink>
-      <w:r>
-        <w:rPr>
-          <w:lang w:val="zh_TW" w:bidi="zh_TW"/>
-        </w:rPr>
-        <w:t>；</w:t>
-      </w:r>
-      <w:hyperlink r:id="rId77">
-        <w:r>
-          <w:rPr>
-            <w:lang w:val="zh_TW" w:bidi="zh_TW"/>
-          </w:rPr>
-          <w:rPr>
-            <w:color w:val="0000EE"/>
-            <w:u w:val="single"/>
-          </w:rPr>
-          <w:t>耶6:13–15，</w:t>
-        </w:r>
-      </w:hyperlink>
-      <w:hyperlink r:id="rId78">
-        <w:r>
-          <w:rPr>
-            <w:lang w:val="zh_TW" w:bidi="zh_TW"/>
-          </w:rPr>
-          <w:rPr>
-            <w:color w:val="0000EE"/>
-            <w:u w:val="single"/>
-          </w:rPr>
-          <w:t>14:13–16，</w:t>
-        </w:r>
-      </w:hyperlink>
-      <w:hyperlink r:id="rId79">
-        <w:r>
-          <w:rPr>
-            <w:lang w:val="zh_TW" w:bidi="zh_TW"/>
-          </w:rPr>
-          <w:rPr>
-            <w:color w:val="0000EE"/>
-            <w:u w:val="single"/>
-          </w:rPr>
-          <w:t>20:1–6，</w:t>
-        </w:r>
-      </w:hyperlink>
-      <w:hyperlink r:id="rId80">
-        <w:r>
-          <w:rPr>
-            <w:lang w:val="zh_TW" w:bidi="zh_TW"/>
-          </w:rPr>
-          <w:rPr>
-            <w:color w:val="0000EE"/>
-            <w:u w:val="single"/>
-          </w:rPr>
-          <w:t>28:1–17，</w:t>
-        </w:r>
-      </w:hyperlink>
-      <w:hyperlink r:id="rId81">
-        <w:r>
-          <w:rPr>
-            <w:lang w:val="zh_TW" w:bidi="zh_TW"/>
-          </w:rPr>
-          <w:rPr>
-            <w:color w:val="0000EE"/>
-            <w:u w:val="single"/>
-          </w:rPr>
-          <w:t>29:21–32，</w:t>
-        </w:r>
-      </w:hyperlink>
-      <w:hyperlink r:id="rId82">
-        <w:r>
-          <w:rPr>
-            <w:lang w:val="zh_TW" w:bidi="zh_TW"/>
-          </w:rPr>
-          <w:rPr>
-            <w:color w:val="0000EE"/>
-            <w:u w:val="single"/>
-          </w:rPr>
-          <w:t>50:6</w:t>
-        </w:r>
-      </w:hyperlink>
-      <w:r>
-        <w:rPr>
-          <w:lang w:val="zh_TW" w:bidi="zh_TW"/>
-        </w:rPr>
-        <w:t>；</w:t>
-      </w:r>
-      <w:hyperlink r:id="rId83">
-        <w:r>
-          <w:rPr>
-            <w:lang w:val="zh_TW" w:bidi="zh_TW"/>
-          </w:rPr>
-          <w:rPr>
-            <w:color w:val="0000EE"/>
-            <w:u w:val="single"/>
-          </w:rPr>
-          <w:t>結13:1–23，</w:t>
-        </w:r>
-      </w:hyperlink>
-      <w:hyperlink r:id="rId84">
-        <w:r>
-          <w:rPr>
-            <w:lang w:val="zh_TW" w:bidi="zh_TW"/>
-          </w:rPr>
-          <w:rPr>
-            <w:color w:val="0000EE"/>
-            <w:u w:val="single"/>
-          </w:rPr>
-          <w:t>22:28</w:t>
-        </w:r>
-      </w:hyperlink>
-      <w:r>
-        <w:rPr>
-          <w:lang w:val="zh_TW" w:bidi="zh_TW"/>
-        </w:rPr>
-        <w:t>；</w:t>
-      </w:r>
-      <w:hyperlink r:id="rId85">
-        <w:r>
-          <w:rPr>
-            <w:lang w:val="zh_TW" w:bidi="zh_TW"/>
-          </w:rPr>
-          <w:rPr>
-            <w:color w:val="0000EE"/>
-            <w:u w:val="single"/>
-          </w:rPr>
-          <w:t>彌3:5</w:t>
-        </w:r>
-      </w:hyperlink>
-      <w:r>
-        <w:rPr>
-          <w:lang w:val="zh_TW" w:bidi="zh_TW"/>
-        </w:rPr>
-        <w:t>；</w:t>
-      </w:r>
-      <w:hyperlink r:id="rId86">
-        <w:r>
-          <w:rPr>
-            <w:lang w:val="zh_TW" w:bidi="zh_TW"/>
-          </w:rPr>
-          <w:rPr>
-            <w:color w:val="0000EE"/>
-            <w:u w:val="single"/>
-          </w:rPr>
-          <w:t>林後11:13–15</w:t>
-        </w:r>
-      </w:hyperlink>
-      <w:r>
-        <w:rPr>
-          <w:lang w:val="zh_TW" w:bidi="zh_TW"/>
-        </w:rPr>
-        <w:t>；</w:t>
-      </w:r>
-      <w:hyperlink r:id="rId87">
-        <w:r>
-          <w:rPr>
-            <w:lang w:val="zh_TW" w:bidi="zh_TW"/>
-          </w:rPr>
-          <w:rPr>
-            <w:color w:val="0000EE"/>
-            <w:u w:val="single"/>
-          </w:rPr>
-          <w:t>提後4:3–4</w:t>
-        </w:r>
-      </w:hyperlink>
-      <w:r>
-        <w:rPr>
-          <w:lang w:val="zh_TW" w:bidi="zh_TW"/>
-        </w:rPr>
-        <w:t>；</w:t>
-      </w:r>
-      <w:hyperlink r:id="rId72">
-        <w:r>
-          <w:rPr>
-            <w:lang w:val="zh_TW" w:bidi="zh_TW"/>
-          </w:rPr>
-          <w:rPr>
-            <w:color w:val="0000EE"/>
-            <w:u w:val="single"/>
-          </w:rPr>
-          <w:t>彼後2:1–3</w:t>
+      <w:hyperlink r:id="rId103">
+        <w:r>
+          <w:rPr>
+            <w:lang w:val="zh_TW" w:bidi="zh_TW"/>
+          </w:rPr>
+          <w:rPr>
+            <w:color w:val="0000EE"/>
+            <w:u w:val="single"/>
+          </w:rPr>
+          <w:t>約一2:10</w:t>
         </w:r>
       </w:hyperlink>
       <w:r>
@@ -4609,30 +4045,6 @@
   </w:num>
   <w:num w:numId="13" w16cid:durableId="592781308">
     <w:abstractNumId w:val="11"/>
-  </w:num>
-  <w:num w:numId="14">
-    <w:abstractNumId w:val="3"/>
-    <w:lvlOverride w:ilvl="0">
-      <w:startOverride w:val="1"/>
-    </w:lvlOverride>
-  </w:num>
-  <w:num w:numId="15">
-    <w:abstractNumId w:val="3"/>
-    <w:lvlOverride w:ilvl="0">
-      <w:startOverride w:val="1"/>
-    </w:lvlOverride>
-  </w:num>
-  <w:num w:numId="16">
-    <w:abstractNumId w:val="3"/>
-    <w:lvlOverride w:ilvl="0">
-      <w:startOverride w:val="1"/>
-    </w:lvlOverride>
-  </w:num>
-  <w:num w:numId="17">
-    <w:abstractNumId w:val="3"/>
-    <w:lvlOverride w:ilvl="0">
-      <w:startOverride w:val="1"/>
-    </w:lvlOverride>
   </w:num>
   <w:numIdMacAtCleanup w:val="10"/>
 </w:numbering>

--- a/zht/docx/037.content.docx
+++ b/zht/docx/037.content.docx
@@ -19,7 +19,7 @@
         <w:rPr>
           <w:lang w:val="zh_TW" w:bidi="zh_TW"/>
         </w:rPr>
-        <w:t>Resource: Tyndale Open Study Notes</w:t>
+        <w:t>Resource: Aquifer Open Study Notes (Themes)</w:t>
       </w:r>
       <w:r>
         <w:rPr>
@@ -112,7 +112,7 @@
         <w:rPr>
           <w:lang w:val="zh_TW" w:bidi="zh_TW"/>
         </w:rPr>
-        <w:t>Tyndale Open Study Notes</w:t>
+        <w:t>Aquifer Open Study Notes (Themes)</w:t>
       </w:r>
     </w:p>
     <w:p>

--- a/zht/docx/037.content.docx
+++ b/zht/docx/037.content.docx
@@ -233,54 +233,36 @@
         </w:rPr>
         <w:t>基督徒領袖的角色是服事，並為他們帶領的人忍受患難（</w:t>
       </w:r>
-      <w:hyperlink r:id="rId13">
-        <w:r>
-          <w:rPr>
-            <w:lang w:val="zh_TW" w:bidi="zh_TW"/>
-          </w:rPr>
-          <w:rPr>
-            <w:color w:val="0000EE"/>
-            <w:u w:val="single"/>
-          </w:rPr>
-          <w:t>可10:35–45</w:t>
-        </w:r>
-      </w:hyperlink>
+      <w:r>
+        <w:rPr>
+          <w:lang w:val="zh_TW" w:bidi="zh_TW"/>
+        </w:rPr>
+        <w:t>可10:35–45</w:t>
+      </w:r>
       <w:r>
         <w:rPr>
           <w:lang w:val="zh_TW" w:bidi="zh_TW"/>
         </w:rPr>
         <w:t>）。對使徒保羅來說，理想領導意味著像耶穌基督一樣樹立榜樣。耶穌在十字架上的死，對保羅來說是最重要的事，完全塑造他如何生活。他說：「使我認識……並且曉得和他一起受苦，效法他的死」（</w:t>
       </w:r>
-      <w:hyperlink r:id="rId14">
-        <w:r>
-          <w:rPr>
-            <w:lang w:val="zh_TW" w:bidi="zh_TW"/>
-          </w:rPr>
-          <w:rPr>
-            <w:color w:val="0000EE"/>
-            <w:u w:val="single"/>
-          </w:rPr>
-          <w:t>腓3:10</w:t>
-        </w:r>
-      </w:hyperlink>
+      <w:r>
+        <w:rPr>
+          <w:lang w:val="zh_TW" w:bidi="zh_TW"/>
+        </w:rPr>
+        <w:t>腓3:10</w:t>
+      </w:r>
       <w:r>
         <w:rPr>
           <w:lang w:val="zh_TW" w:bidi="zh_TW"/>
         </w:rPr>
         <w:t>；見</w:t>
       </w:r>
-      <w:hyperlink r:id="rId15">
-        <w:r>
-          <w:rPr>
-            <w:lang w:val="zh_TW" w:bidi="zh_TW"/>
-          </w:rPr>
-          <w:rPr>
-            <w:color w:val="0000EE"/>
-            <w:u w:val="single"/>
-          </w:rPr>
-          <w:t>西1:24</w:t>
-        </w:r>
-      </w:hyperlink>
+      <w:r>
+        <w:rPr>
+          <w:lang w:val="zh_TW" w:bidi="zh_TW"/>
+        </w:rPr>
+        <w:t>西1:24</w:t>
+      </w:r>
       <w:r>
         <w:rPr>
           <w:lang w:val="zh_TW" w:bidi="zh_TW"/>
@@ -301,36 +283,24 @@
         </w:rPr>
         <w:t>他所指的，不僅是情感上的掙扎或如何處理罪的問題，而是經歷劇烈的身體之痛。保羅為傳福音的對象忍受患難，他總是將他們的救恩，置於自己的安全之上（</w:t>
       </w:r>
-      <w:hyperlink r:id="rId16">
-        <w:r>
-          <w:rPr>
-            <w:lang w:val="zh_TW" w:bidi="zh_TW"/>
-          </w:rPr>
-          <w:rPr>
-            <w:color w:val="0000EE"/>
-            <w:u w:val="single"/>
-          </w:rPr>
-          <w:t>提後2:10</w:t>
-        </w:r>
-      </w:hyperlink>
+      <w:r>
+        <w:rPr>
+          <w:lang w:val="zh_TW" w:bidi="zh_TW"/>
+        </w:rPr>
+        <w:t>提後2:10</w:t>
+      </w:r>
       <w:r>
         <w:rPr>
           <w:lang w:val="zh_TW" w:bidi="zh_TW"/>
         </w:rPr>
         <w:t>；</w:t>
       </w:r>
-      <w:hyperlink r:id="rId17">
-        <w:r>
-          <w:rPr>
-            <w:lang w:val="zh_TW" w:bidi="zh_TW"/>
-          </w:rPr>
-          <w:rPr>
-            <w:color w:val="0000EE"/>
-            <w:u w:val="single"/>
-          </w:rPr>
-          <w:t>林後4:8–12</w:t>
-        </w:r>
-      </w:hyperlink>
+      <w:r>
+        <w:rPr>
+          <w:lang w:val="zh_TW" w:bidi="zh_TW"/>
+        </w:rPr>
+        <w:t>林後4:8–12</w:t>
+      </w:r>
       <w:r>
         <w:rPr>
           <w:lang w:val="zh_TW" w:bidi="zh_TW"/>
@@ -351,126 +321,84 @@
         </w:rPr>
         <w:t>一個基督徒領袖的生命，會讓他人看見耶穌在十字架上的死亡。這顯出神如何以大能行事，甚至是透過軟弱的人來行事（</w:t>
       </w:r>
-      <w:hyperlink r:id="rId18">
-        <w:r>
-          <w:rPr>
-            <w:lang w:val="zh_TW" w:bidi="zh_TW"/>
-          </w:rPr>
-          <w:rPr>
-            <w:color w:val="0000EE"/>
-            <w:u w:val="single"/>
-          </w:rPr>
-          <w:t>林後12:8–10</w:t>
-        </w:r>
-      </w:hyperlink>
+      <w:r>
+        <w:rPr>
+          <w:lang w:val="zh_TW" w:bidi="zh_TW"/>
+        </w:rPr>
+        <w:t>林後12:8–10</w:t>
+      </w:r>
       <w:r>
         <w:rPr>
           <w:lang w:val="zh_TW" w:bidi="zh_TW"/>
         </w:rPr>
         <w:t>）。儘管人類愚昧無知，這也展示了神的智慧（</w:t>
       </w:r>
-      <w:hyperlink r:id="rId19">
-        <w:r>
-          <w:rPr>
-            <w:lang w:val="zh_TW" w:bidi="zh_TW"/>
-          </w:rPr>
-          <w:rPr>
-            <w:color w:val="0000EE"/>
-            <w:u w:val="single"/>
-          </w:rPr>
-          <w:t>林前1:18–31</w:t>
-        </w:r>
-      </w:hyperlink>
+      <w:r>
+        <w:rPr>
+          <w:lang w:val="zh_TW" w:bidi="zh_TW"/>
+        </w:rPr>
+        <w:t>林前1:18–31</w:t>
+      </w:r>
       <w:r>
         <w:rPr>
           <w:lang w:val="zh_TW" w:bidi="zh_TW"/>
         </w:rPr>
         <w:t>）。當保羅呼召使徒提摩太作帶領，他也呼召他「忍受苦難」（</w:t>
       </w:r>
-      <w:hyperlink r:id="rId20">
-        <w:r>
-          <w:rPr>
-            <w:lang w:val="zh_TW" w:bidi="zh_TW"/>
-          </w:rPr>
-          <w:rPr>
-            <w:color w:val="0000EE"/>
-            <w:u w:val="single"/>
-          </w:rPr>
-          <w:t>提後4:1–5</w:t>
-        </w:r>
-      </w:hyperlink>
+      <w:r>
+        <w:rPr>
+          <w:lang w:val="zh_TW" w:bidi="zh_TW"/>
+        </w:rPr>
+        <w:t>提後4:1–5</w:t>
+      </w:r>
       <w:r>
         <w:rPr>
           <w:lang w:val="zh_TW" w:bidi="zh_TW"/>
         </w:rPr>
         <w:t>，</w:t>
       </w:r>
-      <w:hyperlink r:id="rId21">
-        <w:r>
-          <w:rPr>
-            <w:lang w:val="zh_TW" w:bidi="zh_TW"/>
-          </w:rPr>
-          <w:rPr>
-            <w:color w:val="0000EE"/>
-            <w:u w:val="single"/>
-          </w:rPr>
-          <w:t>1:8</w:t>
-        </w:r>
-      </w:hyperlink>
+      <w:r>
+        <w:rPr>
+          <w:lang w:val="zh_TW" w:bidi="zh_TW"/>
+        </w:rPr>
+        <w:t>1:8</w:t>
+      </w:r>
       <w:r>
         <w:rPr>
           <w:lang w:val="zh_TW" w:bidi="zh_TW"/>
         </w:rPr>
         <w:t>，</w:t>
       </w:r>
-      <w:hyperlink r:id="rId22">
-        <w:r>
-          <w:rPr>
-            <w:lang w:val="zh_TW" w:bidi="zh_TW"/>
-          </w:rPr>
-          <w:rPr>
-            <w:color w:val="0000EE"/>
-            <w:u w:val="single"/>
-          </w:rPr>
-          <w:t>2:3</w:t>
-        </w:r>
-      </w:hyperlink>
+      <w:r>
+        <w:rPr>
+          <w:lang w:val="zh_TW" w:bidi="zh_TW"/>
+        </w:rPr>
+        <w:t>2:3</w:t>
+      </w:r>
       <w:r>
         <w:rPr>
           <w:lang w:val="zh_TW" w:bidi="zh_TW"/>
         </w:rPr>
         <w:t>，</w:t>
       </w:r>
-      <w:hyperlink r:id="rId23">
-        <w:r>
-          <w:rPr>
-            <w:lang w:val="zh_TW" w:bidi="zh_TW"/>
-          </w:rPr>
-          <w:rPr>
-            <w:color w:val="0000EE"/>
-            <w:u w:val="single"/>
-          </w:rPr>
-          <w:t>4:5</w:t>
-        </w:r>
-      </w:hyperlink>
+      <w:r>
+        <w:rPr>
+          <w:lang w:val="zh_TW" w:bidi="zh_TW"/>
+        </w:rPr>
+        <w:t>4:5</w:t>
+      </w:r>
       <w:r>
         <w:rPr>
           <w:lang w:val="zh_TW" w:bidi="zh_TW"/>
         </w:rPr>
         <w:t>）。保羅告訴提摩太不要以十字架為恥（</w:t>
       </w:r>
-      <w:hyperlink r:id="rId21">
-        <w:r>
-          <w:rPr>
-            <w:lang w:val="zh_TW" w:bidi="zh_TW"/>
-          </w:rPr>
-          <w:rPr>
-            <w:color w:val="0000EE"/>
-            <w:u w:val="single"/>
-          </w:rPr>
-          <w:t>1:8</w:t>
-        </w:r>
-      </w:hyperlink>
+      <w:r>
+        <w:rPr>
+          <w:lang w:val="zh_TW" w:bidi="zh_TW"/>
+        </w:rPr>
+        <w:t>1:8</w:t>
+      </w:r>
       <w:r>
         <w:rPr>
           <w:lang w:val="zh_TW" w:bidi="zh_TW"/>
@@ -491,36 +419,24 @@
         </w:rPr>
         <w:t>真正的基督徒領袖必須效法耶穌基督的榜樣，將他人放在首位。領袖專注自己而非基督，就不能活出耶穌的好消息。好領袖會透過服事和關心他人來效法耶穌的榜樣，而不是尋求自己的利益（見</w:t>
       </w:r>
-      <w:hyperlink r:id="rId24">
-        <w:r>
-          <w:rPr>
-            <w:lang w:val="zh_TW" w:bidi="zh_TW"/>
-          </w:rPr>
-          <w:rPr>
-            <w:color w:val="0000EE"/>
-            <w:u w:val="single"/>
-          </w:rPr>
-          <w:t>腓2:3–8</w:t>
-        </w:r>
-      </w:hyperlink>
+      <w:r>
+        <w:rPr>
+          <w:lang w:val="zh_TW" w:bidi="zh_TW"/>
+        </w:rPr>
+        <w:t>腓2:3–8</w:t>
+      </w:r>
       <w:r>
         <w:rPr>
           <w:lang w:val="zh_TW" w:bidi="zh_TW"/>
         </w:rPr>
         <w:t>）。這樣的領袖已準備好，面對患難時刻。他們知道，那些與耶穌同死的人也將與祂同活，且那些在患難中持守忠心的人，將分享祂的統治（</w:t>
       </w:r>
-      <w:hyperlink r:id="rId25">
-        <w:r>
-          <w:rPr>
-            <w:lang w:val="zh_TW" w:bidi="zh_TW"/>
-          </w:rPr>
-          <w:rPr>
-            <w:color w:val="0000EE"/>
-            <w:u w:val="single"/>
-          </w:rPr>
-          <w:t>提後2:11–12</w:t>
-        </w:r>
-      </w:hyperlink>
+      <w:r>
+        <w:rPr>
+          <w:lang w:val="zh_TW" w:bidi="zh_TW"/>
+        </w:rPr>
+        <w:t>提後2:11–12</w:t>
+      </w:r>
       <w:r>
         <w:rPr>
           <w:lang w:val="zh_TW" w:bidi="zh_TW"/>
@@ -550,342 +466,228 @@
           <w:lang w:val="zh_TW" w:bidi="zh_TW"/>
         </w:rPr>
       </w:r>
-      <w:hyperlink r:id="rId26">
-        <w:r>
-          <w:rPr>
-            <w:lang w:val="zh_TW" w:bidi="zh_TW"/>
-          </w:rPr>
-          <w:rPr>
-            <w:color w:val="0000EE"/>
-            <w:u w:val="single"/>
-          </w:rPr>
-          <w:t>約13:15</w:t>
-        </w:r>
-      </w:hyperlink>
+      <w:r>
+        <w:rPr>
+          <w:lang w:val="zh_TW" w:bidi="zh_TW"/>
+        </w:rPr>
+        <w:t>約13:15</w:t>
+      </w:r>
       <w:r>
         <w:rPr>
           <w:lang w:val="zh_TW" w:bidi="zh_TW"/>
         </w:rPr>
         <w:t>；</w:t>
       </w:r>
-      <w:hyperlink r:id="rId27">
-        <w:r>
-          <w:rPr>
-            <w:lang w:val="zh_TW" w:bidi="zh_TW"/>
-          </w:rPr>
-          <w:rPr>
-            <w:color w:val="0000EE"/>
-            <w:u w:val="single"/>
-          </w:rPr>
-          <w:t>徒20:35</w:t>
-        </w:r>
-      </w:hyperlink>
+      <w:r>
+        <w:rPr>
+          <w:lang w:val="zh_TW" w:bidi="zh_TW"/>
+        </w:rPr>
+        <w:t>徒20:35</w:t>
+      </w:r>
       <w:r>
         <w:rPr>
           <w:lang w:val="zh_TW" w:bidi="zh_TW"/>
         </w:rPr>
         <w:t>；</w:t>
       </w:r>
-      <w:hyperlink r:id="rId17">
-        <w:r>
-          <w:rPr>
-            <w:lang w:val="zh_TW" w:bidi="zh_TW"/>
-          </w:rPr>
-          <w:rPr>
-            <w:color w:val="0000EE"/>
-            <w:u w:val="single"/>
-          </w:rPr>
-          <w:t>林後4:8–12</w:t>
-        </w:r>
-      </w:hyperlink>
+      <w:r>
+        <w:rPr>
+          <w:lang w:val="zh_TW" w:bidi="zh_TW"/>
+        </w:rPr>
+        <w:t>林後4:8–12</w:t>
+      </w:r>
       <w:r>
         <w:rPr>
           <w:lang w:val="zh_TW" w:bidi="zh_TW"/>
         </w:rPr>
         <w:t>；</w:t>
       </w:r>
-      <w:hyperlink r:id="rId28">
-        <w:r>
-          <w:rPr>
-            <w:lang w:val="zh_TW" w:bidi="zh_TW"/>
-          </w:rPr>
-          <w:rPr>
-            <w:color w:val="0000EE"/>
-            <w:u w:val="single"/>
-          </w:rPr>
-          <w:t>弗5:2</w:t>
-        </w:r>
-      </w:hyperlink>
+      <w:r>
+        <w:rPr>
+          <w:lang w:val="zh_TW" w:bidi="zh_TW"/>
+        </w:rPr>
+        <w:t>弗5:2</w:t>
+      </w:r>
       <w:r>
         <w:rPr>
           <w:lang w:val="zh_TW" w:bidi="zh_TW"/>
         </w:rPr>
         <w:t>；</w:t>
       </w:r>
-      <w:hyperlink r:id="rId15">
-        <w:r>
-          <w:rPr>
-            <w:lang w:val="zh_TW" w:bidi="zh_TW"/>
-          </w:rPr>
-          <w:rPr>
-            <w:color w:val="0000EE"/>
-            <w:u w:val="single"/>
-          </w:rPr>
-          <w:t>西1:24</w:t>
-        </w:r>
-      </w:hyperlink>
+      <w:r>
+        <w:rPr>
+          <w:lang w:val="zh_TW" w:bidi="zh_TW"/>
+        </w:rPr>
+        <w:t>西1:24</w:t>
+      </w:r>
       <w:r>
         <w:rPr>
           <w:lang w:val="zh_TW" w:bidi="zh_TW"/>
         </w:rPr>
         <w:t>；</w:t>
       </w:r>
-      <w:hyperlink r:id="rId29">
-        <w:r>
-          <w:rPr>
-            <w:lang w:val="zh_TW" w:bidi="zh_TW"/>
-          </w:rPr>
-          <w:rPr>
-            <w:color w:val="0000EE"/>
-            <w:u w:val="single"/>
-          </w:rPr>
-          <w:t>帖前1:6–7</w:t>
-        </w:r>
-      </w:hyperlink>
+      <w:r>
+        <w:rPr>
+          <w:lang w:val="zh_TW" w:bidi="zh_TW"/>
+        </w:rPr>
+        <w:t>帖前1:6–7</w:t>
+      </w:r>
       <w:r>
         <w:rPr>
           <w:lang w:val="zh_TW" w:bidi="zh_TW"/>
         </w:rPr>
         <w:t>；</w:t>
       </w:r>
-      <w:hyperlink r:id="rId30">
-        <w:r>
-          <w:rPr>
-            <w:lang w:val="zh_TW" w:bidi="zh_TW"/>
-          </w:rPr>
-          <w:rPr>
-            <w:color w:val="0000EE"/>
-            <w:u w:val="single"/>
-          </w:rPr>
-          <w:t>帖後3:9</w:t>
-        </w:r>
-      </w:hyperlink>
+      <w:r>
+        <w:rPr>
+          <w:lang w:val="zh_TW" w:bidi="zh_TW"/>
+        </w:rPr>
+        <w:t>帖後3:9</w:t>
+      </w:r>
       <w:r>
         <w:rPr>
           <w:lang w:val="zh_TW" w:bidi="zh_TW"/>
         </w:rPr>
         <w:t>；</w:t>
       </w:r>
-      <w:hyperlink r:id="rId31">
-        <w:r>
-          <w:rPr>
-            <w:lang w:val="zh_TW" w:bidi="zh_TW"/>
-          </w:rPr>
-          <w:rPr>
-            <w:color w:val="0000EE"/>
-            <w:u w:val="single"/>
-          </w:rPr>
-          <w:t>提前1:16</w:t>
-        </w:r>
-      </w:hyperlink>
+      <w:r>
+        <w:rPr>
+          <w:lang w:val="zh_TW" w:bidi="zh_TW"/>
+        </w:rPr>
+        <w:t>提前1:16</w:t>
+      </w:r>
       <w:r>
         <w:rPr>
           <w:lang w:val="zh_TW" w:bidi="zh_TW"/>
         </w:rPr>
         <w:t>，</w:t>
       </w:r>
-      <w:hyperlink r:id="rId32">
-        <w:r>
-          <w:rPr>
-            <w:lang w:val="zh_TW" w:bidi="zh_TW"/>
-          </w:rPr>
-          <w:rPr>
-            <w:color w:val="0000EE"/>
-            <w:u w:val="single"/>
-          </w:rPr>
-          <w:t>4:12</w:t>
-        </w:r>
-      </w:hyperlink>
+      <w:r>
+        <w:rPr>
+          <w:lang w:val="zh_TW" w:bidi="zh_TW"/>
+        </w:rPr>
+        <w:t>4:12</w:t>
+      </w:r>
       <w:r>
         <w:rPr>
           <w:lang w:val="zh_TW" w:bidi="zh_TW"/>
         </w:rPr>
         <w:t>；</w:t>
       </w:r>
-      <w:hyperlink r:id="rId21">
-        <w:r>
-          <w:rPr>
-            <w:lang w:val="zh_TW" w:bidi="zh_TW"/>
-          </w:rPr>
-          <w:rPr>
-            <w:color w:val="0000EE"/>
-            <w:u w:val="single"/>
-          </w:rPr>
-          <w:t>提後1:8</w:t>
-        </w:r>
-      </w:hyperlink>
+      <w:r>
+        <w:rPr>
+          <w:lang w:val="zh_TW" w:bidi="zh_TW"/>
+        </w:rPr>
+        <w:t>提後1:8</w:t>
+      </w:r>
       <w:r>
         <w:rPr>
           <w:lang w:val="zh_TW" w:bidi="zh_TW"/>
         </w:rPr>
         <w:t>、</w:t>
       </w:r>
-      <w:hyperlink r:id="rId33">
-        <w:r>
-          <w:rPr>
-            <w:lang w:val="zh_TW" w:bidi="zh_TW"/>
-          </w:rPr>
-          <w:rPr>
-            <w:color w:val="0000EE"/>
-            <w:u w:val="single"/>
-          </w:rPr>
-          <w:t>12</w:t>
-        </w:r>
-      </w:hyperlink>
+      <w:r>
+        <w:rPr>
+          <w:lang w:val="zh_TW" w:bidi="zh_TW"/>
+        </w:rPr>
+        <w:t>12</w:t>
+      </w:r>
       <w:r>
         <w:rPr>
           <w:lang w:val="zh_TW" w:bidi="zh_TW"/>
         </w:rPr>
         <w:t>，</w:t>
       </w:r>
-      <w:hyperlink r:id="rId22">
-        <w:r>
-          <w:rPr>
-            <w:lang w:val="zh_TW" w:bidi="zh_TW"/>
-          </w:rPr>
-          <w:rPr>
-            <w:color w:val="0000EE"/>
-            <w:u w:val="single"/>
-          </w:rPr>
-          <w:t>2:3</w:t>
-        </w:r>
-      </w:hyperlink>
+      <w:r>
+        <w:rPr>
+          <w:lang w:val="zh_TW" w:bidi="zh_TW"/>
+        </w:rPr>
+        <w:t>2:3</w:t>
+      </w:r>
       <w:r>
         <w:rPr>
           <w:lang w:val="zh_TW" w:bidi="zh_TW"/>
         </w:rPr>
         <w:t>、</w:t>
       </w:r>
-      <w:hyperlink r:id="rId34">
-        <w:r>
-          <w:rPr>
-            <w:lang w:val="zh_TW" w:bidi="zh_TW"/>
-          </w:rPr>
-          <w:rPr>
-            <w:color w:val="0000EE"/>
-            <w:u w:val="single"/>
-          </w:rPr>
-          <w:t>10–12</w:t>
-        </w:r>
-      </w:hyperlink>
+      <w:r>
+        <w:rPr>
+          <w:lang w:val="zh_TW" w:bidi="zh_TW"/>
+        </w:rPr>
+        <w:t>10–12</w:t>
+      </w:r>
       <w:r>
         <w:rPr>
           <w:lang w:val="zh_TW" w:bidi="zh_TW"/>
         </w:rPr>
         <w:t>，</w:t>
       </w:r>
-      <w:hyperlink r:id="rId20">
-        <w:r>
-          <w:rPr>
-            <w:lang w:val="zh_TW" w:bidi="zh_TW"/>
-          </w:rPr>
-          <w:rPr>
-            <w:color w:val="0000EE"/>
-            <w:u w:val="single"/>
-          </w:rPr>
-          <w:t>4:1–5</w:t>
-        </w:r>
-      </w:hyperlink>
+      <w:r>
+        <w:rPr>
+          <w:lang w:val="zh_TW" w:bidi="zh_TW"/>
+        </w:rPr>
+        <w:t>4:1–5</w:t>
+      </w:r>
       <w:r>
         <w:rPr>
           <w:lang w:val="zh_TW" w:bidi="zh_TW"/>
         </w:rPr>
         <w:t>；</w:t>
       </w:r>
-      <w:hyperlink r:id="rId35">
-        <w:r>
-          <w:rPr>
-            <w:lang w:val="zh_TW" w:bidi="zh_TW"/>
-          </w:rPr>
-          <w:rPr>
-            <w:color w:val="0000EE"/>
-            <w:u w:val="single"/>
-          </w:rPr>
-          <w:t>多2:7</w:t>
-        </w:r>
-      </w:hyperlink>
+      <w:r>
+        <w:rPr>
+          <w:lang w:val="zh_TW" w:bidi="zh_TW"/>
+        </w:rPr>
+        <w:t>多2:7</w:t>
+      </w:r>
       <w:r>
         <w:rPr>
           <w:lang w:val="zh_TW" w:bidi="zh_TW"/>
         </w:rPr>
         <w:t>；</w:t>
       </w:r>
-      <w:hyperlink r:id="rId36">
-        <w:r>
-          <w:rPr>
-            <w:lang w:val="zh_TW" w:bidi="zh_TW"/>
-          </w:rPr>
-          <w:rPr>
-            <w:color w:val="0000EE"/>
-            <w:u w:val="single"/>
-          </w:rPr>
-          <w:t>來6:12</w:t>
-        </w:r>
-      </w:hyperlink>
+      <w:r>
+        <w:rPr>
+          <w:lang w:val="zh_TW" w:bidi="zh_TW"/>
+        </w:rPr>
+        <w:t>來6:12</w:t>
+      </w:r>
       <w:r>
         <w:rPr>
           <w:lang w:val="zh_TW" w:bidi="zh_TW"/>
         </w:rPr>
         <w:t>，</w:t>
       </w:r>
-      <w:hyperlink r:id="rId37">
-        <w:r>
-          <w:rPr>
-            <w:lang w:val="zh_TW" w:bidi="zh_TW"/>
-          </w:rPr>
-          <w:rPr>
-            <w:color w:val="0000EE"/>
-            <w:u w:val="single"/>
-          </w:rPr>
-          <w:t>13:7</w:t>
-        </w:r>
-      </w:hyperlink>
+      <w:r>
+        <w:rPr>
+          <w:lang w:val="zh_TW" w:bidi="zh_TW"/>
+        </w:rPr>
+        <w:t>13:7</w:t>
+      </w:r>
       <w:r>
         <w:rPr>
           <w:lang w:val="zh_TW" w:bidi="zh_TW"/>
         </w:rPr>
         <w:t>；</w:t>
       </w:r>
-      <w:hyperlink r:id="rId38">
-        <w:r>
-          <w:rPr>
-            <w:lang w:val="zh_TW" w:bidi="zh_TW"/>
-          </w:rPr>
-          <w:rPr>
-            <w:color w:val="0000EE"/>
-            <w:u w:val="single"/>
-          </w:rPr>
-          <w:t>彼前2:21</w:t>
-        </w:r>
-      </w:hyperlink>
+      <w:r>
+        <w:rPr>
+          <w:lang w:val="zh_TW" w:bidi="zh_TW"/>
+        </w:rPr>
+        <w:t>彼前2:21</w:t>
+      </w:r>
       <w:r>
         <w:rPr>
           <w:lang w:val="zh_TW" w:bidi="zh_TW"/>
         </w:rPr>
         <w:t>，</w:t>
       </w:r>
-      <w:hyperlink r:id="rId39">
-        <w:r>
-          <w:rPr>
-            <w:lang w:val="zh_TW" w:bidi="zh_TW"/>
-          </w:rPr>
-          <w:rPr>
-            <w:color w:val="0000EE"/>
-            <w:u w:val="single"/>
-          </w:rPr>
-          <w:t>5:1–4</w:t>
-        </w:r>
-      </w:hyperlink>
+      <w:r>
+        <w:rPr>
+          <w:lang w:val="zh_TW" w:bidi="zh_TW"/>
+        </w:rPr>
+        <w:t>5:1–4</w:t>
+      </w:r>
       <w:r>
         <w:rPr>
           <w:lang w:val="zh_TW" w:bidi="zh_TW"/>
@@ -934,108 +736,72 @@
         </w:rPr>
         <w:t>耶穌持續冒犯到猶太領袖及他們的追隨者。儘管祂來自大衛王的家譜，他們仍質疑祂母親的名聲（</w:t>
       </w:r>
-      <w:hyperlink r:id="rId40">
-        <w:r>
-          <w:rPr>
-            <w:lang w:val="zh_TW" w:bidi="zh_TW"/>
-          </w:rPr>
-          <w:rPr>
-            <w:color w:val="0000EE"/>
-            <w:u w:val="single"/>
-          </w:rPr>
-          <w:t>太1:18–25</w:t>
-        </w:r>
-      </w:hyperlink>
+      <w:r>
+        <w:rPr>
+          <w:lang w:val="zh_TW" w:bidi="zh_TW"/>
+        </w:rPr>
+        <w:t>太1:18–25</w:t>
+      </w:r>
       <w:r>
         <w:rPr>
           <w:lang w:val="zh_TW" w:bidi="zh_TW"/>
         </w:rPr>
         <w:t>）。耶穌來自拿撒勒（</w:t>
       </w:r>
-      <w:hyperlink r:id="rId41">
-        <w:r>
-          <w:rPr>
-            <w:lang w:val="zh_TW" w:bidi="zh_TW"/>
-          </w:rPr>
-          <w:rPr>
-            <w:color w:val="0000EE"/>
-            <w:u w:val="single"/>
-          </w:rPr>
-          <w:t>太2:23</w:t>
-        </w:r>
-      </w:hyperlink>
+      <w:r>
+        <w:rPr>
+          <w:lang w:val="zh_TW" w:bidi="zh_TW"/>
+        </w:rPr>
+        <w:t>太2:23</w:t>
+      </w:r>
       <w:r>
         <w:rPr>
           <w:lang w:val="zh_TW" w:bidi="zh_TW"/>
         </w:rPr>
         <w:t>），這個地方的聲譽也不好（</w:t>
       </w:r>
-      <w:hyperlink r:id="rId42">
-        <w:r>
-          <w:rPr>
-            <w:lang w:val="zh_TW" w:bidi="zh_TW"/>
-          </w:rPr>
-          <w:rPr>
-            <w:color w:val="0000EE"/>
-            <w:u w:val="single"/>
-          </w:rPr>
-          <w:t>太13:53–58</w:t>
-        </w:r>
-      </w:hyperlink>
+      <w:r>
+        <w:rPr>
+          <w:lang w:val="zh_TW" w:bidi="zh_TW"/>
+        </w:rPr>
+        <w:t>太13:53–58</w:t>
+      </w:r>
       <w:r>
         <w:rPr>
           <w:lang w:val="zh_TW" w:bidi="zh_TW"/>
         </w:rPr>
         <w:t>）。衪主要在加利利工作，遠離猶太權力的中心（</w:t>
       </w:r>
-      <w:hyperlink r:id="rId43">
-        <w:r>
-          <w:rPr>
-            <w:lang w:val="zh_TW" w:bidi="zh_TW"/>
-          </w:rPr>
-          <w:rPr>
-            <w:color w:val="0000EE"/>
-            <w:u w:val="single"/>
-          </w:rPr>
-          <w:t>太4:12–16</w:t>
-        </w:r>
-      </w:hyperlink>
+      <w:r>
+        <w:rPr>
+          <w:lang w:val="zh_TW" w:bidi="zh_TW"/>
+        </w:rPr>
+        <w:t>太4:12–16</w:t>
+      </w:r>
       <w:r>
         <w:rPr>
           <w:lang w:val="zh_TW" w:bidi="zh_TW"/>
         </w:rPr>
         <w:t>）。衪最親密的朋友是約翰，他做為先知以為人施洗和勇敢地反對政治領袖而廣為人知（</w:t>
       </w:r>
-      <w:hyperlink r:id="rId44">
-        <w:r>
-          <w:rPr>
-            <w:lang w:val="zh_TW" w:bidi="zh_TW"/>
-          </w:rPr>
-          <w:rPr>
-            <w:color w:val="0000EE"/>
-            <w:u w:val="single"/>
-          </w:rPr>
-          <w:t>太11:2–19</w:t>
-        </w:r>
-      </w:hyperlink>
+      <w:r>
+        <w:rPr>
+          <w:lang w:val="zh_TW" w:bidi="zh_TW"/>
+        </w:rPr>
+        <w:t>太11:2–19</w:t>
+      </w:r>
       <w:r>
         <w:rPr>
           <w:lang w:val="zh_TW" w:bidi="zh_TW"/>
         </w:rPr>
         <w:t>，</w:t>
       </w:r>
-      <w:hyperlink r:id="rId45">
-        <w:r>
-          <w:rPr>
-            <w:lang w:val="zh_TW" w:bidi="zh_TW"/>
-          </w:rPr>
-          <w:rPr>
-            <w:color w:val="0000EE"/>
-            <w:u w:val="single"/>
-          </w:rPr>
-          <w:t>14:3–12</w:t>
-        </w:r>
-      </w:hyperlink>
+      <w:r>
+        <w:rPr>
+          <w:lang w:val="zh_TW" w:bidi="zh_TW"/>
+        </w:rPr>
+        <w:t>14:3–12</w:t>
+      </w:r>
       <w:r>
         <w:rPr>
           <w:lang w:val="zh_TW" w:bidi="zh_TW"/>
@@ -1056,270 +822,180 @@
         </w:rPr>
         <w:t>耶穌經常給予間接的回答（</w:t>
       </w:r>
-      <w:hyperlink r:id="rId46">
-        <w:r>
-          <w:rPr>
-            <w:lang w:val="zh_TW" w:bidi="zh_TW"/>
-          </w:rPr>
-          <w:rPr>
-            <w:color w:val="0000EE"/>
-            <w:u w:val="single"/>
-          </w:rPr>
-          <w:t>太13:10–15</w:t>
-        </w:r>
-      </w:hyperlink>
+      <w:r>
+        <w:rPr>
+          <w:lang w:val="zh_TW" w:bidi="zh_TW"/>
+        </w:rPr>
+        <w:t>太13:10–15</w:t>
+      </w:r>
       <w:r>
         <w:rPr>
           <w:lang w:val="zh_TW" w:bidi="zh_TW"/>
         </w:rPr>
         <w:t>，</w:t>
       </w:r>
-      <w:hyperlink r:id="rId47">
-        <w:r>
-          <w:rPr>
-            <w:lang w:val="zh_TW" w:bidi="zh_TW"/>
-          </w:rPr>
-          <w:rPr>
-            <w:color w:val="0000EE"/>
-            <w:u w:val="single"/>
-          </w:rPr>
-          <w:t>17:24–27</w:t>
-        </w:r>
-      </w:hyperlink>
+      <w:r>
+        <w:rPr>
+          <w:lang w:val="zh_TW" w:bidi="zh_TW"/>
+        </w:rPr>
+        <w:t>17:24–27</w:t>
+      </w:r>
       <w:r>
         <w:rPr>
           <w:lang w:val="zh_TW" w:bidi="zh_TW"/>
         </w:rPr>
         <w:t>，</w:t>
       </w:r>
-      <w:hyperlink r:id="rId48">
-        <w:r>
-          <w:rPr>
-            <w:lang w:val="zh_TW" w:bidi="zh_TW"/>
-          </w:rPr>
-          <w:rPr>
-            <w:color w:val="0000EE"/>
-            <w:u w:val="single"/>
-          </w:rPr>
-          <w:t>19:3–12</w:t>
-        </w:r>
-      </w:hyperlink>
+      <w:r>
+        <w:rPr>
+          <w:lang w:val="zh_TW" w:bidi="zh_TW"/>
+        </w:rPr>
+        <w:t>19:3–12</w:t>
+      </w:r>
       <w:r>
         <w:rPr>
           <w:lang w:val="zh_TW" w:bidi="zh_TW"/>
         </w:rPr>
         <w:t>，</w:t>
       </w:r>
-      <w:hyperlink r:id="rId49">
-        <w:r>
-          <w:rPr>
-            <w:lang w:val="zh_TW" w:bidi="zh_TW"/>
-          </w:rPr>
-          <w:rPr>
-            <w:color w:val="0000EE"/>
-            <w:u w:val="single"/>
-          </w:rPr>
-          <w:t>21:23–27</w:t>
-        </w:r>
-      </w:hyperlink>
+      <w:r>
+        <w:rPr>
+          <w:lang w:val="zh_TW" w:bidi="zh_TW"/>
+        </w:rPr>
+        <w:t>21:23–27</w:t>
+      </w:r>
       <w:r>
         <w:rPr>
           <w:lang w:val="zh_TW" w:bidi="zh_TW"/>
         </w:rPr>
         <w:t>）。衪拒絕以顯神蹟來證明衪的宣稱（</w:t>
       </w:r>
-      <w:hyperlink r:id="rId50">
-        <w:r>
-          <w:rPr>
-            <w:lang w:val="zh_TW" w:bidi="zh_TW"/>
-          </w:rPr>
-          <w:rPr>
-            <w:color w:val="0000EE"/>
-            <w:u w:val="single"/>
-          </w:rPr>
-          <w:t>12:38–42</w:t>
-        </w:r>
-      </w:hyperlink>
+      <w:r>
+        <w:rPr>
+          <w:lang w:val="zh_TW" w:bidi="zh_TW"/>
+        </w:rPr>
+        <w:t>12:38–42</w:t>
+      </w:r>
       <w:r>
         <w:rPr>
           <w:lang w:val="zh_TW" w:bidi="zh_TW"/>
         </w:rPr>
         <w:t>，</w:t>
       </w:r>
-      <w:hyperlink r:id="rId51">
-        <w:r>
-          <w:rPr>
-            <w:lang w:val="zh_TW" w:bidi="zh_TW"/>
-          </w:rPr>
-          <w:rPr>
-            <w:color w:val="0000EE"/>
-            <w:u w:val="single"/>
-          </w:rPr>
-          <w:t>16:1–4</w:t>
-        </w:r>
-      </w:hyperlink>
+      <w:r>
+        <w:rPr>
+          <w:lang w:val="zh_TW" w:bidi="zh_TW"/>
+        </w:rPr>
+        <w:t>16:1–4</w:t>
+      </w:r>
       <w:r>
         <w:rPr>
           <w:lang w:val="zh_TW" w:bidi="zh_TW"/>
         </w:rPr>
         <w:t>）。衪花時間與那些被社會所排斥的人在一起（</w:t>
       </w:r>
-      <w:hyperlink r:id="rId52">
-        <w:r>
-          <w:rPr>
-            <w:lang w:val="zh_TW" w:bidi="zh_TW"/>
-          </w:rPr>
-          <w:rPr>
-            <w:color w:val="0000EE"/>
-            <w:u w:val="single"/>
-          </w:rPr>
-          <w:t>9:9–13</w:t>
-        </w:r>
-      </w:hyperlink>
+      <w:r>
+        <w:rPr>
+          <w:lang w:val="zh_TW" w:bidi="zh_TW"/>
+        </w:rPr>
+        <w:t>9:9–13</w:t>
+      </w:r>
       <w:r>
         <w:rPr>
           <w:lang w:val="zh_TW" w:bidi="zh_TW"/>
         </w:rPr>
         <w:t>，</w:t>
       </w:r>
-      <w:hyperlink r:id="rId53">
-        <w:r>
-          <w:rPr>
-            <w:lang w:val="zh_TW" w:bidi="zh_TW"/>
-          </w:rPr>
-          <w:rPr>
-            <w:color w:val="0000EE"/>
-            <w:u w:val="single"/>
-          </w:rPr>
-          <w:t>11:16–19</w:t>
-        </w:r>
-      </w:hyperlink>
+      <w:r>
+        <w:rPr>
+          <w:lang w:val="zh_TW" w:bidi="zh_TW"/>
+        </w:rPr>
+        <w:t>11:16–19</w:t>
+      </w:r>
       <w:r>
         <w:rPr>
           <w:lang w:val="zh_TW" w:bidi="zh_TW"/>
         </w:rPr>
         <w:t>）。衪挑戰猶太的習俗（</w:t>
       </w:r>
-      <w:hyperlink r:id="rId54">
-        <w:r>
-          <w:rPr>
-            <w:lang w:val="zh_TW" w:bidi="zh_TW"/>
-          </w:rPr>
-          <w:rPr>
-            <w:color w:val="0000EE"/>
-            <w:u w:val="single"/>
-          </w:rPr>
-          <w:t>5:17–20</w:t>
-        </w:r>
-      </w:hyperlink>
+      <w:r>
+        <w:rPr>
+          <w:lang w:val="zh_TW" w:bidi="zh_TW"/>
+        </w:rPr>
+        <w:t>5:17–20</w:t>
+      </w:r>
       <w:r>
         <w:rPr>
           <w:lang w:val="zh_TW" w:bidi="zh_TW"/>
         </w:rPr>
         <w:t>，</w:t>
       </w:r>
-      <w:hyperlink r:id="rId55">
-        <w:r>
-          <w:rPr>
-            <w:lang w:val="zh_TW" w:bidi="zh_TW"/>
-          </w:rPr>
-          <w:rPr>
-            <w:color w:val="0000EE"/>
-            <w:u w:val="single"/>
-          </w:rPr>
-          <w:t>9:14–17</w:t>
-        </w:r>
-      </w:hyperlink>
+      <w:r>
+        <w:rPr>
+          <w:lang w:val="zh_TW" w:bidi="zh_TW"/>
+        </w:rPr>
+        <w:t>9:14–17</w:t>
+      </w:r>
       <w:r>
         <w:rPr>
           <w:lang w:val="zh_TW" w:bidi="zh_TW"/>
         </w:rPr>
         <w:t>，</w:t>
       </w:r>
-      <w:hyperlink r:id="rId56">
-        <w:r>
-          <w:rPr>
-            <w:lang w:val="zh_TW" w:bidi="zh_TW"/>
-          </w:rPr>
-          <w:rPr>
-            <w:color w:val="0000EE"/>
-            <w:u w:val="single"/>
-          </w:rPr>
-          <w:t>12:1–14</w:t>
-        </w:r>
-      </w:hyperlink>
+      <w:r>
+        <w:rPr>
+          <w:lang w:val="zh_TW" w:bidi="zh_TW"/>
+        </w:rPr>
+        <w:t>12:1–14</w:t>
+      </w:r>
       <w:r>
         <w:rPr>
           <w:lang w:val="zh_TW" w:bidi="zh_TW"/>
         </w:rPr>
         <w:t>，</w:t>
       </w:r>
-      <w:hyperlink r:id="rId57">
-        <w:r>
-          <w:rPr>
-            <w:lang w:val="zh_TW" w:bidi="zh_TW"/>
-          </w:rPr>
-          <w:rPr>
-            <w:color w:val="0000EE"/>
-            <w:u w:val="single"/>
-          </w:rPr>
-          <w:t>15:1–20</w:t>
-        </w:r>
-      </w:hyperlink>
+      <w:r>
+        <w:rPr>
+          <w:lang w:val="zh_TW" w:bidi="zh_TW"/>
+        </w:rPr>
+        <w:t>15:1–20</w:t>
+      </w:r>
       <w:r>
         <w:rPr>
           <w:lang w:val="zh_TW" w:bidi="zh_TW"/>
         </w:rPr>
         <w:t>，</w:t>
       </w:r>
-      <w:hyperlink r:id="rId58">
-        <w:r>
-          <w:rPr>
-            <w:lang w:val="zh_TW" w:bidi="zh_TW"/>
-          </w:rPr>
-          <w:rPr>
-            <w:color w:val="0000EE"/>
-            <w:u w:val="single"/>
-          </w:rPr>
-          <w:t>21:12–13</w:t>
-        </w:r>
-      </w:hyperlink>
+      <w:r>
+        <w:rPr>
+          <w:lang w:val="zh_TW" w:bidi="zh_TW"/>
+        </w:rPr>
+        <w:t>21:12–13</w:t>
+      </w:r>
       <w:r>
         <w:rPr>
           <w:lang w:val="zh_TW" w:bidi="zh_TW"/>
         </w:rPr>
         <w:t>）。衪避免引人注目（</w:t>
       </w:r>
-      <w:hyperlink r:id="rId59">
-        <w:r>
-          <w:rPr>
-            <w:lang w:val="zh_TW" w:bidi="zh_TW"/>
-          </w:rPr>
-          <w:rPr>
-            <w:color w:val="0000EE"/>
-            <w:u w:val="single"/>
-          </w:rPr>
-          <w:t>8:4</w:t>
-        </w:r>
-      </w:hyperlink>
+      <w:r>
+        <w:rPr>
+          <w:lang w:val="zh_TW" w:bidi="zh_TW"/>
+        </w:rPr>
+        <w:t>8:4</w:t>
+      </w:r>
       <w:r>
         <w:rPr>
           <w:lang w:val="zh_TW" w:bidi="zh_TW"/>
         </w:rPr>
         <w:t>，</w:t>
       </w:r>
-      <w:hyperlink r:id="rId60">
-        <w:r>
-          <w:rPr>
-            <w:lang w:val="zh_TW" w:bidi="zh_TW"/>
-          </w:rPr>
-          <w:rPr>
-            <w:color w:val="0000EE"/>
-            <w:u w:val="single"/>
-          </w:rPr>
-          <w:t>12:15–21</w:t>
-        </w:r>
-      </w:hyperlink>
+      <w:r>
+        <w:rPr>
+          <w:lang w:val="zh_TW" w:bidi="zh_TW"/>
+        </w:rPr>
+        <w:t>12:15–21</w:t>
+      </w:r>
       <w:r>
         <w:rPr>
           <w:lang w:val="zh_TW" w:bidi="zh_TW"/>
@@ -1340,126 +1016,84 @@
         </w:rPr>
         <w:t>衪與意想不到的人分享衪的見解（</w:t>
       </w:r>
-      <w:hyperlink r:id="rId61">
-        <w:r>
-          <w:rPr>
-            <w:lang w:val="zh_TW" w:bidi="zh_TW"/>
-          </w:rPr>
-          <w:rPr>
-            <w:color w:val="0000EE"/>
-            <w:u w:val="single"/>
-          </w:rPr>
-          <w:t>太11:25–27</w:t>
-        </w:r>
-      </w:hyperlink>
+      <w:r>
+        <w:rPr>
+          <w:lang w:val="zh_TW" w:bidi="zh_TW"/>
+        </w:rPr>
+        <w:t>太11:25–27</w:t>
+      </w:r>
       <w:r>
         <w:rPr>
           <w:lang w:val="zh_TW" w:bidi="zh_TW"/>
         </w:rPr>
         <w:t>，</w:t>
       </w:r>
-      <w:hyperlink r:id="rId62">
-        <w:r>
-          <w:rPr>
-            <w:lang w:val="zh_TW" w:bidi="zh_TW"/>
-          </w:rPr>
-          <w:rPr>
-            <w:color w:val="0000EE"/>
-            <w:u w:val="single"/>
-          </w:rPr>
-          <w:t>13:16–17</w:t>
-        </w:r>
-      </w:hyperlink>
+      <w:r>
+        <w:rPr>
+          <w:lang w:val="zh_TW" w:bidi="zh_TW"/>
+        </w:rPr>
+        <w:t>13:16–17</w:t>
+      </w:r>
       <w:r>
         <w:rPr>
           <w:lang w:val="zh_TW" w:bidi="zh_TW"/>
         </w:rPr>
         <w:t>，</w:t>
       </w:r>
-      <w:hyperlink r:id="rId63">
-        <w:r>
-          <w:rPr>
-            <w:lang w:val="zh_TW" w:bidi="zh_TW"/>
-          </w:rPr>
-          <w:rPr>
-            <w:color w:val="0000EE"/>
-            <w:u w:val="single"/>
-          </w:rPr>
-          <w:t>16:13–20</w:t>
-        </w:r>
-      </w:hyperlink>
+      <w:r>
+        <w:rPr>
+          <w:lang w:val="zh_TW" w:bidi="zh_TW"/>
+        </w:rPr>
+        <w:t>16:13–20</w:t>
+      </w:r>
       <w:r>
         <w:rPr>
           <w:lang w:val="zh_TW" w:bidi="zh_TW"/>
         </w:rPr>
         <w:t>）。衪談到了衪將遭受的屈辱死亡（</w:t>
       </w:r>
-      <w:hyperlink r:id="rId64">
-        <w:r>
-          <w:rPr>
-            <w:lang w:val="zh_TW" w:bidi="zh_TW"/>
-          </w:rPr>
-          <w:rPr>
-            <w:color w:val="0000EE"/>
-            <w:u w:val="single"/>
-          </w:rPr>
-          <w:t>16:21</w:t>
-        </w:r>
-      </w:hyperlink>
+      <w:r>
+        <w:rPr>
+          <w:lang w:val="zh_TW" w:bidi="zh_TW"/>
+        </w:rPr>
+        <w:t>16:21</w:t>
+      </w:r>
       <w:r>
         <w:rPr>
           <w:lang w:val="zh_TW" w:bidi="zh_TW"/>
         </w:rPr>
         <w:t>，</w:t>
       </w:r>
-      <w:hyperlink r:id="rId65">
-        <w:r>
-          <w:rPr>
-            <w:lang w:val="zh_TW" w:bidi="zh_TW"/>
-          </w:rPr>
-          <w:rPr>
-            <w:color w:val="0000EE"/>
-            <w:u w:val="single"/>
-          </w:rPr>
-          <w:t>17:22–23</w:t>
-        </w:r>
-      </w:hyperlink>
+      <w:r>
+        <w:rPr>
+          <w:lang w:val="zh_TW" w:bidi="zh_TW"/>
+        </w:rPr>
+        <w:t>17:22–23</w:t>
+      </w:r>
       <w:r>
         <w:rPr>
           <w:lang w:val="zh_TW" w:bidi="zh_TW"/>
         </w:rPr>
         <w:t>，</w:t>
       </w:r>
-      <w:hyperlink r:id="rId66">
-        <w:r>
-          <w:rPr>
-            <w:lang w:val="zh_TW" w:bidi="zh_TW"/>
-          </w:rPr>
-          <w:rPr>
-            <w:color w:val="0000EE"/>
-            <w:u w:val="single"/>
-          </w:rPr>
-          <w:t>20:18–19</w:t>
-        </w:r>
-      </w:hyperlink>
+      <w:r>
+        <w:rPr>
+          <w:lang w:val="zh_TW" w:bidi="zh_TW"/>
+        </w:rPr>
+        <w:t>20:18–19</w:t>
+      </w:r>
       <w:r>
         <w:rPr>
           <w:lang w:val="zh_TW" w:bidi="zh_TW"/>
         </w:rPr>
         <w:t>，</w:t>
       </w:r>
-      <w:hyperlink r:id="rId67">
-        <w:r>
-          <w:rPr>
-            <w:lang w:val="zh_TW" w:bidi="zh_TW"/>
-          </w:rPr>
-          <w:rPr>
-            <w:color w:val="0000EE"/>
-            <w:u w:val="single"/>
-          </w:rPr>
-          <w:t>26:2</w:t>
-        </w:r>
-      </w:hyperlink>
+      <w:r>
+        <w:rPr>
+          <w:lang w:val="zh_TW" w:bidi="zh_TW"/>
+        </w:rPr>
+        <w:t>26:2</w:t>
+      </w:r>
       <w:r>
         <w:rPr>
           <w:lang w:val="zh_TW" w:bidi="zh_TW"/>
@@ -1480,108 +1114,72 @@
         </w:rPr>
         <w:t>最後，事實證明耶穌是通得過驗證的。衪贏得了爭論（</w:t>
       </w:r>
-      <w:hyperlink r:id="rId68">
-        <w:r>
-          <w:rPr>
-            <w:lang w:val="zh_TW" w:bidi="zh_TW"/>
-          </w:rPr>
-          <w:rPr>
-            <w:color w:val="0000EE"/>
-            <w:u w:val="single"/>
-          </w:rPr>
-          <w:t>路20:20–40</w:t>
-        </w:r>
-      </w:hyperlink>
+      <w:r>
+        <w:rPr>
+          <w:lang w:val="zh_TW" w:bidi="zh_TW"/>
+        </w:rPr>
+        <w:t>路20:20–40</w:t>
+      </w:r>
       <w:r>
         <w:rPr>
           <w:lang w:val="zh_TW" w:bidi="zh_TW"/>
         </w:rPr>
         <w:t>）。衪趕出了控制人們的鬼魔（</w:t>
       </w:r>
-      <w:hyperlink r:id="rId69">
-        <w:r>
-          <w:rPr>
-            <w:lang w:val="zh_TW" w:bidi="zh_TW"/>
-          </w:rPr>
-          <w:rPr>
-            <w:color w:val="0000EE"/>
-            <w:u w:val="single"/>
-          </w:rPr>
-          <w:t>太8:28–34</w:t>
-        </w:r>
-      </w:hyperlink>
+      <w:r>
+        <w:rPr>
+          <w:lang w:val="zh_TW" w:bidi="zh_TW"/>
+        </w:rPr>
+        <w:t>太8:28–34</w:t>
+      </w:r>
       <w:r>
         <w:rPr>
           <w:lang w:val="zh_TW" w:bidi="zh_TW"/>
         </w:rPr>
         <w:t>）。衪以奇妙的方式醫治了人（</w:t>
       </w:r>
-      <w:hyperlink r:id="rId70">
-        <w:r>
-          <w:rPr>
-            <w:lang w:val="zh_TW" w:bidi="zh_TW"/>
-          </w:rPr>
-          <w:rPr>
-            <w:color w:val="0000EE"/>
-            <w:u w:val="single"/>
-          </w:rPr>
-          <w:t>太9:1–8</w:t>
-        </w:r>
-      </w:hyperlink>
+      <w:r>
+        <w:rPr>
+          <w:lang w:val="zh_TW" w:bidi="zh_TW"/>
+        </w:rPr>
+        <w:t>太9:1–8</w:t>
+      </w:r>
       <w:r>
         <w:rPr>
           <w:lang w:val="zh_TW" w:bidi="zh_TW"/>
         </w:rPr>
         <w:t>）。衪使死人復活（</w:t>
       </w:r>
-      <w:hyperlink r:id="rId71">
-        <w:r>
-          <w:rPr>
-            <w:lang w:val="zh_TW" w:bidi="zh_TW"/>
-          </w:rPr>
-          <w:rPr>
-            <w:color w:val="0000EE"/>
-            <w:u w:val="single"/>
-          </w:rPr>
-          <w:t>太9:18–26</w:t>
-        </w:r>
-      </w:hyperlink>
+      <w:r>
+        <w:rPr>
+          <w:lang w:val="zh_TW" w:bidi="zh_TW"/>
+        </w:rPr>
+        <w:t>太9:18–26</w:t>
+      </w:r>
       <w:r>
         <w:rPr>
           <w:lang w:val="zh_TW" w:bidi="zh_TW"/>
         </w:rPr>
         <w:t>）。最後，衪從死裡復活（</w:t>
       </w:r>
-      <w:hyperlink r:id="rId72">
-        <w:r>
-          <w:rPr>
-            <w:lang w:val="zh_TW" w:bidi="zh_TW"/>
-          </w:rPr>
-          <w:rPr>
-            <w:color w:val="0000EE"/>
-            <w:u w:val="single"/>
-          </w:rPr>
-          <w:t>太28:1–10</w:t>
-        </w:r>
-      </w:hyperlink>
+      <w:r>
+        <w:rPr>
+          <w:lang w:val="zh_TW" w:bidi="zh_TW"/>
+        </w:rPr>
+        <w:t>太28:1–10</w:t>
+      </w:r>
       <w:r>
         <w:rPr>
           <w:lang w:val="zh_TW" w:bidi="zh_TW"/>
         </w:rPr>
         <w:t>）。衪的事工引起分裂，但在地上開展神的國度方面郤是有成效的（</w:t>
       </w:r>
-      <w:hyperlink r:id="rId73">
-        <w:r>
-          <w:rPr>
-            <w:lang w:val="zh_TW" w:bidi="zh_TW"/>
-          </w:rPr>
-          <w:rPr>
-            <w:color w:val="0000EE"/>
-            <w:u w:val="single"/>
-          </w:rPr>
-          <w:t>太11:2–6</w:t>
-        </w:r>
-      </w:hyperlink>
+      <w:r>
+        <w:rPr>
+          <w:lang w:val="zh_TW" w:bidi="zh_TW"/>
+        </w:rPr>
+        <w:t>太11:2–6</w:t>
+      </w:r>
       <w:r>
         <w:rPr>
           <w:lang w:val="zh_TW" w:bidi="zh_TW"/>
@@ -1611,540 +1209,360 @@
           <w:lang w:val="zh_TW" w:bidi="zh_TW"/>
         </w:rPr>
       </w:r>
-      <w:hyperlink r:id="rId74">
-        <w:r>
-          <w:rPr>
-            <w:lang w:val="zh_TW" w:bidi="zh_TW"/>
-          </w:rPr>
-          <w:rPr>
-            <w:color w:val="0000EE"/>
-            <w:u w:val="single"/>
-          </w:rPr>
-          <w:t>賽3:8</w:t>
-        </w:r>
-      </w:hyperlink>
+      <w:r>
+        <w:rPr>
+          <w:lang w:val="zh_TW" w:bidi="zh_TW"/>
+        </w:rPr>
+        <w:t>賽3:8</w:t>
+      </w:r>
       <w:r>
         <w:rPr>
           <w:lang w:val="zh_TW" w:bidi="zh_TW"/>
         </w:rPr>
         <w:t>，</w:t>
       </w:r>
-      <w:hyperlink r:id="rId75">
-        <w:r>
-          <w:rPr>
-            <w:lang w:val="zh_TW" w:bidi="zh_TW"/>
-          </w:rPr>
-          <w:rPr>
-            <w:color w:val="0000EE"/>
-            <w:u w:val="single"/>
-          </w:rPr>
-          <w:t>8:14–15</w:t>
-        </w:r>
-      </w:hyperlink>
+      <w:r>
+        <w:rPr>
+          <w:lang w:val="zh_TW" w:bidi="zh_TW"/>
+        </w:rPr>
+        <w:t>8:14–15</w:t>
+      </w:r>
       <w:r>
         <w:rPr>
           <w:lang w:val="zh_TW" w:bidi="zh_TW"/>
         </w:rPr>
         <w:t>，</w:t>
       </w:r>
-      <w:hyperlink r:id="rId76">
-        <w:r>
-          <w:rPr>
-            <w:lang w:val="zh_TW" w:bidi="zh_TW"/>
-          </w:rPr>
-          <w:rPr>
-            <w:color w:val="0000EE"/>
-            <w:u w:val="single"/>
-          </w:rPr>
-          <w:t>28:12–13</w:t>
-        </w:r>
-      </w:hyperlink>
+      <w:r>
+        <w:rPr>
+          <w:lang w:val="zh_TW" w:bidi="zh_TW"/>
+        </w:rPr>
+        <w:t>28:12–13</w:t>
+      </w:r>
       <w:r>
         <w:rPr>
           <w:lang w:val="zh_TW" w:bidi="zh_TW"/>
         </w:rPr>
         <w:t>，</w:t>
       </w:r>
-      <w:hyperlink r:id="rId77">
-        <w:r>
-          <w:rPr>
-            <w:lang w:val="zh_TW" w:bidi="zh_TW"/>
-          </w:rPr>
-          <w:rPr>
-            <w:color w:val="0000EE"/>
-            <w:u w:val="single"/>
-          </w:rPr>
-          <w:t>59:9–10</w:t>
-        </w:r>
-      </w:hyperlink>
+      <w:r>
+        <w:rPr>
+          <w:lang w:val="zh_TW" w:bidi="zh_TW"/>
+        </w:rPr>
+        <w:t>59:9–10</w:t>
+      </w:r>
       <w:r>
         <w:rPr>
           <w:lang w:val="zh_TW" w:bidi="zh_TW"/>
         </w:rPr>
         <w:t>；</w:t>
       </w:r>
-      <w:hyperlink r:id="rId78">
-        <w:r>
-          <w:rPr>
-            <w:lang w:val="zh_TW" w:bidi="zh_TW"/>
-          </w:rPr>
-          <w:rPr>
-            <w:color w:val="0000EE"/>
-            <w:u w:val="single"/>
-          </w:rPr>
-          <w:t>耶13:16</w:t>
-        </w:r>
-      </w:hyperlink>
+      <w:r>
+        <w:rPr>
+          <w:lang w:val="zh_TW" w:bidi="zh_TW"/>
+        </w:rPr>
+        <w:t>耶13:16</w:t>
+      </w:r>
       <w:r>
         <w:rPr>
           <w:lang w:val="zh_TW" w:bidi="zh_TW"/>
         </w:rPr>
         <w:t>，</w:t>
       </w:r>
-      <w:hyperlink r:id="rId79">
-        <w:r>
-          <w:rPr>
-            <w:lang w:val="zh_TW" w:bidi="zh_TW"/>
-          </w:rPr>
-          <w:rPr>
-            <w:color w:val="0000EE"/>
-            <w:u w:val="single"/>
-          </w:rPr>
-          <w:t>20:11</w:t>
-        </w:r>
-      </w:hyperlink>
+      <w:r>
+        <w:rPr>
+          <w:lang w:val="zh_TW" w:bidi="zh_TW"/>
+        </w:rPr>
+        <w:t>20:11</w:t>
+      </w:r>
       <w:r>
         <w:rPr>
           <w:lang w:val="zh_TW" w:bidi="zh_TW"/>
         </w:rPr>
         <w:t>，</w:t>
       </w:r>
-      <w:hyperlink r:id="rId80">
-        <w:r>
-          <w:rPr>
-            <w:lang w:val="zh_TW" w:bidi="zh_TW"/>
-          </w:rPr>
-          <w:rPr>
-            <w:color w:val="0000EE"/>
-            <w:u w:val="single"/>
-          </w:rPr>
-          <w:t>31:7–9</w:t>
-        </w:r>
-      </w:hyperlink>
+      <w:r>
+        <w:rPr>
+          <w:lang w:val="zh_TW" w:bidi="zh_TW"/>
+        </w:rPr>
+        <w:t>31:7–9</w:t>
+      </w:r>
       <w:r>
         <w:rPr>
           <w:lang w:val="zh_TW" w:bidi="zh_TW"/>
         </w:rPr>
         <w:t>，</w:t>
       </w:r>
-      <w:hyperlink r:id="rId81">
-        <w:r>
-          <w:rPr>
-            <w:lang w:val="zh_TW" w:bidi="zh_TW"/>
-          </w:rPr>
-          <w:rPr>
-            <w:color w:val="0000EE"/>
-            <w:u w:val="single"/>
-          </w:rPr>
-          <w:t>50:31–32</w:t>
-        </w:r>
-      </w:hyperlink>
+      <w:r>
+        <w:rPr>
+          <w:lang w:val="zh_TW" w:bidi="zh_TW"/>
+        </w:rPr>
+        <w:t>50:31–32</w:t>
+      </w:r>
       <w:r>
         <w:rPr>
           <w:lang w:val="zh_TW" w:bidi="zh_TW"/>
         </w:rPr>
         <w:t>；</w:t>
       </w:r>
-      <w:hyperlink r:id="rId82">
-        <w:r>
-          <w:rPr>
-            <w:lang w:val="zh_TW" w:bidi="zh_TW"/>
-          </w:rPr>
-          <w:rPr>
-            <w:color w:val="0000EE"/>
-            <w:u w:val="single"/>
-          </w:rPr>
-          <w:t>何4:4–6</w:t>
-        </w:r>
-      </w:hyperlink>
+      <w:r>
+        <w:rPr>
+          <w:lang w:val="zh_TW" w:bidi="zh_TW"/>
+        </w:rPr>
+        <w:t>何4:4–6</w:t>
+      </w:r>
       <w:r>
         <w:rPr>
           <w:lang w:val="zh_TW" w:bidi="zh_TW"/>
         </w:rPr>
         <w:t>，</w:t>
       </w:r>
-      <w:hyperlink r:id="rId83">
-        <w:r>
-          <w:rPr>
-            <w:lang w:val="zh_TW" w:bidi="zh_TW"/>
-          </w:rPr>
-          <w:rPr>
-            <w:color w:val="0000EE"/>
-            <w:u w:val="single"/>
-          </w:rPr>
-          <w:t>5:5</w:t>
-        </w:r>
-      </w:hyperlink>
+      <w:r>
+        <w:rPr>
+          <w:lang w:val="zh_TW" w:bidi="zh_TW"/>
+        </w:rPr>
+        <w:t>5:5</w:t>
+      </w:r>
       <w:r>
         <w:rPr>
           <w:lang w:val="zh_TW" w:bidi="zh_TW"/>
         </w:rPr>
         <w:t>，</w:t>
       </w:r>
-      <w:hyperlink r:id="rId84">
-        <w:r>
-          <w:rPr>
-            <w:lang w:val="zh_TW" w:bidi="zh_TW"/>
-          </w:rPr>
-          <w:rPr>
-            <w:color w:val="0000EE"/>
-            <w:u w:val="single"/>
-          </w:rPr>
-          <w:t>14:9</w:t>
-        </w:r>
-      </w:hyperlink>
+      <w:r>
+        <w:rPr>
+          <w:lang w:val="zh_TW" w:bidi="zh_TW"/>
+        </w:rPr>
+        <w:t>14:9</w:t>
+      </w:r>
       <w:r>
         <w:rPr>
           <w:lang w:val="zh_TW" w:bidi="zh_TW"/>
         </w:rPr>
         <w:t>；</w:t>
       </w:r>
-      <w:hyperlink r:id="rId85">
-        <w:r>
-          <w:rPr>
-            <w:lang w:val="zh_TW" w:bidi="zh_TW"/>
-          </w:rPr>
-          <w:rPr>
-            <w:color w:val="0000EE"/>
-            <w:u w:val="single"/>
-          </w:rPr>
-          <w:t>瑪2:7–9</w:t>
-        </w:r>
-      </w:hyperlink>
+      <w:r>
+        <w:rPr>
+          <w:lang w:val="zh_TW" w:bidi="zh_TW"/>
+        </w:rPr>
+        <w:t>瑪2:7–9</w:t>
+      </w:r>
       <w:r>
         <w:rPr>
           <w:lang w:val="zh_TW" w:bidi="zh_TW"/>
         </w:rPr>
         <w:t>；</w:t>
       </w:r>
-      <w:hyperlink r:id="rId86">
-        <w:r>
-          <w:rPr>
-            <w:lang w:val="zh_TW" w:bidi="zh_TW"/>
-          </w:rPr>
-          <w:rPr>
-            <w:color w:val="0000EE"/>
-            <w:u w:val="single"/>
-          </w:rPr>
-          <w:t>太11:5–6</w:t>
-        </w:r>
-      </w:hyperlink>
+      <w:r>
+        <w:rPr>
+          <w:lang w:val="zh_TW" w:bidi="zh_TW"/>
+        </w:rPr>
+        <w:t>太11:5–6</w:t>
+      </w:r>
       <w:r>
         <w:rPr>
           <w:lang w:val="zh_TW" w:bidi="zh_TW"/>
         </w:rPr>
         <w:t>，</w:t>
       </w:r>
-      <w:hyperlink r:id="rId87">
-        <w:r>
-          <w:rPr>
-            <w:lang w:val="zh_TW" w:bidi="zh_TW"/>
-          </w:rPr>
-          <w:rPr>
-            <w:color w:val="0000EE"/>
-            <w:u w:val="single"/>
-          </w:rPr>
-          <w:t>13:54–58</w:t>
-        </w:r>
-      </w:hyperlink>
+      <w:r>
+        <w:rPr>
+          <w:lang w:val="zh_TW" w:bidi="zh_TW"/>
+        </w:rPr>
+        <w:t>13:54–58</w:t>
+      </w:r>
       <w:r>
         <w:rPr>
           <w:lang w:val="zh_TW" w:bidi="zh_TW"/>
         </w:rPr>
         <w:t>，</w:t>
       </w:r>
-      <w:hyperlink r:id="rId88">
-        <w:r>
-          <w:rPr>
-            <w:lang w:val="zh_TW" w:bidi="zh_TW"/>
-          </w:rPr>
-          <w:rPr>
-            <w:color w:val="0000EE"/>
-            <w:u w:val="single"/>
-          </w:rPr>
-          <w:t>17:27</w:t>
-        </w:r>
-      </w:hyperlink>
+      <w:r>
+        <w:rPr>
+          <w:lang w:val="zh_TW" w:bidi="zh_TW"/>
+        </w:rPr>
+        <w:t>17:27</w:t>
+      </w:r>
       <w:r>
         <w:rPr>
           <w:lang w:val="zh_TW" w:bidi="zh_TW"/>
         </w:rPr>
         <w:t>，</w:t>
       </w:r>
-      <w:hyperlink r:id="rId89">
-        <w:r>
-          <w:rPr>
-            <w:lang w:val="zh_TW" w:bidi="zh_TW"/>
-          </w:rPr>
-          <w:rPr>
-            <w:color w:val="0000EE"/>
-            <w:u w:val="single"/>
-          </w:rPr>
-          <w:t>21:42–46</w:t>
-        </w:r>
-      </w:hyperlink>
+      <w:r>
+        <w:rPr>
+          <w:lang w:val="zh_TW" w:bidi="zh_TW"/>
+        </w:rPr>
+        <w:t>21:42–46</w:t>
+      </w:r>
       <w:r>
         <w:rPr>
           <w:lang w:val="zh_TW" w:bidi="zh_TW"/>
         </w:rPr>
         <w:t>；</w:t>
       </w:r>
-      <w:hyperlink r:id="rId90">
-        <w:r>
-          <w:rPr>
-            <w:lang w:val="zh_TW" w:bidi="zh_TW"/>
-          </w:rPr>
-          <w:rPr>
-            <w:color w:val="0000EE"/>
-            <w:u w:val="single"/>
-          </w:rPr>
-          <w:t>可6:3</w:t>
-        </w:r>
-      </w:hyperlink>
+      <w:r>
+        <w:rPr>
+          <w:lang w:val="zh_TW" w:bidi="zh_TW"/>
+        </w:rPr>
+        <w:t>可6:3</w:t>
+      </w:r>
       <w:r>
         <w:rPr>
           <w:lang w:val="zh_TW" w:bidi="zh_TW"/>
         </w:rPr>
         <w:t>；</w:t>
       </w:r>
-      <w:hyperlink r:id="rId91">
-        <w:r>
-          <w:rPr>
-            <w:lang w:val="zh_TW" w:bidi="zh_TW"/>
-          </w:rPr>
-          <w:rPr>
-            <w:color w:val="0000EE"/>
-            <w:u w:val="single"/>
-          </w:rPr>
-          <w:t>路20:17–19</w:t>
-        </w:r>
-      </w:hyperlink>
+      <w:r>
+        <w:rPr>
+          <w:lang w:val="zh_TW" w:bidi="zh_TW"/>
+        </w:rPr>
+        <w:t>路20:17–19</w:t>
+      </w:r>
       <w:r>
         <w:rPr>
           <w:lang w:val="zh_TW" w:bidi="zh_TW"/>
         </w:rPr>
         <w:t>；</w:t>
       </w:r>
-      <w:hyperlink r:id="rId92">
-        <w:r>
-          <w:rPr>
-            <w:lang w:val="zh_TW" w:bidi="zh_TW"/>
-          </w:rPr>
-          <w:rPr>
-            <w:color w:val="0000EE"/>
-            <w:u w:val="single"/>
-          </w:rPr>
-          <w:t>約6:60–69</w:t>
-        </w:r>
-      </w:hyperlink>
+      <w:r>
+        <w:rPr>
+          <w:lang w:val="zh_TW" w:bidi="zh_TW"/>
+        </w:rPr>
+        <w:t>約6:60–69</w:t>
+      </w:r>
       <w:r>
         <w:rPr>
           <w:lang w:val="zh_TW" w:bidi="zh_TW"/>
         </w:rPr>
         <w:t>；</w:t>
       </w:r>
-      <w:hyperlink r:id="rId93">
-        <w:r>
-          <w:rPr>
-            <w:lang w:val="zh_TW" w:bidi="zh_TW"/>
-          </w:rPr>
-          <w:rPr>
-            <w:color w:val="0000EE"/>
-            <w:u w:val="single"/>
-          </w:rPr>
-          <w:t>羅9:30–33</w:t>
-        </w:r>
-      </w:hyperlink>
+      <w:r>
+        <w:rPr>
+          <w:lang w:val="zh_TW" w:bidi="zh_TW"/>
+        </w:rPr>
+        <w:t>羅9:30–33</w:t>
+      </w:r>
       <w:r>
         <w:rPr>
           <w:lang w:val="zh_TW" w:bidi="zh_TW"/>
         </w:rPr>
         <w:t>，</w:t>
       </w:r>
-      <w:hyperlink r:id="rId94">
-        <w:r>
-          <w:rPr>
-            <w:lang w:val="zh_TW" w:bidi="zh_TW"/>
-          </w:rPr>
-          <w:rPr>
-            <w:color w:val="0000EE"/>
-            <w:u w:val="single"/>
-          </w:rPr>
-          <w:t>11:7–12</w:t>
-        </w:r>
-      </w:hyperlink>
+      <w:r>
+        <w:rPr>
+          <w:lang w:val="zh_TW" w:bidi="zh_TW"/>
+        </w:rPr>
+        <w:t>11:7–12</w:t>
+      </w:r>
       <w:r>
         <w:rPr>
           <w:lang w:val="zh_TW" w:bidi="zh_TW"/>
         </w:rPr>
         <w:t>，</w:t>
       </w:r>
-      <w:hyperlink r:id="rId95">
-        <w:r>
-          <w:rPr>
-            <w:lang w:val="zh_TW" w:bidi="zh_TW"/>
-          </w:rPr>
-          <w:rPr>
-            <w:color w:val="0000EE"/>
-            <w:u w:val="single"/>
-          </w:rPr>
-          <w:t>14:12–13</w:t>
-        </w:r>
-      </w:hyperlink>
+      <w:r>
+        <w:rPr>
+          <w:lang w:val="zh_TW" w:bidi="zh_TW"/>
+        </w:rPr>
+        <w:t>14:12–13</w:t>
+      </w:r>
       <w:r>
         <w:rPr>
           <w:lang w:val="zh_TW" w:bidi="zh_TW"/>
         </w:rPr>
         <w:t>、</w:t>
       </w:r>
-      <w:hyperlink r:id="rId96">
-        <w:r>
-          <w:rPr>
-            <w:lang w:val="zh_TW" w:bidi="zh_TW"/>
-          </w:rPr>
-          <w:rPr>
-            <w:color w:val="0000EE"/>
-            <w:u w:val="single"/>
-          </w:rPr>
-          <w:t>20–21</w:t>
-        </w:r>
-      </w:hyperlink>
+      <w:r>
+        <w:rPr>
+          <w:lang w:val="zh_TW" w:bidi="zh_TW"/>
+        </w:rPr>
+        <w:t>20–21</w:t>
+      </w:r>
       <w:r>
         <w:rPr>
           <w:lang w:val="zh_TW" w:bidi="zh_TW"/>
         </w:rPr>
         <w:t>；</w:t>
       </w:r>
-      <w:hyperlink r:id="rId97">
-        <w:r>
-          <w:rPr>
-            <w:lang w:val="zh_TW" w:bidi="zh_TW"/>
-          </w:rPr>
-          <w:rPr>
-            <w:color w:val="0000EE"/>
-            <w:u w:val="single"/>
-          </w:rPr>
-          <w:t>林前1:21–23</w:t>
-        </w:r>
-      </w:hyperlink>
+      <w:r>
+        <w:rPr>
+          <w:lang w:val="zh_TW" w:bidi="zh_TW"/>
+        </w:rPr>
+        <w:t>林前1:21–23</w:t>
+      </w:r>
       <w:r>
         <w:rPr>
           <w:lang w:val="zh_TW" w:bidi="zh_TW"/>
         </w:rPr>
         <w:t>，</w:t>
       </w:r>
-      <w:hyperlink r:id="rId98">
-        <w:r>
-          <w:rPr>
-            <w:lang w:val="zh_TW" w:bidi="zh_TW"/>
-          </w:rPr>
-          <w:rPr>
-            <w:color w:val="0000EE"/>
-            <w:u w:val="single"/>
-          </w:rPr>
-          <w:t>8:9–13</w:t>
-        </w:r>
-      </w:hyperlink>
+      <w:r>
+        <w:rPr>
+          <w:lang w:val="zh_TW" w:bidi="zh_TW"/>
+        </w:rPr>
+        <w:t>8:9–13</w:t>
+      </w:r>
       <w:r>
         <w:rPr>
           <w:lang w:val="zh_TW" w:bidi="zh_TW"/>
         </w:rPr>
         <w:t>，</w:t>
       </w:r>
-      <w:hyperlink r:id="rId99">
-        <w:r>
-          <w:rPr>
-            <w:lang w:val="zh_TW" w:bidi="zh_TW"/>
-          </w:rPr>
-          <w:rPr>
-            <w:color w:val="0000EE"/>
-            <w:u w:val="single"/>
-          </w:rPr>
-          <w:t>10:31–11:1</w:t>
-        </w:r>
-      </w:hyperlink>
+      <w:r>
+        <w:rPr>
+          <w:lang w:val="zh_TW" w:bidi="zh_TW"/>
+        </w:rPr>
+        <w:t>10:31–11:1</w:t>
+      </w:r>
       <w:r>
         <w:rPr>
           <w:lang w:val="zh_TW" w:bidi="zh_TW"/>
         </w:rPr>
         <w:t>；</w:t>
       </w:r>
-      <w:hyperlink r:id="rId100">
-        <w:r>
-          <w:rPr>
-            <w:lang w:val="zh_TW" w:bidi="zh_TW"/>
-          </w:rPr>
-          <w:rPr>
-            <w:color w:val="0000EE"/>
-            <w:u w:val="single"/>
-          </w:rPr>
-          <w:t>林後6:3</w:t>
-        </w:r>
-      </w:hyperlink>
+      <w:r>
+        <w:rPr>
+          <w:lang w:val="zh_TW" w:bidi="zh_TW"/>
+        </w:rPr>
+        <w:t>林後6:3</w:t>
+      </w:r>
       <w:r>
         <w:rPr>
           <w:lang w:val="zh_TW" w:bidi="zh_TW"/>
         </w:rPr>
         <w:t>；</w:t>
       </w:r>
-      <w:hyperlink r:id="rId101">
-        <w:r>
-          <w:rPr>
-            <w:lang w:val="zh_TW" w:bidi="zh_TW"/>
-          </w:rPr>
-          <w:rPr>
-            <w:color w:val="0000EE"/>
-            <w:u w:val="single"/>
-          </w:rPr>
-          <w:t>加5:11</w:t>
-        </w:r>
-      </w:hyperlink>
+      <w:r>
+        <w:rPr>
+          <w:lang w:val="zh_TW" w:bidi="zh_TW"/>
+        </w:rPr>
+        <w:t>加5:11</w:t>
+      </w:r>
       <w:r>
         <w:rPr>
           <w:lang w:val="zh_TW" w:bidi="zh_TW"/>
         </w:rPr>
         <w:t>；</w:t>
       </w:r>
-      <w:hyperlink r:id="rId102">
-        <w:r>
-          <w:rPr>
-            <w:lang w:val="zh_TW" w:bidi="zh_TW"/>
-          </w:rPr>
-          <w:rPr>
-            <w:color w:val="0000EE"/>
-            <w:u w:val="single"/>
-          </w:rPr>
-          <w:t>彼前2:5–8</w:t>
-        </w:r>
-      </w:hyperlink>
+      <w:r>
+        <w:rPr>
+          <w:lang w:val="zh_TW" w:bidi="zh_TW"/>
+        </w:rPr>
+        <w:t>彼前2:5–8</w:t>
+      </w:r>
       <w:r>
         <w:rPr>
           <w:lang w:val="zh_TW" w:bidi="zh_TW"/>
         </w:rPr>
         <w:t>；</w:t>
       </w:r>
-      <w:hyperlink r:id="rId103">
-        <w:r>
-          <w:rPr>
-            <w:lang w:val="zh_TW" w:bidi="zh_TW"/>
-          </w:rPr>
-          <w:rPr>
-            <w:color w:val="0000EE"/>
-            <w:u w:val="single"/>
-          </w:rPr>
-          <w:t>約一2:10</w:t>
-        </w:r>
-      </w:hyperlink>
+      <w:r>
+        <w:rPr>
+          <w:lang w:val="zh_TW" w:bidi="zh_TW"/>
+        </w:rPr>
+        <w:t>約一2:10</w:t>
+      </w:r>
       <w:r>
         <w:rPr>
           <w:lang w:val="zh_TW" w:bidi="zh_TW"/>
